--- a/egypt-jan-2027/Письма_и_контакты.docx
+++ b/egypt-jan-2027/Письма_и_контакты.docx
@@ -12,7 +12,7 @@
           <w:color w:val="1F3864"/>
           <w:sz w:val="38"/>
         </w:rPr>
-        <w:t>ПИСЬМА И КУДА ИХ ОТПРАВЛЯТЬ</w:t>
+        <w:t>РЕЕСТР ПИСЕМ: КОМУ, ЧТО И КОГДА ОТПРАВЛЯТЬ</w:t>
       </w:r>
     </w:p>
     <w:p>
@@ -30,53 +30,17 @@
     </w:p>
     <w:p>
       <w:r>
-        <w:rPr>
-          <w:b/>
-        </w:rPr>
-        <w:t>О точности адресов.</w:t>
-      </w:r>
-      <w:r>
-        <w:t xml:space="preserve"> Ниже указаны официальные сайты и </w:t>
+        <w:t xml:space="preserve">Одиннадцать писем. Каждое лежит отдельным файлом в папке </w:t>
       </w:r>
       <w:r>
         <w:rPr>
-          <w:b/>
+          <w:rFonts w:ascii="Consolas" w:hAnsi="Consolas"/>
+          <w:sz w:val="19"/>
         </w:rPr>
-        <w:t>нужный отдел</w:t>
+        <w:t>Письма</w:t>
       </w:r>
       <w:r>
-        <w:t>, а не выдуманные адреса электронной почты. Конкретный адрес нужно взять с официального сайта поставщика в разделе Contact, либо получить у вашего DMC — у принимающих компаний есть прямые контакты чартерных отделов, которых нет в открытом доступе. Я не привожу адреса по памяти: письмо, ушедшее не туда, теряет неделю.</w:t>
-      </w:r>
-    </w:p>
-    <w:p>
-      <w:r>
-        <w:rPr>
-          <w:b/>
-        </w:rPr>
-        <w:t>Язык.</w:t>
-      </w:r>
-      <w:r>
-        <w:t xml:space="preserve"> Все письма поставщикам — на английском, тексты ниже готовы к отправке. Письмо клиенту — на русском.</w:t>
-      </w:r>
-    </w:p>
-    <w:p>
-      <w:r>
-        <w:rPr>
-          <w:b/>
-        </w:rPr>
-        <w:t>Правило по каждому письму.</w:t>
-      </w:r>
-      <w:r>
-        <w:t xml:space="preserve"> В ответе вам нужен </w:t>
-      </w:r>
-      <w:r>
-        <w:rPr>
-          <w:b/>
-        </w:rPr>
-        <w:t>документ</w:t>
-      </w:r>
-      <w:r>
-        <w:t>, а не фраза «всё подтверждено». Каждое письмо заканчивается просьбой прислать письменное подтверждение с номером заявки или брони.</w:t>
+        <w:t>, имя файла говорит, кому оно и о чём. Текст письма внутри файла готов к отправке.</w:t>
       </w:r>
     </w:p>
     <w:p>
@@ -97,7 +61,7 @@
           <w:color w:val="1F3864"/>
           <w:sz w:val="29"/>
         </w:rPr>
-        <w:t>КУДА ПИСАТЬ: КАРТА ПОСТАВЩИКОВ</w:t>
+        <w:t>СВОДНАЯ ТАБЛИЦА</w:t>
       </w:r>
     </w:p>
     <w:tbl>
@@ -108,15 +72,16 @@
         <w:tblLook w:firstColumn="1" w:firstRow="1" w:lastColumn="0" w:lastRow="0" w:noHBand="0" w:noVBand="1" w:val="04A0"/>
       </w:tblPr>
       <w:tblGrid>
-        <w:gridCol w:w="2465"/>
-        <w:gridCol w:w="2465"/>
-        <w:gridCol w:w="2465"/>
-        <w:gridCol w:w="2465"/>
+        <w:gridCol w:w="1972"/>
+        <w:gridCol w:w="1972"/>
+        <w:gridCol w:w="1972"/>
+        <w:gridCol w:w="1972"/>
+        <w:gridCol w:w="1972"/>
       </w:tblGrid>
       <w:tr>
         <w:tc>
           <w:tcPr>
-            <w:tcW w:type="dxa" w:w="2465"/>
+            <w:tcW w:type="dxa" w:w="1972"/>
             <w:shd w:val="clear" w:fill="1F3864"/>
           </w:tcPr>
           <w:p>
@@ -136,13 +101,13 @@
                 <w:color w:val="FFFFFF"/>
                 <w:sz w:val="19"/>
               </w:rPr>
-              <w:t>Кому</w:t>
+              <w:t>№</w:t>
             </w:r>
           </w:p>
         </w:tc>
         <w:tc>
           <w:tcPr>
-            <w:tcW w:type="dxa" w:w="2465"/>
+            <w:tcW w:type="dxa" w:w="1972"/>
             <w:shd w:val="clear" w:fill="1F3864"/>
           </w:tcPr>
           <w:p>
@@ -162,13 +127,13 @@
                 <w:color w:val="FFFFFF"/>
                 <w:sz w:val="19"/>
               </w:rPr>
-              <w:t>Канал</w:t>
+              <w:t>Название письма</w:t>
             </w:r>
           </w:p>
         </w:tc>
         <w:tc>
           <w:tcPr>
-            <w:tcW w:type="dxa" w:w="2465"/>
+            <w:tcW w:type="dxa" w:w="1972"/>
             <w:shd w:val="clear" w:fill="1F3864"/>
           </w:tcPr>
           <w:p>
@@ -188,13 +153,13 @@
                 <w:color w:val="FFFFFF"/>
                 <w:sz w:val="19"/>
               </w:rPr>
-              <w:t>Какой отдел просить</w:t>
+              <w:t>Кому</w:t>
             </w:r>
           </w:p>
         </w:tc>
         <w:tc>
           <w:tcPr>
-            <w:tcW w:type="dxa" w:w="2465"/>
+            <w:tcW w:type="dxa" w:w="1972"/>
             <w:shd w:val="clear" w:fill="1F3864"/>
           </w:tcPr>
           <w:p>
@@ -214,7 +179,33 @@
                 <w:color w:val="FFFFFF"/>
                 <w:sz w:val="19"/>
               </w:rPr>
-              <w:t>Приоритет</w:t>
+              <w:t>В какой отдел</w:t>
+            </w:r>
+          </w:p>
+        </w:tc>
+        <w:tc>
+          <w:tcPr>
+            <w:tcW w:type="dxa" w:w="1972"/>
+            <w:shd w:val="clear" w:fill="1F3864"/>
+          </w:tcPr>
+          <w:p>
+            <w:pPr>
+              <w:spacing w:after="40"/>
+            </w:pPr>
+            <w:r>
+              <w:rPr>
+                <w:b/>
+                <w:color w:val="FFFFFF"/>
+                <w:sz w:val="19"/>
+              </w:rPr>
+            </w:r>
+            <w:r>
+              <w:rPr>
+                <w:b/>
+                <w:color w:val="FFFFFF"/>
+                <w:sz w:val="19"/>
+              </w:rPr>
+              <w:t>Когда отправить</w:t>
             </w:r>
           </w:p>
         </w:tc>
@@ -222,7 +213,7 @@
       <w:tr>
         <w:tc>
           <w:tcPr>
-            <w:tcW w:type="dxa" w:w="2465"/>
+            <w:tcW w:type="dxa" w:w="1972"/>
           </w:tcPr>
           <w:p>
             <w:pPr>
@@ -235,16 +226,15 @@
             </w:r>
             <w:r>
               <w:rPr>
-                <w:b/>
-                <w:sz w:val="19"/>
-              </w:rPr>
-              <w:t>Sanctuary Sun Boat III</w:t>
+                <w:sz w:val="19"/>
+              </w:rPr>
+              <w:t>01</w:t>
             </w:r>
           </w:p>
         </w:tc>
         <w:tc>
           <w:tcPr>
-            <w:tcW w:type="dxa" w:w="2465"/>
+            <w:tcW w:type="dxa" w:w="1972"/>
           </w:tcPr>
           <w:p>
             <w:pPr>
@@ -259,13 +249,13 @@
               <w:rPr>
                 <w:sz w:val="19"/>
               </w:rPr>
-              <w:t>abercrombiekent.com, sanctuaryretreats.com; офис A&amp;K в Каире</w:t>
+              <w:t>Запрос полного фрахта судна</w:t>
             </w:r>
           </w:p>
         </w:tc>
         <w:tc>
           <w:tcPr>
-            <w:tcW w:type="dxa" w:w="2465"/>
+            <w:tcW w:type="dxa" w:w="1972"/>
           </w:tcPr>
           <w:p>
             <w:pPr>
@@ -280,13 +270,13 @@
               <w:rPr>
                 <w:sz w:val="19"/>
               </w:rPr>
-              <w:t>Charters &amp; Private Groups</w:t>
+              <w:t>Судовым операторам: Sun Boat III, Oberoi, дахабии</w:t>
             </w:r>
           </w:p>
         </w:tc>
         <w:tc>
           <w:tcPr>
-            <w:tcW w:type="dxa" w:w="2465"/>
+            <w:tcW w:type="dxa" w:w="1972"/>
           </w:tcPr>
           <w:p>
             <w:pPr>
@@ -301,7 +291,29 @@
               <w:rPr>
                 <w:sz w:val="19"/>
               </w:rPr>
-              <w:t>1</w:t>
+              <w:t>Charters &amp; Private Groups</w:t>
+            </w:r>
+          </w:p>
+        </w:tc>
+        <w:tc>
+          <w:tcPr>
+            <w:tcW w:type="dxa" w:w="1972"/>
+          </w:tcPr>
+          <w:p>
+            <w:pPr>
+              <w:spacing w:after="40"/>
+            </w:pPr>
+            <w:r>
+              <w:rPr>
+                <w:sz w:val="19"/>
+              </w:rPr>
+            </w:r>
+            <w:r>
+              <w:rPr>
+                <w:b/>
+                <w:sz w:val="19"/>
+              </w:rPr>
+              <w:t>сегодня</w:t>
             </w:r>
           </w:p>
         </w:tc>
@@ -309,7 +321,7 @@
       <w:tr>
         <w:tc>
           <w:tcPr>
-            <w:tcW w:type="dxa" w:w="2465"/>
+            <w:tcW w:type="dxa" w:w="1972"/>
             <w:shd w:val="clear" w:fill="F2F5FA"/>
           </w:tcPr>
           <w:p>
@@ -323,16 +335,15 @@
             </w:r>
             <w:r>
               <w:rPr>
-                <w:b/>
-                <w:sz w:val="19"/>
-              </w:rPr>
-              <w:t>Oberoi Philae / Oberoi Zahra</w:t>
+                <w:sz w:val="19"/>
+              </w:rPr>
+              <w:t>02</w:t>
             </w:r>
           </w:p>
         </w:tc>
         <w:tc>
           <w:tcPr>
-            <w:tcW w:type="dxa" w:w="2465"/>
+            <w:tcW w:type="dxa" w:w="1972"/>
             <w:shd w:val="clear" w:fill="F2F5FA"/>
           </w:tcPr>
           <w:p>
@@ -348,13 +359,13 @@
               <w:rPr>
                 <w:sz w:val="19"/>
               </w:rPr>
-              <w:t>oberoihotels.com, раздел Nile Cruiser</w:t>
+              <w:t>Запрос наземных услуг</w:t>
             </w:r>
           </w:p>
         </w:tc>
         <w:tc>
           <w:tcPr>
-            <w:tcW w:type="dxa" w:w="2465"/>
+            <w:tcW w:type="dxa" w:w="1972"/>
             <w:shd w:val="clear" w:fill="F2F5FA"/>
           </w:tcPr>
           <w:p>
@@ -370,13 +381,13 @@
               <w:rPr>
                 <w:sz w:val="19"/>
               </w:rPr>
-              <w:t>Group &amp; Charter Reservations</w:t>
+              <w:t>Принимающей компании, 2–3 кандидата</w:t>
             </w:r>
           </w:p>
         </w:tc>
         <w:tc>
           <w:tcPr>
-            <w:tcW w:type="dxa" w:w="2465"/>
+            <w:tcW w:type="dxa" w:w="1972"/>
             <w:shd w:val="clear" w:fill="F2F5FA"/>
           </w:tcPr>
           <w:p>
@@ -392,7 +403,29 @@
               <w:rPr>
                 <w:sz w:val="19"/>
               </w:rPr>
-              <w:t>1</w:t>
+              <w:t>Incoming / MICE</w:t>
+            </w:r>
+          </w:p>
+        </w:tc>
+        <w:tc>
+          <w:tcPr>
+            <w:tcW w:type="dxa" w:w="1972"/>
+            <w:shd w:val="clear" w:fill="F2F5FA"/>
+          </w:tcPr>
+          <w:p>
+            <w:pPr>
+              <w:spacing w:after="40"/>
+            </w:pPr>
+            <w:r>
+              <w:rPr>
+                <w:sz w:val="19"/>
+              </w:rPr>
+            </w:r>
+            <w:r>
+              <w:rPr>
+                <w:sz w:val="19"/>
+              </w:rPr>
+              <w:t>в течение 3 дней</w:t>
             </w:r>
           </w:p>
         </w:tc>
@@ -400,7 +433,7 @@
       <w:tr>
         <w:tc>
           <w:tcPr>
-            <w:tcW w:type="dxa" w:w="2465"/>
+            <w:tcW w:type="dxa" w:w="1972"/>
           </w:tcPr>
           <w:p>
             <w:pPr>
@@ -413,22 +446,15 @@
             </w:r>
             <w:r>
               <w:rPr>
-                <w:b/>
-                <w:sz w:val="19"/>
-              </w:rPr>
-              <w:t>Дахабии</w:t>
-            </w:r>
-            <w:r>
-              <w:rPr>
-                <w:sz w:val="19"/>
-              </w:rPr>
-              <w:t xml:space="preserve"> (Sekhmet, Kemet, Nour El Nil, Zein Nile Chateau и др.)</w:t>
+                <w:sz w:val="19"/>
+              </w:rPr>
+              <w:t>03</w:t>
             </w:r>
           </w:p>
         </w:tc>
         <w:tc>
           <w:tcPr>
-            <w:tcW w:type="dxa" w:w="2465"/>
+            <w:tcW w:type="dxa" w:w="1972"/>
           </w:tcPr>
           <w:p>
             <w:pPr>
@@ -443,20 +469,13 @@
               <w:rPr>
                 <w:sz w:val="19"/>
               </w:rPr>
-              <w:t xml:space="preserve">Официальный сайт каждого оператора, раздел Contact / Charter. Для Sekhmet в поиске фигурирует njtoursdahabiya.com — </w:t>
-            </w:r>
-            <w:r>
-              <w:rPr>
-                <w:b/>
-                <w:sz w:val="19"/>
-              </w:rPr>
-              <w:t>проверить подлинность сайта перед перепиской</w:t>
+              <w:t>Ночное посещение Гизы</w:t>
             </w:r>
           </w:p>
         </w:tc>
         <w:tc>
           <w:tcPr>
-            <w:tcW w:type="dxa" w:w="2465"/>
+            <w:tcW w:type="dxa" w:w="1972"/>
           </w:tcPr>
           <w:p>
             <w:pPr>
@@ -471,13 +490,13 @@
               <w:rPr>
                 <w:sz w:val="19"/>
               </w:rPr>
-              <w:t>Charter</w:t>
+              <w:t>Подрядчику спецдоступов</w:t>
             </w:r>
           </w:p>
         </w:tc>
         <w:tc>
           <w:tcPr>
-            <w:tcW w:type="dxa" w:w="2465"/>
+            <w:tcW w:type="dxa" w:w="1972"/>
           </w:tcPr>
           <w:p>
             <w:pPr>
@@ -492,7 +511,29 @@
               <w:rPr>
                 <w:sz w:val="19"/>
               </w:rPr>
-              <w:t>2</w:t>
+              <w:t>Permits</w:t>
+            </w:r>
+          </w:p>
+        </w:tc>
+        <w:tc>
+          <w:tcPr>
+            <w:tcW w:type="dxa" w:w="1972"/>
+          </w:tcPr>
+          <w:p>
+            <w:pPr>
+              <w:spacing w:after="40"/>
+            </w:pPr>
+            <w:r>
+              <w:rPr>
+                <w:sz w:val="19"/>
+              </w:rPr>
+            </w:r>
+            <w:r>
+              <w:rPr>
+                <w:b/>
+                <w:sz w:val="19"/>
+              </w:rPr>
+              <w:t>сегодня</w:t>
             </w:r>
           </w:p>
         </w:tc>
@@ -500,7 +541,7 @@
       <w:tr>
         <w:tc>
           <w:tcPr>
-            <w:tcW w:type="dxa" w:w="2465"/>
+            <w:tcW w:type="dxa" w:w="1972"/>
             <w:shd w:val="clear" w:fill="F2F5FA"/>
           </w:tcPr>
           <w:p>
@@ -514,16 +555,15 @@
             </w:r>
             <w:r>
               <w:rPr>
-                <w:b/>
-                <w:sz w:val="19"/>
-              </w:rPr>
-              <w:t>Принимающая компания (DMC)</w:t>
+                <w:sz w:val="19"/>
+              </w:rPr>
+              <w:t>04</w:t>
             </w:r>
           </w:p>
         </w:tc>
         <w:tc>
           <w:tcPr>
-            <w:tcW w:type="dxa" w:w="2465"/>
+            <w:tcW w:type="dxa" w:w="1972"/>
             <w:shd w:val="clear" w:fill="F2F5FA"/>
           </w:tcPr>
           <w:p>
@@ -539,13 +579,13 @@
               <w:rPr>
                 <w:sz w:val="19"/>
               </w:rPr>
-              <w:t>2–3 лицензированных DMC с опытом чартеров и спецдоступов. Просить референсы по аналогичным группам</w:t>
+              <w:t>Приватное посещение Филе и показ</w:t>
             </w:r>
           </w:p>
         </w:tc>
         <w:tc>
           <w:tcPr>
-            <w:tcW w:type="dxa" w:w="2465"/>
+            <w:tcW w:type="dxa" w:w="1972"/>
             <w:shd w:val="clear" w:fill="F2F5FA"/>
           </w:tcPr>
           <w:p>
@@ -561,13 +601,13 @@
               <w:rPr>
                 <w:sz w:val="19"/>
               </w:rPr>
-              <w:t>Incoming / MICE</w:t>
+              <w:t>Подрядчику спецдоступов</w:t>
             </w:r>
           </w:p>
         </w:tc>
         <w:tc>
           <w:tcPr>
-            <w:tcW w:type="dxa" w:w="2465"/>
+            <w:tcW w:type="dxa" w:w="1972"/>
             <w:shd w:val="clear" w:fill="F2F5FA"/>
           </w:tcPr>
           <w:p>
@@ -583,7 +623,29 @@
               <w:rPr>
                 <w:sz w:val="19"/>
               </w:rPr>
-              <w:t>1</w:t>
+              <w:t>Permits</w:t>
+            </w:r>
+          </w:p>
+        </w:tc>
+        <w:tc>
+          <w:tcPr>
+            <w:tcW w:type="dxa" w:w="1972"/>
+            <w:shd w:val="clear" w:fill="F2F5FA"/>
+          </w:tcPr>
+          <w:p>
+            <w:pPr>
+              <w:spacing w:after="40"/>
+            </w:pPr>
+            <w:r>
+              <w:rPr>
+                <w:sz w:val="19"/>
+              </w:rPr>
+            </w:r>
+            <w:r>
+              <w:rPr>
+                <w:sz w:val="19"/>
+              </w:rPr>
+              <w:t>после ответов судов</w:t>
             </w:r>
           </w:p>
         </w:tc>
@@ -591,7 +653,7 @@
       <w:tr>
         <w:tc>
           <w:tcPr>
-            <w:tcW w:type="dxa" w:w="2465"/>
+            <w:tcW w:type="dxa" w:w="1972"/>
           </w:tcPr>
           <w:p>
             <w:pPr>
@@ -604,16 +666,15 @@
             </w:r>
             <w:r>
               <w:rPr>
-                <w:b/>
-                <w:sz w:val="19"/>
-              </w:rPr>
-              <w:t>Подрядчик спецдоступов</w:t>
+                <w:sz w:val="19"/>
+              </w:rPr>
+              <w:t>05</w:t>
             </w:r>
           </w:p>
         </w:tc>
         <w:tc>
           <w:tcPr>
-            <w:tcW w:type="dxa" w:w="2465"/>
+            <w:tcW w:type="dxa" w:w="1972"/>
           </w:tcPr>
           <w:p>
             <w:pPr>
@@ -628,13 +689,13 @@
               <w:rPr>
                 <w:sz w:val="19"/>
               </w:rPr>
-              <w:t>Через DMC, плюс прямая переписка. Требовать подтверждение опыта оформления ночных разрешений</w:t>
+              <w:t>Гала-ужин и письменный ответ по номерам</w:t>
             </w:r>
           </w:p>
         </w:tc>
         <w:tc>
           <w:tcPr>
-            <w:tcW w:type="dxa" w:w="2465"/>
+            <w:tcW w:type="dxa" w:w="1972"/>
           </w:tcPr>
           <w:p>
             <w:pPr>
@@ -649,13 +710,13 @@
               <w:rPr>
                 <w:sz w:val="19"/>
               </w:rPr>
-              <w:t>Permits</w:t>
+              <w:t>Mandarin Oriental, Old Cataract, Асуан</w:t>
             </w:r>
           </w:p>
         </w:tc>
         <w:tc>
           <w:tcPr>
-            <w:tcW w:type="dxa" w:w="2465"/>
+            <w:tcW w:type="dxa" w:w="1972"/>
           </w:tcPr>
           <w:p>
             <w:pPr>
@@ -668,9 +729,37 @@
             </w:r>
             <w:r>
               <w:rPr>
-                <w:sz w:val="19"/>
-              </w:rPr>
-              <w:t>1</w:t>
+                <w:b/>
+                <w:sz w:val="19"/>
+              </w:rPr>
+              <w:t>Events &amp; Catering</w:t>
+            </w:r>
+            <w:r>
+              <w:rPr>
+                <w:sz w:val="19"/>
+              </w:rPr>
+              <w:t>, не Reservations</w:t>
+            </w:r>
+          </w:p>
+        </w:tc>
+        <w:tc>
+          <w:tcPr>
+            <w:tcW w:type="dxa" w:w="1972"/>
+          </w:tcPr>
+          <w:p>
+            <w:pPr>
+              <w:spacing w:after="40"/>
+            </w:pPr>
+            <w:r>
+              <w:rPr>
+                <w:sz w:val="19"/>
+              </w:rPr>
+            </w:r>
+            <w:r>
+              <w:rPr>
+                <w:sz w:val="19"/>
+              </w:rPr>
+              <w:t>в течение 3 дней</w:t>
             </w:r>
           </w:p>
         </w:tc>
@@ -678,7 +767,7 @@
       <w:tr>
         <w:tc>
           <w:tcPr>
-            <w:tcW w:type="dxa" w:w="2465"/>
+            <w:tcW w:type="dxa" w:w="1972"/>
             <w:shd w:val="clear" w:fill="F2F5FA"/>
           </w:tcPr>
           <w:p>
@@ -692,16 +781,15 @@
             </w:r>
             <w:r>
               <w:rPr>
-                <w:b/>
-                <w:sz w:val="19"/>
-              </w:rPr>
-              <w:t>Mandarin Oriental, Old Cataract, Aswan</w:t>
+                <w:sz w:val="19"/>
+              </w:rPr>
+              <w:t>06</w:t>
             </w:r>
           </w:p>
         </w:tc>
         <w:tc>
           <w:tcPr>
-            <w:tcW w:type="dxa" w:w="2465"/>
+            <w:tcW w:type="dxa" w:w="1972"/>
             <w:shd w:val="clear" w:fill="F2F5FA"/>
           </w:tcPr>
           <w:p>
@@ -717,13 +805,13 @@
               <w:rPr>
                 <w:sz w:val="19"/>
               </w:rPr>
-              <w:t>mandarinoriental.com/en/aswan/old-cataract, раздел Contact</w:t>
+              <w:t>Блок номеров в Каире</w:t>
             </w:r>
           </w:p>
         </w:tc>
         <w:tc>
           <w:tcPr>
-            <w:tcW w:type="dxa" w:w="2465"/>
+            <w:tcW w:type="dxa" w:w="1972"/>
             <w:shd w:val="clear" w:fill="F2F5FA"/>
           </w:tcPr>
           <w:p>
@@ -737,22 +825,15 @@
             </w:r>
             <w:r>
               <w:rPr>
-                <w:b/>
-                <w:sz w:val="19"/>
-              </w:rPr>
-              <w:t>Events &amp; Catering</w:t>
-            </w:r>
-            <w:r>
-              <w:rPr>
-                <w:sz w:val="19"/>
-              </w:rPr>
-              <w:t xml:space="preserve"> — отдельно от Reservations</w:t>
+                <w:sz w:val="19"/>
+              </w:rPr>
+              <w:t>Marriott Mena House</w:t>
             </w:r>
           </w:p>
         </w:tc>
         <w:tc>
           <w:tcPr>
-            <w:tcW w:type="dxa" w:w="2465"/>
+            <w:tcW w:type="dxa" w:w="1972"/>
             <w:shd w:val="clear" w:fill="F2F5FA"/>
           </w:tcPr>
           <w:p>
@@ -768,7 +849,29 @@
               <w:rPr>
                 <w:sz w:val="19"/>
               </w:rPr>
-              <w:t>1</w:t>
+              <w:t>Group Sales / Sales &amp; Events</w:t>
+            </w:r>
+          </w:p>
+        </w:tc>
+        <w:tc>
+          <w:tcPr>
+            <w:tcW w:type="dxa" w:w="1972"/>
+            <w:shd w:val="clear" w:fill="F2F5FA"/>
+          </w:tcPr>
+          <w:p>
+            <w:pPr>
+              <w:spacing w:after="40"/>
+            </w:pPr>
+            <w:r>
+              <w:rPr>
+                <w:sz w:val="19"/>
+              </w:rPr>
+            </w:r>
+            <w:r>
+              <w:rPr>
+                <w:sz w:val="19"/>
+              </w:rPr>
+              <w:t>после выбора судна</w:t>
             </w:r>
           </w:p>
         </w:tc>
@@ -776,7 +879,7 @@
       <w:tr>
         <w:tc>
           <w:tcPr>
-            <w:tcW w:type="dxa" w:w="2465"/>
+            <w:tcW w:type="dxa" w:w="1972"/>
           </w:tcPr>
           <w:p>
             <w:pPr>
@@ -789,16 +892,15 @@
             </w:r>
             <w:r>
               <w:rPr>
-                <w:b/>
-                <w:sz w:val="19"/>
-              </w:rPr>
-              <w:t>Marriott Mena House, Cairo</w:t>
+                <w:sz w:val="19"/>
+              </w:rPr>
+              <w:t>07</w:t>
             </w:r>
           </w:p>
         </w:tc>
         <w:tc>
           <w:tcPr>
-            <w:tcW w:type="dxa" w:w="2465"/>
+            <w:tcW w:type="dxa" w:w="1972"/>
           </w:tcPr>
           <w:p>
             <w:pPr>
@@ -813,13 +915,13 @@
               <w:rPr>
                 <w:sz w:val="19"/>
               </w:rPr>
-              <w:t>marriott.com, страница отеля</w:t>
+              <w:t>Блок номеров в Луксоре</w:t>
             </w:r>
           </w:p>
         </w:tc>
         <w:tc>
           <w:tcPr>
-            <w:tcW w:type="dxa" w:w="2465"/>
+            <w:tcW w:type="dxa" w:w="1972"/>
           </w:tcPr>
           <w:p>
             <w:pPr>
@@ -834,13 +936,13 @@
               <w:rPr>
                 <w:sz w:val="19"/>
               </w:rPr>
-              <w:t>Group Sales / Sales &amp; Events</w:t>
+              <w:t>Hilton Luxor Resort &amp; Spa</w:t>
             </w:r>
           </w:p>
         </w:tc>
         <w:tc>
           <w:tcPr>
-            <w:tcW w:type="dxa" w:w="2465"/>
+            <w:tcW w:type="dxa" w:w="1972"/>
           </w:tcPr>
           <w:p>
             <w:pPr>
@@ -855,7 +957,28 @@
               <w:rPr>
                 <w:sz w:val="19"/>
               </w:rPr>
-              <w:t>2</w:t>
+              <w:t>Group Reservations</w:t>
+            </w:r>
+          </w:p>
+        </w:tc>
+        <w:tc>
+          <w:tcPr>
+            <w:tcW w:type="dxa" w:w="1972"/>
+          </w:tcPr>
+          <w:p>
+            <w:pPr>
+              <w:spacing w:after="40"/>
+            </w:pPr>
+            <w:r>
+              <w:rPr>
+                <w:sz w:val="19"/>
+              </w:rPr>
+            </w:r>
+            <w:r>
+              <w:rPr>
+                <w:sz w:val="19"/>
+              </w:rPr>
+              <w:t>только если выбран вариант II</w:t>
             </w:r>
           </w:p>
         </w:tc>
@@ -863,7 +986,7 @@
       <w:tr>
         <w:tc>
           <w:tcPr>
-            <w:tcW w:type="dxa" w:w="2465"/>
+            <w:tcW w:type="dxa" w:w="1972"/>
             <w:shd w:val="clear" w:fill="F2F5FA"/>
           </w:tcPr>
           <w:p>
@@ -877,22 +1000,15 @@
             </w:r>
             <w:r>
               <w:rPr>
-                <w:b/>
-                <w:sz w:val="19"/>
-              </w:rPr>
-              <w:t>Hilton Luxor Resort &amp; Spa</w:t>
-            </w:r>
-            <w:r>
-              <w:rPr>
-                <w:sz w:val="19"/>
-              </w:rPr>
-              <w:t xml:space="preserve"> (вариант B)</w:t>
+                <w:sz w:val="19"/>
+              </w:rPr>
+              <w:t>08</w:t>
             </w:r>
           </w:p>
         </w:tc>
         <w:tc>
           <w:tcPr>
-            <w:tcW w:type="dxa" w:w="2465"/>
+            <w:tcW w:type="dxa" w:w="1972"/>
             <w:shd w:val="clear" w:fill="F2F5FA"/>
           </w:tcPr>
           <w:p>
@@ -908,13 +1024,13 @@
               <w:rPr>
                 <w:sz w:val="19"/>
               </w:rPr>
-              <w:t>hilton.com, страница отеля</w:t>
+              <w:t>Блок номеров в Асуане</w:t>
             </w:r>
           </w:p>
         </w:tc>
         <w:tc>
           <w:tcPr>
-            <w:tcW w:type="dxa" w:w="2465"/>
+            <w:tcW w:type="dxa" w:w="1972"/>
             <w:shd w:val="clear" w:fill="F2F5FA"/>
           </w:tcPr>
           <w:p>
@@ -930,13 +1046,13 @@
               <w:rPr>
                 <w:sz w:val="19"/>
               </w:rPr>
-              <w:t>Group Reservations</w:t>
+              <w:t>Mövenpick Resort Aswan</w:t>
             </w:r>
           </w:p>
         </w:tc>
         <w:tc>
           <w:tcPr>
-            <w:tcW w:type="dxa" w:w="2465"/>
+            <w:tcW w:type="dxa" w:w="1972"/>
             <w:shd w:val="clear" w:fill="F2F5FA"/>
           </w:tcPr>
           <w:p>
@@ -952,7 +1068,29 @@
               <w:rPr>
                 <w:sz w:val="19"/>
               </w:rPr>
-              <w:t>3</w:t>
+              <w:t>Group Reservations</w:t>
+            </w:r>
+          </w:p>
+        </w:tc>
+        <w:tc>
+          <w:tcPr>
+            <w:tcW w:type="dxa" w:w="1972"/>
+            <w:shd w:val="clear" w:fill="F2F5FA"/>
+          </w:tcPr>
+          <w:p>
+            <w:pPr>
+              <w:spacing w:after="40"/>
+            </w:pPr>
+            <w:r>
+              <w:rPr>
+                <w:sz w:val="19"/>
+              </w:rPr>
+            </w:r>
+            <w:r>
+              <w:rPr>
+                <w:sz w:val="19"/>
+              </w:rPr>
+              <w:t>после выбора судна</w:t>
             </w:r>
           </w:p>
         </w:tc>
@@ -960,7 +1098,7 @@
       <w:tr>
         <w:tc>
           <w:tcPr>
-            <w:tcW w:type="dxa" w:w="2465"/>
+            <w:tcW w:type="dxa" w:w="1972"/>
           </w:tcPr>
           <w:p>
             <w:pPr>
@@ -973,16 +1111,15 @@
             </w:r>
             <w:r>
               <w:rPr>
-                <w:b/>
-                <w:sz w:val="19"/>
-              </w:rPr>
-              <w:t>Mövenpick Resort Aswan</w:t>
+                <w:sz w:val="19"/>
+              </w:rPr>
+              <w:t>09</w:t>
             </w:r>
           </w:p>
         </w:tc>
         <w:tc>
           <w:tcPr>
-            <w:tcW w:type="dxa" w:w="2465"/>
+            <w:tcW w:type="dxa" w:w="1972"/>
           </w:tcPr>
           <w:p>
             <w:pPr>
@@ -997,13 +1134,13 @@
               <w:rPr>
                 <w:sz w:val="19"/>
               </w:rPr>
-              <w:t>movenpick.com / all.accor.com, страница отеля</w:t>
+              <w:t>Приватный полёт на воздушном шаре</w:t>
             </w:r>
           </w:p>
         </w:tc>
         <w:tc>
           <w:tcPr>
-            <w:tcW w:type="dxa" w:w="2465"/>
+            <w:tcW w:type="dxa" w:w="1972"/>
           </w:tcPr>
           <w:p>
             <w:pPr>
@@ -1018,13 +1155,13 @@
               <w:rPr>
                 <w:sz w:val="19"/>
               </w:rPr>
-              <w:t>Group Reservations</w:t>
+              <w:t>Лицензированному оператору шаров, Луксор</w:t>
             </w:r>
           </w:p>
         </w:tc>
         <w:tc>
           <w:tcPr>
-            <w:tcW w:type="dxa" w:w="2465"/>
+            <w:tcW w:type="dxa" w:w="1972"/>
           </w:tcPr>
           <w:p>
             <w:pPr>
@@ -1039,7 +1176,28 @@
               <w:rPr>
                 <w:sz w:val="19"/>
               </w:rPr>
-              <w:t>2</w:t>
+              <w:t>Reservations</w:t>
+            </w:r>
+          </w:p>
+        </w:tc>
+        <w:tc>
+          <w:tcPr>
+            <w:tcW w:type="dxa" w:w="1972"/>
+          </w:tcPr>
+          <w:p>
+            <w:pPr>
+              <w:spacing w:after="40"/>
+            </w:pPr>
+            <w:r>
+              <w:rPr>
+                <w:sz w:val="19"/>
+              </w:rPr>
+            </w:r>
+            <w:r>
+              <w:rPr>
+                <w:sz w:val="19"/>
+              </w:rPr>
+              <w:t>ноябрь 2026</w:t>
             </w:r>
           </w:p>
         </w:tc>
@@ -1047,7 +1205,7 @@
       <w:tr>
         <w:tc>
           <w:tcPr>
-            <w:tcW w:type="dxa" w:w="2465"/>
+            <w:tcW w:type="dxa" w:w="1972"/>
             <w:shd w:val="clear" w:fill="F2F5FA"/>
           </w:tcPr>
           <w:p>
@@ -1061,22 +1219,15 @@
             </w:r>
             <w:r>
               <w:rPr>
-                <w:b/>
-                <w:sz w:val="19"/>
-              </w:rPr>
-              <w:t>Pyramisa Isis Island Aswan</w:t>
-            </w:r>
-            <w:r>
-              <w:rPr>
-                <w:sz w:val="19"/>
-              </w:rPr>
-              <w:t xml:space="preserve"> (резерв)</w:t>
+                <w:sz w:val="19"/>
+              </w:rPr>
+              <w:t>10</w:t>
             </w:r>
           </w:p>
         </w:tc>
         <w:tc>
           <w:tcPr>
-            <w:tcW w:type="dxa" w:w="2465"/>
+            <w:tcW w:type="dxa" w:w="1972"/>
             <w:shd w:val="clear" w:fill="F2F5FA"/>
           </w:tcPr>
           <w:p>
@@ -1092,13 +1243,13 @@
               <w:rPr>
                 <w:sz w:val="19"/>
               </w:rPr>
-              <w:t>Сайт сети Pyramisa</w:t>
+              <w:t>Внутренние перелёты на группу</w:t>
             </w:r>
           </w:p>
         </w:tc>
         <w:tc>
           <w:tcPr>
-            <w:tcW w:type="dxa" w:w="2465"/>
+            <w:tcW w:type="dxa" w:w="1972"/>
             <w:shd w:val="clear" w:fill="F2F5FA"/>
           </w:tcPr>
           <w:p>
@@ -1114,13 +1265,13 @@
               <w:rPr>
                 <w:sz w:val="19"/>
               </w:rPr>
-              <w:t>Group Reservations</w:t>
+              <w:t>EgyptAir, либо Nile Air, либо через DMC</w:t>
             </w:r>
           </w:p>
         </w:tc>
         <w:tc>
           <w:tcPr>
-            <w:tcW w:type="dxa" w:w="2465"/>
+            <w:tcW w:type="dxa" w:w="1972"/>
             <w:shd w:val="clear" w:fill="F2F5FA"/>
           </w:tcPr>
           <w:p>
@@ -1136,7 +1287,29 @@
               <w:rPr>
                 <w:sz w:val="19"/>
               </w:rPr>
-              <w:t>4</w:t>
+              <w:t>Group Desk</w:t>
+            </w:r>
+          </w:p>
+        </w:tc>
+        <w:tc>
+          <w:tcPr>
+            <w:tcW w:type="dxa" w:w="1972"/>
+            <w:shd w:val="clear" w:fill="F2F5FA"/>
+          </w:tcPr>
+          <w:p>
+            <w:pPr>
+              <w:spacing w:after="40"/>
+            </w:pPr>
+            <w:r>
+              <w:rPr>
+                <w:sz w:val="19"/>
+              </w:rPr>
+            </w:r>
+            <w:r>
+              <w:rPr>
+                <w:sz w:val="19"/>
+              </w:rPr>
+              <w:t>в течение 3 дней</w:t>
             </w:r>
           </w:p>
         </w:tc>
@@ -1144,7 +1317,7 @@
       <w:tr>
         <w:tc>
           <w:tcPr>
-            <w:tcW w:type="dxa" w:w="2465"/>
+            <w:tcW w:type="dxa" w:w="1972"/>
           </w:tcPr>
           <w:p>
             <w:pPr>
@@ -1157,16 +1330,15 @@
             </w:r>
             <w:r>
               <w:rPr>
-                <w:b/>
-                <w:sz w:val="19"/>
-              </w:rPr>
-              <w:t>Оператор воздушных шаров, Луксор</w:t>
+                <w:sz w:val="19"/>
+              </w:rPr>
+              <w:t>11</w:t>
             </w:r>
           </w:p>
         </w:tc>
         <w:tc>
           <w:tcPr>
-            <w:tcW w:type="dxa" w:w="2465"/>
+            <w:tcW w:type="dxa" w:w="1972"/>
           </w:tcPr>
           <w:p>
             <w:pPr>
@@ -1181,20 +1353,13 @@
               <w:rPr>
                 <w:sz w:val="19"/>
               </w:rPr>
-              <w:t xml:space="preserve">Лицензированные операторы Луксора. </w:t>
-            </w:r>
-            <w:r>
-              <w:rPr>
-                <w:b/>
-                <w:sz w:val="19"/>
-              </w:rPr>
-              <w:t>Обязательно проверить лицензию Управления гражданской авиации Египта (ECAA)</w:t>
+              <w:t>Предложение и вопросы</w:t>
             </w:r>
           </w:p>
         </w:tc>
         <w:tc>
           <w:tcPr>
-            <w:tcW w:type="dxa" w:w="2465"/>
+            <w:tcW w:type="dxa" w:w="1972"/>
           </w:tcPr>
           <w:p>
             <w:pPr>
@@ -1207,15 +1372,16 @@
             </w:r>
             <w:r>
               <w:rPr>
-                <w:sz w:val="19"/>
-              </w:rPr>
-              <w:t>Reservations</w:t>
+                <w:b/>
+                <w:sz w:val="19"/>
+              </w:rPr>
+              <w:t>Клиенту</w:t>
             </w:r>
           </w:p>
         </w:tc>
         <w:tc>
           <w:tcPr>
-            <w:tcW w:type="dxa" w:w="2465"/>
+            <w:tcW w:type="dxa" w:w="1972"/>
           </w:tcPr>
           <w:p>
             <w:pPr>
@@ -1230,16 +1396,13 @@
               <w:rPr>
                 <w:sz w:val="19"/>
               </w:rPr>
-              <w:t>3</w:t>
+              <w:t>—</w:t>
             </w:r>
           </w:p>
         </w:tc>
-      </w:tr>
-      <w:tr>
         <w:tc>
           <w:tcPr>
-            <w:tcW w:type="dxa" w:w="2465"/>
-            <w:shd w:val="clear" w:fill="F2F5FA"/>
+            <w:tcW w:type="dxa" w:w="1972"/>
           </w:tcPr>
           <w:p>
             <w:pPr>
@@ -1255,345 +1418,13 @@
                 <w:b/>
                 <w:sz w:val="19"/>
               </w:rPr>
-              <w:t>Билеты GEM</w:t>
-            </w:r>
-          </w:p>
-        </w:tc>
-        <w:tc>
-          <w:tcPr>
-            <w:tcW w:type="dxa" w:w="2465"/>
-            <w:shd w:val="clear" w:fill="F2F5FA"/>
-          </w:tcPr>
-          <w:p>
-            <w:pPr>
-              <w:spacing w:after="40"/>
-            </w:pPr>
-            <w:r>
-              <w:rPr>
-                <w:sz w:val="19"/>
-              </w:rPr>
-            </w:r>
-            <w:r>
-              <w:rPr>
-                <w:b/>
-                <w:sz w:val="19"/>
-              </w:rPr>
-              <w:t>Только официальная платформа visit-gem.com.</w:t>
-            </w:r>
-            <w:r>
-              <w:rPr>
-                <w:sz w:val="19"/>
-              </w:rPr>
-              <w:t xml:space="preserve"> Других легальных продавцов нет</w:t>
-            </w:r>
-          </w:p>
-        </w:tc>
-        <w:tc>
-          <w:tcPr>
-            <w:tcW w:type="dxa" w:w="2465"/>
-            <w:shd w:val="clear" w:fill="F2F5FA"/>
-          </w:tcPr>
-          <w:p>
-            <w:pPr>
-              <w:spacing w:after="40"/>
-            </w:pPr>
-            <w:r>
-              <w:rPr>
-                <w:sz w:val="19"/>
-              </w:rPr>
-            </w:r>
-            <w:r>
-              <w:rPr>
-                <w:sz w:val="19"/>
-              </w:rPr>
-              <w:t>—</w:t>
-            </w:r>
-          </w:p>
-        </w:tc>
-        <w:tc>
-          <w:tcPr>
-            <w:tcW w:type="dxa" w:w="2465"/>
-            <w:shd w:val="clear" w:fill="F2F5FA"/>
-          </w:tcPr>
-          <w:p>
-            <w:pPr>
-              <w:spacing w:after="40"/>
-            </w:pPr>
-            <w:r>
-              <w:rPr>
-                <w:sz w:val="19"/>
-              </w:rPr>
-            </w:r>
-            <w:r>
-              <w:rPr>
-                <w:sz w:val="19"/>
-              </w:rPr>
-              <w:t>2</w:t>
-            </w:r>
-          </w:p>
-        </w:tc>
-      </w:tr>
-      <w:tr>
-        <w:tc>
-          <w:tcPr>
-            <w:tcW w:type="dxa" w:w="2465"/>
-          </w:tcPr>
-          <w:p>
-            <w:pPr>
-              <w:spacing w:after="40"/>
-            </w:pPr>
-            <w:r>
-              <w:rPr>
-                <w:sz w:val="19"/>
-              </w:rPr>
-            </w:r>
-            <w:r>
-              <w:rPr>
-                <w:b/>
-                <w:sz w:val="19"/>
-              </w:rPr>
-              <w:t>Билеты на памятники</w:t>
-            </w:r>
-          </w:p>
-        </w:tc>
-        <w:tc>
-          <w:tcPr>
-            <w:tcW w:type="dxa" w:w="2465"/>
-          </w:tcPr>
-          <w:p>
-            <w:pPr>
-              <w:spacing w:after="40"/>
-            </w:pPr>
-            <w:r>
-              <w:rPr>
-                <w:sz w:val="19"/>
-              </w:rPr>
-            </w:r>
-            <w:r>
-              <w:rPr>
-                <w:sz w:val="19"/>
-              </w:rPr>
-              <w:t>egymonuments.gov.eg и egymonuments.com — официальные ресурсы Министерства туризма и древностей; покупку на месте делает DMC</w:t>
-            </w:r>
-          </w:p>
-        </w:tc>
-        <w:tc>
-          <w:tcPr>
-            <w:tcW w:type="dxa" w:w="2465"/>
-          </w:tcPr>
-          <w:p>
-            <w:pPr>
-              <w:spacing w:after="40"/>
-            </w:pPr>
-            <w:r>
-              <w:rPr>
-                <w:sz w:val="19"/>
-              </w:rPr>
-            </w:r>
-            <w:r>
-              <w:rPr>
-                <w:sz w:val="19"/>
-              </w:rPr>
-              <w:t>—</w:t>
-            </w:r>
-          </w:p>
-        </w:tc>
-        <w:tc>
-          <w:tcPr>
-            <w:tcW w:type="dxa" w:w="2465"/>
-          </w:tcPr>
-          <w:p>
-            <w:pPr>
-              <w:spacing w:after="40"/>
-            </w:pPr>
-            <w:r>
-              <w:rPr>
-                <w:sz w:val="19"/>
-              </w:rPr>
-            </w:r>
-            <w:r>
-              <w:rPr>
-                <w:sz w:val="19"/>
-              </w:rPr>
-              <w:t>2</w:t>
-            </w:r>
-          </w:p>
-        </w:tc>
-      </w:tr>
-      <w:tr>
-        <w:tc>
-          <w:tcPr>
-            <w:tcW w:type="dxa" w:w="2465"/>
-            <w:shd w:val="clear" w:fill="F2F5FA"/>
-          </w:tcPr>
-          <w:p>
-            <w:pPr>
-              <w:spacing w:after="40"/>
-            </w:pPr>
-            <w:r>
-              <w:rPr>
-                <w:sz w:val="19"/>
-              </w:rPr>
-            </w:r>
-            <w:r>
-              <w:rPr>
-                <w:b/>
-                <w:sz w:val="19"/>
-              </w:rPr>
-              <w:t>Внутренние перелёты</w:t>
-            </w:r>
-          </w:p>
-        </w:tc>
-        <w:tc>
-          <w:tcPr>
-            <w:tcW w:type="dxa" w:w="2465"/>
-            <w:shd w:val="clear" w:fill="F2F5FA"/>
-          </w:tcPr>
-          <w:p>
-            <w:pPr>
-              <w:spacing w:after="40"/>
-            </w:pPr>
-            <w:r>
-              <w:rPr>
-                <w:sz w:val="19"/>
-              </w:rPr>
-            </w:r>
-            <w:r>
-              <w:rPr>
-                <w:sz w:val="19"/>
-              </w:rPr>
-              <w:t>egyptair.com, раздел Group Booking; либо Nile Air; либо через DMC</w:t>
-            </w:r>
-          </w:p>
-        </w:tc>
-        <w:tc>
-          <w:tcPr>
-            <w:tcW w:type="dxa" w:w="2465"/>
-            <w:shd w:val="clear" w:fill="F2F5FA"/>
-          </w:tcPr>
-          <w:p>
-            <w:pPr>
-              <w:spacing w:after="40"/>
-            </w:pPr>
-            <w:r>
-              <w:rPr>
-                <w:sz w:val="19"/>
-              </w:rPr>
-            </w:r>
-            <w:r>
-              <w:rPr>
-                <w:sz w:val="19"/>
-              </w:rPr>
-              <w:t>Group Desk</w:t>
-            </w:r>
-          </w:p>
-        </w:tc>
-        <w:tc>
-          <w:tcPr>
-            <w:tcW w:type="dxa" w:w="2465"/>
-            <w:shd w:val="clear" w:fill="F2F5FA"/>
-          </w:tcPr>
-          <w:p>
-            <w:pPr>
-              <w:spacing w:after="40"/>
-            </w:pPr>
-            <w:r>
-              <w:rPr>
-                <w:sz w:val="19"/>
-              </w:rPr>
-            </w:r>
-            <w:r>
-              <w:rPr>
-                <w:sz w:val="19"/>
-              </w:rPr>
-              <w:t>2</w:t>
-            </w:r>
-          </w:p>
-        </w:tc>
-      </w:tr>
-      <w:tr>
-        <w:tc>
-          <w:tcPr>
-            <w:tcW w:type="dxa" w:w="2465"/>
-          </w:tcPr>
-          <w:p>
-            <w:pPr>
-              <w:spacing w:after="40"/>
-            </w:pPr>
-            <w:r>
-              <w:rPr>
-                <w:sz w:val="19"/>
-              </w:rPr>
-            </w:r>
-            <w:r>
-              <w:rPr>
-                <w:b/>
-                <w:sz w:val="19"/>
-              </w:rPr>
-              <w:t>Артисты, нубийский ансамбль</w:t>
-            </w:r>
-          </w:p>
-        </w:tc>
-        <w:tc>
-          <w:tcPr>
-            <w:tcW w:type="dxa" w:w="2465"/>
-          </w:tcPr>
-          <w:p>
-            <w:pPr>
-              <w:spacing w:after="40"/>
-            </w:pPr>
-            <w:r>
-              <w:rPr>
-                <w:sz w:val="19"/>
-              </w:rPr>
-            </w:r>
-            <w:r>
-              <w:rPr>
-                <w:sz w:val="19"/>
-              </w:rPr>
-              <w:t>Через DMC. Согласование подъёма на борт — с капитаном, не только с DMC</w:t>
-            </w:r>
-          </w:p>
-        </w:tc>
-        <w:tc>
-          <w:tcPr>
-            <w:tcW w:type="dxa" w:w="2465"/>
-          </w:tcPr>
-          <w:p>
-            <w:pPr>
-              <w:spacing w:after="40"/>
-            </w:pPr>
-            <w:r>
-              <w:rPr>
-                <w:sz w:val="19"/>
-              </w:rPr>
-            </w:r>
-            <w:r>
-              <w:rPr>
-                <w:sz w:val="19"/>
-              </w:rPr>
-              <w:t>—</w:t>
-            </w:r>
-          </w:p>
-        </w:tc>
-        <w:tc>
-          <w:tcPr>
-            <w:tcW w:type="dxa" w:w="2465"/>
-          </w:tcPr>
-          <w:p>
-            <w:pPr>
-              <w:spacing w:after="40"/>
-            </w:pPr>
-            <w:r>
-              <w:rPr>
-                <w:sz w:val="19"/>
-              </w:rPr>
-            </w:r>
-            <w:r>
-              <w:rPr>
-                <w:sz w:val="19"/>
-              </w:rPr>
-              <w:t>3</w:t>
+              <w:t>сегодня</w:t>
+            </w:r>
+            <w:r>
+              <w:rPr>
+                <w:sz w:val="19"/>
+              </w:rPr>
+              <w:t>, вместе с предложением</w:t>
             </w:r>
           </w:p>
         </w:tc>
@@ -1614,1248 +1445,95 @@
     </w:p>
     <w:p>
       <w:pPr>
-        <w:spacing w:before="80" w:after="160"/>
+        <w:spacing w:before="320" w:after="120"/>
       </w:pPr>
       <w:r>
         <w:rPr>
           <w:b/>
           <w:color w:val="1F3864"/>
-          <w:sz w:val="38"/>
+          <w:sz w:val="29"/>
         </w:rPr>
-        <w:t>ПИСЬМО 1. СУДОВЫМ ОПЕРАТОРАМ — ГЛАВНЫЙ ЗАПРОС</w:t>
+        <w:t>КАК ЧИТАТЬ КАЖДОЕ ПИСЬМО</w:t>
       </w:r>
     </w:p>
     <w:p>
       <w:r>
-        <w:rPr>
-          <w:b/>
-        </w:rPr>
-        <w:t>Отправить:</w:t>
+        <w:t>В файле каждого письма пять обязательных полей:</w:t>
       </w:r>
-      <w:r>
-        <w:t xml:space="preserve"> сразу, всем кандидатам одновременно, одним и тем же текстом. </w:t>
-      </w:r>
+    </w:p>
+    <w:p>
+      <w:pPr>
+        <w:pStyle w:val="ListBullet"/>
+        <w:spacing w:after="60"/>
+      </w:pPr>
       <w:r>
         <w:rPr>
           <w:b/>
         </w:rPr>
-        <w:t>Тема:</w:t>
+        <w:t>КОМУ</w:t>
       </w:r>
       <w:r>
-        <w:t xml:space="preserve"> Full charter enquiry — 14–16 guests, single occupancy, 23–30 January 2027</w:t>
+        <w:t xml:space="preserve"> — получатель и отдел. Писать в отдел, а не на общий адрес.</w:t>
       </w:r>
     </w:p>
     <w:p>
       <w:pPr>
-        <w:spacing w:before="120" w:after="200" w:line="240" w:lineRule="auto"/>
-        <w:ind w:left="283"/>
-        <w:shd w:val="clear" w:fill="F4F6F9"/>
+        <w:pStyle w:val="ListBullet"/>
+        <w:spacing w:after="60"/>
       </w:pPr>
       <w:r>
         <w:rPr>
-          <w:rFonts w:ascii="Consolas" w:hAnsi="Consolas"/>
-          <w:sz w:val="17"/>
+          <w:b/>
         </w:rPr>
-        <w:t>Dear Charter Team,</w:t>
-        <w:br/>
-        <w:br/>
-        <w:t>La Royal Event (Egypt) is planning a private, fully chartered Nile programme for a</w:t>
-        <w:br/>
-        <w:t>high-requirement group of 14–16 guests, 23–30 January 2027. We are comparing a short</w:t>
-        <w:br/>
-        <w:t>list of vessels and would be grateful for a written reply to the points below.</w:t>
-        <w:br/>
-        <w:br/>
-        <w:t>GROUP AND OCCUPANCY</w:t>
-        <w:br/>
-        <w:t>- 14 to 16 guests, the majority requiring SINGLE occupancy. Twin sharing only by</w:t>
-        <w:br/>
-        <w:t xml:space="preserve">  voluntary agreement of individual guests; the programme cannot be priced on the</w:t>
-        <w:br/>
-        <w:t xml:space="preserve">  assumption that all guests share.</w:t>
-        <w:br/>
-        <w:t>- In addition, up to 2 tour escorts, 1 Russian-speaking Egyptologist and 1 session</w:t>
-        <w:br/>
-        <w:t xml:space="preserve">  facilitator may sleep on board. Total persons needing a bed: up to 21.</w:t>
-        <w:br/>
-        <w:t>- Please confirm how many cabins your vessel can actually sell in single occupancy</w:t>
-        <w:br/>
-        <w:t xml:space="preserve">  under a full charter.</w:t>
-        <w:br/>
-        <w:br/>
-        <w:t>DATES — TWO SCENARIOS</w:t>
-        <w:br/>
-        <w:t>Option A (preferred): 4 nights on board, embarkation Luxor 25 January, disembarkation</w:t>
-        <w:br/>
-        <w:t>Aswan 29 January; plus a possible 5th night moored in Aswan, 29/30 January.</w:t>
-        <w:br/>
-        <w:t>Option B: 3 nights on board, embarkation Luxor or Esna 26 January, disembarkation</w:t>
-        <w:br/>
-        <w:t>Aswan 29 January.</w:t>
-        <w:br/>
-        <w:br/>
-        <w:t>QUESTIONS WE NEED ANSWERED IN WRITING</w:t>
-        <w:br/>
-        <w:br/>
-        <w:t>Capacity and layout</w:t>
-        <w:br/>
-        <w:t>1. Deck plan with cabin numbers, showing which cabins are suitable for single use.</w:t>
-        <w:br/>
-        <w:t>2. Where is the crew accommodated? Please confirm that no guest cabin is used by crew,</w:t>
-        <w:br/>
-        <w:t xml:space="preserve">   guides or performers.</w:t>
-        <w:br/>
-        <w:t>3. Total number of cabins and maximum guest capacity.</w:t>
-        <w:br/>
-        <w:br/>
-        <w:t>Charter terms</w:t>
-        <w:br/>
-        <w:t>4. Minimum paid charter period for these dates, in nights.</w:t>
-        <w:br/>
-        <w:t>5. Full price of the entire vessel for Option A and Option B, as a single hull price.</w:t>
-        <w:br/>
-        <w:t>6. Separate rate for a night MOORED WITHOUT SAILING (we may need 29/30 January in Aswan).</w:t>
-        <w:br/>
-        <w:t>7. Payment schedule, deposit, cancellation terms, and what happens if the group size changes.</w:t>
-        <w:br/>
-        <w:br/>
-        <w:t>Navigation — this determines which option we buy</w:t>
-        <w:br/>
-        <w:t>8. Is the vessel permitted to navigate AFTER DARK between Luxor and Aswan?</w:t>
-        <w:br/>
-        <w:t xml:space="preserve">   If yes, under what conditions and with what authority's approval?</w:t>
-        <w:br/>
-        <w:t>9. Estimated sailing times FOR THIS VESSEL, upstream, for: Luxor–Esna, Esna–Edfu,</w:t>
-        <w:br/>
-        <w:t xml:space="preserve">   Edfu–Kom Ombo, Kom Ombo–Aswan.</w:t>
-        <w:br/>
-        <w:t>10. Typical Esna lock waiting time in January, from your own recent operating records.</w:t>
-        <w:br/>
-        <w:t>11. Who pays the lock fee, port dues and any fuel surcharge?</w:t>
-        <w:br/>
-        <w:t>12. Is a tug required? Who pays for it?</w:t>
-        <w:br/>
-        <w:t>13. Can the vessel transit the Esna lock WITHOUT guests on board and wait for the group</w:t>
-        <w:br/>
-        <w:t xml:space="preserve">    above the lock at Esna? Is there an authorised embarkation quay at Esna?</w:t>
-        <w:br/>
-        <w:t>14. Exact embarkation and disembarkation quays in Luxor and Aswan.</w:t>
-        <w:br/>
-        <w:t>15. What is your procedure if the lock queue delays arrival by more than 4 hours?</w:t>
-        <w:br/>
-        <w:t xml:space="preserve">    Who bears the cost of an additional night?</w:t>
-        <w:br/>
-        <w:br/>
-        <w:t>Working space on board — this is a firm client requirement</w:t>
-        <w:br/>
-        <w:t>16. We need a dedicated enclosed space for 3–4 hours of group work EVERY DAY of the</w:t>
-        <w:br/>
-        <w:t xml:space="preserve">    river section, for 18–20 people. Please send:</w:t>
-        <w:br/>
-        <w:t xml:space="preserve">    - the floor plan of the proposed room with a seating layout for 20 persons;</w:t>
-        <w:br/>
-        <w:t xml:space="preserve">    - photographs of the EMPTY room, not of the room set for dining;</w:t>
-        <w:br/>
-        <w:t xml:space="preserve">    - number and location of power sockets, and voltage;</w:t>
-        <w:br/>
-        <w:t xml:space="preserve">    - confirmation of individually controlled air conditioning;</w:t>
-        <w:br/>
-        <w:t xml:space="preserve">    - the position of the engine room relative to this room, and the noise level while</w:t>
-        <w:br/>
-        <w:t xml:space="preserve">      under way;</w:t>
-        <w:br/>
-        <w:t xml:space="preserve">    - written confirmation of EXCLUSIVE use during agreed hours, with no cleaning,</w:t>
-        <w:br/>
-        <w:t xml:space="preserve">      no table service and no background music during those hours;</w:t>
-        <w:br/>
-        <w:t xml:space="preserve">    - whether tables, a screen or a flip chart can be provided.</w:t>
-        <w:br/>
-        <w:br/>
-        <w:t>Meals and inclusions</w:t>
-        <w:br/>
-        <w:t>17. What exactly does Full Board mean on your vessel: which is the FIRST and which is the</w:t>
-        <w:br/>
-        <w:t xml:space="preserve">    LAST included meal relative to embarkation and disembarkation?</w:t>
-        <w:br/>
-        <w:t>18. Are early breakfasts from 04:30 and packed breakfast boxes included? If not, price.</w:t>
-        <w:br/>
-        <w:t>19. Are two coffee breaks per day during the working sessions included? If not, price.</w:t>
-        <w:br/>
-        <w:t>20. Is drinking water included, in cabins and on excursions?</w:t>
-        <w:br/>
-        <w:t>21. Which beverages are included with lunch and dinner? Is own alcohol permitted,</w:t>
-        <w:br/>
-        <w:t xml:space="preserve">    and is there a corkage charge?</w:t>
-        <w:br/>
-        <w:t>22. Special diets and allergies: by what deadline do you need the information?</w:t>
-        <w:br/>
-        <w:t>23. Are meals and accommodation for the Egyptologist, facilitator and escorts charged</w:t>
-        <w:br/>
-        <w:t xml:space="preserve">    separately?</w:t>
-        <w:br/>
-        <w:br/>
-        <w:t>Shore services — we must avoid paying twice</w:t>
-        <w:br/>
-        <w:t>24. Please quote in TWO SEPARATE LINES:</w:t>
-        <w:br/>
-        <w:t xml:space="preserve">    (a) VESSEL ONLY — hull, cabins, meals, crew, navigation;</w:t>
-        <w:br/>
-        <w:t xml:space="preserve">    (b) VESSEL PLUS SHORE PROGRAMME — stating precisely whether guides, entrance tickets</w:t>
-        <w:br/>
-        <w:t xml:space="preserve">        and quay-to-temple transfers at Edfu and Kom Ombo are included.</w:t>
-        <w:br/>
-        <w:t>25. At Edfu, what transport do you provide from the quay to the temple? We require</w:t>
-        <w:br/>
-        <w:t xml:space="preserve">    minibuses, NOT horse-drawn carriages.</w:t>
-        <w:br/>
-        <w:t>26. Is a Russian-speaking Egyptologist available through you, or must we bring our own?</w:t>
-        <w:br/>
-        <w:br/>
-        <w:t>Events on board</w:t>
-        <w:br/>
-        <w:t>27. Can we arrange a gala dinner on board with decoration, special menu and live</w:t>
-        <w:br/>
-        <w:t xml:space="preserve">    performers? What is charged extra, and where and when can performers board?</w:t>
-        <w:br/>
-        <w:t>28. Crew gratuities: what do you recommend, and how is it normally handled?</w:t>
-        <w:br/>
-        <w:br/>
-        <w:t>Please send your written reply with a reference number for the enquiry. We intend to</w:t>
-        <w:br/>
-        <w:t>decide by mid-October 2026.</w:t>
-        <w:br/>
-        <w:br/>
-        <w:t>Kind regards,</w:t>
-        <w:br/>
-        <w:t>Ksenia</w:t>
-        <w:br/>
-        <w:t>La Royal Event, Egypt</w:t>
+        <w:t>ТЕМА</w:t>
+      </w:r>
+      <w:r>
+        <w:t xml:space="preserve"> — копируется в строку темы без изменений.</w:t>
       </w:r>
     </w:p>
     <w:p>
       <w:pPr>
-        <w:pBdr>
-          <w:bottom w:val="single" w:sz="6" w:space="1" w:color="BFBFBF"/>
-        </w:pBdr>
-        <w:spacing w:after="200"/>
-      </w:pPr>
-    </w:p>
-    <w:p>
-      <w:pPr>
-        <w:spacing w:before="80" w:after="160"/>
+        <w:pStyle w:val="ListBullet"/>
+        <w:spacing w:after="60"/>
       </w:pPr>
       <w:r>
         <w:rPr>
           <w:b/>
-          <w:color w:val="1F3864"/>
-          <w:sz w:val="38"/>
         </w:rPr>
-        <w:t>ПИСЬМО 2. ПРИНИМАЮЩЕЙ КОМПАНИИ (DMC)</w:t>
+        <w:t>КОГДА</w:t>
+      </w:r>
+      <w:r>
+        <w:t xml:space="preserve"> — срок отправки.</w:t>
       </w:r>
     </w:p>
     <w:p>
+      <w:pPr>
+        <w:pStyle w:val="ListBullet"/>
+        <w:spacing w:after="60"/>
+      </w:pPr>
       <w:r>
         <w:rPr>
           <w:b/>
         </w:rPr>
-        <w:t>Отправить:</w:t>
+        <w:t>ЗАЧЕМ</w:t>
       </w:r>
       <w:r>
-        <w:t xml:space="preserve"> одновременно 2–3 компаниям, после получения первых ответов от судов. </w:t>
+        <w:t xml:space="preserve"> — что именно это письмо разблокирует в проекте.</w:t>
       </w:r>
+    </w:p>
+    <w:p>
+      <w:pPr>
+        <w:pStyle w:val="ListBullet"/>
+        <w:spacing w:after="60"/>
+      </w:pPr>
       <w:r>
         <w:rPr>
           <w:b/>
         </w:rPr>
-        <w:t>Тема:</w:t>
+        <w:t>ОТВЕТ ДОЛЖЕН СОДЕРЖАТЬ</w:t>
       </w:r>
       <w:r>
-        <w:t xml:space="preserve"> Ground services RFP — private group 14–16, Cairo / Luxor / Aswan, 23–30 January 2027</w:t>
-      </w:r>
-    </w:p>
-    <w:p>
-      <w:pPr>
-        <w:spacing w:before="120" w:after="200" w:line="240" w:lineRule="auto"/>
-        <w:ind w:left="283"/>
-        <w:shd w:val="clear" w:fill="F4F6F9"/>
-      </w:pPr>
-      <w:r>
-        <w:rPr>
-          <w:rFonts w:ascii="Consolas" w:hAnsi="Consolas"/>
-          <w:sz w:val="17"/>
-        </w:rPr>
-        <w:t>Dear Colleagues,</w:t>
-        <w:br/>
-        <w:br/>
-        <w:t>We are organising a private programme for 14–16 guests, 23–30 January 2027, with a fully</w:t>
-        <w:br/>
-        <w:t>chartered Nile vessel. We are selecting ONE ground partner for the whole itinerary and</w:t>
-        <w:br/>
-        <w:t>ask for a written proposal.</w:t>
-        <w:br/>
-        <w:br/>
-        <w:t>SCOPE</w:t>
-        <w:br/>
-        <w:t>- Airport meet &amp; greet and all transfers: Cairo arrival 23 Jan, Cairo airport 25 Jan,</w:t>
-        <w:br/>
-        <w:t xml:space="preserve">  Luxor arrival 25 Jan, Aswan 29–30 Jan.</w:t>
-        <w:br/>
-        <w:t>- All ground transport in Cairo, Luxor and Aswan, including a SEPARATE luggage vehicle</w:t>
-        <w:br/>
-        <w:t xml:space="preserve">  on 29 January.</w:t>
-        <w:br/>
-        <w:t>- Russian-speaking Egyptologist for the entire programme.</w:t>
-        <w:br/>
-        <w:t>- Entrance tickets for all sites, priced per person at January 2027 tariffs.</w:t>
-        <w:br/>
-        <w:t>- Motorboat to Philae from Shellal, and separately a felucca for the Kitchener Island area.</w:t>
-        <w:br/>
-        <w:t xml:space="preserve">  Please quote these as TWO SEPARATE services — they are not interchangeable.</w:t>
-        <w:br/>
-        <w:t>- Full-day private Abu Simbel excursion by road on 29 January.</w:t>
-        <w:br/>
-        <w:t>- Coordination of special-access permits (see separate enquiries).</w:t>
-        <w:br/>
-        <w:t>- On-site replacement capability and a 24-hour emergency contact.</w:t>
-        <w:br/>
-        <w:br/>
-        <w:t>SPECIFIC QUESTIONS</w:t>
-        <w:br/>
-        <w:t>1. Cairo: please separate MEET &amp; GREET from FAST TRACK. What exactly does each include,</w:t>
-        <w:br/>
-        <w:t xml:space="preserve">   and is fast track issued against a named passenger list?</w:t>
-        <w:br/>
-        <w:t>2. Giza plateau: what is the actual opening time in January, and what does "early access"</w:t>
-        <w:br/>
-        <w:t xml:space="preserve">   mean in practice — first at the turnstile, or an empty plateau before opening?</w:t>
-        <w:br/>
-        <w:t xml:space="preserve">   If the latter exists, it is a separate permit: please quote it.</w:t>
-        <w:br/>
-        <w:t>3. Grand Egyptian Museum: timed entry only, via the official platform. Can you secure a</w:t>
-        <w:br/>
-        <w:t xml:space="preserve">   specific slot for 18 persons, and by what deadline?</w:t>
-        <w:br/>
-        <w:t>4. Abu Simbel, January 2027: what is the CURRENT regime of police checkpoints and organised</w:t>
-        <w:br/>
-        <w:t xml:space="preserve">   departures? We know the mandatory convoy was abolished, but practice changes — please</w:t>
-        <w:br/>
-        <w:t xml:space="preserve">   confirm what applies for January 2027 and re-confirm in December 2026.</w:t>
-        <w:br/>
-        <w:t>5. Abu Simbel: realistic door-to-door timing, rest stops, meal arrangements, water,</w:t>
-        <w:br/>
-        <w:t xml:space="preserve">   and your backup vehicle plan.</w:t>
-        <w:br/>
-        <w:t>6. Philae: confirm the route from a vessel moored in Aswan to Shellal quay, driving time,</w:t>
-        <w:br/>
-        <w:t xml:space="preserve">   and boat capacity.</w:t>
-        <w:br/>
-        <w:t>7. Kitchener Island: is a private lunch in the botanical garden permitted, in what format,</w:t>
-        <w:br/>
-        <w:t xml:space="preserve">   and what permit is required?</w:t>
-        <w:br/>
-        <w:t>8. Edfu: we require minibuses from the quay to the temple, not horse-drawn carriages.</w:t>
-        <w:br/>
-        <w:t xml:space="preserve">   Please confirm availability and price.</w:t>
-        <w:br/>
-        <w:t>9. Which of the above are ALREADY included by a cruise operator's shore package, in your</w:t>
-        <w:br/>
-        <w:t xml:space="preserve">   experience? We must not pay twice.</w:t>
-        <w:br/>
-        <w:t>10. Vehicles: please state model, number of seats and whether a spare vehicle is on standby.</w:t>
-        <w:br/>
-        <w:t xml:space="preserve">    We need surplus seats, not exactly 16.</w:t>
-        <w:br/>
-        <w:t>11. Medical: nearest suitable clinics in Cairo, Luxor and Aswan, and the procedure for a</w:t>
-        <w:br/>
-        <w:t xml:space="preserve">    medical evacuation from a vessel on the river.</w:t>
-        <w:br/>
-        <w:br/>
-        <w:t>Please quote per person for 14 and for 16 guests separately, and state your payment and</w:t>
-        <w:br/>
-        <w:t>cancellation terms. Kindly also send references for two comparable private groups.</w:t>
-        <w:br/>
-        <w:br/>
-        <w:t>Kind regards,</w:t>
-        <w:br/>
-        <w:t>Ksenia</w:t>
-        <w:br/>
-        <w:t>La Royal Event, Egypt</w:t>
-      </w:r>
-    </w:p>
-    <w:p>
-      <w:pPr>
-        <w:pBdr>
-          <w:bottom w:val="single" w:sz="6" w:space="1" w:color="BFBFBF"/>
-        </w:pBdr>
-        <w:spacing w:after="200"/>
-      </w:pPr>
-    </w:p>
-    <w:p>
-      <w:pPr>
-        <w:spacing w:before="80" w:after="160"/>
-      </w:pPr>
-      <w:r>
-        <w:rPr>
-          <w:b/>
-          <w:color w:val="1F3864"/>
-          <w:sz w:val="38"/>
-        </w:rPr>
-        <w:t>ПИСЬМО 3. ПОДРЯДЧИКУ СПЕЦДОСТУПОВ — НОЧНОЕ ПОСЕЩЕНИЕ ГИЗЫ</w:t>
-      </w:r>
-    </w:p>
-    <w:p>
-      <w:r>
-        <w:rPr>
-          <w:b/>
-        </w:rPr>
-        <w:t>Отправить:</w:t>
-      </w:r>
-      <w:r>
-        <w:t xml:space="preserve"> немедленно. Это самая долгая по срокам позиция. </w:t>
-      </w:r>
-      <w:r>
-        <w:rPr>
-          <w:b/>
-        </w:rPr>
-        <w:t>Тема:</w:t>
-      </w:r>
-      <w:r>
-        <w:t xml:space="preserve"> Private night access, Giza — 18 persons, 24 January 2027</w:t>
-      </w:r>
-    </w:p>
-    <w:p>
-      <w:pPr>
-        <w:spacing w:before="120" w:after="200" w:line="240" w:lineRule="auto"/>
-        <w:ind w:left="283"/>
-        <w:shd w:val="clear" w:fill="F4F6F9"/>
-      </w:pPr>
-      <w:r>
-        <w:rPr>
-          <w:rFonts w:ascii="Consolas" w:hAnsi="Consolas"/>
-          <w:sz w:val="17"/>
-        </w:rPr>
-        <w:t>Dear Sir or Madam,</w:t>
-        <w:br/>
-        <w:br/>
-        <w:t>We request a formal quotation for PRIVATE NIGHT ACCESS at the Giza plateau on</w:t>
-        <w:br/>
-        <w:t>24 January 2027 for a group of up to 18 persons, organised by La Royal Event (Egypt).</w:t>
-        <w:br/>
-        <w:br/>
-        <w:t>We understand this requires permits from the Ministry of Tourism and Antiquities, the</w:t>
-        <w:br/>
-        <w:t>Ministry of Interior and the Giza plateau administration, and that the available window</w:t>
-        <w:br/>
-        <w:t>is between 21:00 and 05:00. Please confirm and answer the following precisely.</w:t>
-        <w:br/>
-        <w:br/>
-        <w:t>1. Which monument and which chambers exactly would be accessible?</w:t>
-        <w:br/>
-        <w:t xml:space="preserve">   (Great Pyramid of Khufu — King's Chamber, Grand Gallery, other?)</w:t>
-        <w:br/>
-        <w:t>2. Exact permitted window and duration inside.</w:t>
-        <w:br/>
-        <w:t>3. EXCLUSIVITY: will our group be alone inside the monument, or will other permit</w:t>
-        <w:br/>
-        <w:t xml:space="preserve">   holders be present at the same time? Please state this explicitly.</w:t>
-        <w:br/>
-        <w:t>4. What is included: permit fees, site opening fee, security, guide, lighting?</w:t>
-        <w:br/>
-        <w:t>5. Is a private visit to the Sphinx enclosure outside working hours available in addition,</w:t>
-        <w:br/>
-        <w:t xml:space="preserve">   and at what cost?</w:t>
-        <w:br/>
-        <w:t>6. Deadline for submitting the application, and exactly what guest data is required</w:t>
-        <w:br/>
-        <w:t xml:space="preserve">   (full name, nationality, passport number, date of birth)?</w:t>
-        <w:br/>
-        <w:t>7. Total price for 18 persons, and the price structure if the group is 16.</w:t>
-        <w:br/>
-        <w:t>8. Cancellation and refund terms if the permit is refused or revoked.</w:t>
-        <w:br/>
-        <w:t>9. A reference number once the application is lodged, and a copy of the written approval</w:t>
-        <w:br/>
-        <w:t xml:space="preserve">   once issued.</w:t>
-        <w:br/>
-        <w:br/>
-        <w:t>SEPARATE QUESTION, for the record: our client has asked whether it is possible to remain</w:t>
-        <w:br/>
-        <w:t>inside a pyramid overnight, including sleeping inside. Please answer in writing whether</w:t>
-        <w:br/>
-        <w:t>any such format exists officially, and if not, please state that clearly so we can inform</w:t>
-        <w:br/>
-        <w:t>the client.</w:t>
-        <w:br/>
-        <w:br/>
-        <w:t>IMPORTANT: this booking must NOT be substituted with the public Sound &amp; Light show.</w:t>
-        <w:br/>
-        <w:t>Please confirm your understanding of this.</w:t>
-        <w:br/>
-        <w:br/>
-        <w:t>Kind regards,</w:t>
-        <w:br/>
-        <w:t>Ksenia</w:t>
-        <w:br/>
-        <w:t>La Royal Event, Egypt</w:t>
-      </w:r>
-    </w:p>
-    <w:p>
-      <w:pPr>
-        <w:pBdr>
-          <w:bottom w:val="single" w:sz="6" w:space="1" w:color="BFBFBF"/>
-        </w:pBdr>
-        <w:spacing w:after="200"/>
-      </w:pPr>
-    </w:p>
-    <w:p>
-      <w:pPr>
-        <w:spacing w:before="80" w:after="160"/>
-      </w:pPr>
-      <w:r>
-        <w:rPr>
-          <w:b/>
-          <w:color w:val="1F3864"/>
-          <w:sz w:val="38"/>
-        </w:rPr>
-        <w:t>ПИСЬМО 4. ПОДРЯДЧИКУ — ФИЛЕ, ПРИВАТНОЕ ПОСЕЩЕНИЕ И ПОКАЗ</w:t>
-      </w:r>
-    </w:p>
-    <w:p>
-      <w:r>
-        <w:rPr>
-          <w:b/>
-        </w:rPr>
-        <w:t>Тема:</w:t>
-      </w:r>
-      <w:r>
-        <w:t xml:space="preserve"> Philae — private visit and private Sound &amp; Light session, 28 January 2027, 18 pax</w:t>
-      </w:r>
-    </w:p>
-    <w:p>
-      <w:pPr>
-        <w:spacing w:before="120" w:after="200" w:line="240" w:lineRule="auto"/>
-        <w:ind w:left="283"/>
-        <w:shd w:val="clear" w:fill="F4F6F9"/>
-      </w:pPr>
-      <w:r>
-        <w:rPr>
-          <w:rFonts w:ascii="Consolas" w:hAnsi="Consolas"/>
-          <w:sz w:val="17"/>
-        </w:rPr>
-        <w:t>Dear Sir or Madam,</w:t>
-        <w:br/>
-        <w:br/>
-        <w:t>We request a quotation for a private evening at the Philae temple complex (Agilkia Island)</w:t>
-        <w:br/>
-        <w:t>on 28 January 2027 for up to 18 persons.</w:t>
-        <w:br/>
-        <w:br/>
-        <w:t>Our client has requested a "private visit" and a "private sound and light show". On the</w:t>
-        <w:br/>
-        <w:t>Egyptian market this wording is used for at least four different products. Please tell us</w:t>
-        <w:br/>
-        <w:t>explicitly WHICH of the following you are offering and quote each separately:</w:t>
-        <w:br/>
-        <w:br/>
-        <w:t xml:space="preserve">  (a) standard entry with our own private guide only;</w:t>
-        <w:br/>
-        <w:t xml:space="preserve">  (b) a DEDICATED sound &amp; light session for our group alone;</w:t>
-        <w:br/>
-        <w:t xml:space="preserve">  (c) buy-out of an entire scheduled public session;</w:t>
-        <w:br/>
-        <w:t xml:space="preserve">  (d) access to the island outside official opening hours under a separate permit.</w:t>
-        <w:br/>
-        <w:br/>
-        <w:t>For whichever you offer, please confirm:</w:t>
-        <w:br/>
-        <w:t>1. Will other visitors be present on the island at the same time? Yes or no.</w:t>
-        <w:br/>
-        <w:t>2. The available session times on 28 January 2027, and whether a time can be GUARANTEED</w:t>
-        <w:br/>
-        <w:t xml:space="preserve">   in advance, or only confirmed closer to the date.</w:t>
-        <w:br/>
-        <w:t>3. The language of the commentary, and whether Russian is available.</w:t>
-        <w:br/>
-        <w:t>4. What is included: entrance tickets, session fee, permit fees, boat, guide.</w:t>
-        <w:br/>
-        <w:t>5. Whether the MOTORBOAT from Shellal quay is included, its capacity and life jackets.</w:t>
-        <w:br/>
-        <w:t>6. Total duration from arrival at the quay to return to the quay.</w:t>
-        <w:br/>
-        <w:t>7. Price for 18 persons and for 16 persons.</w:t>
-        <w:br/>
-        <w:t>8. What happens if the scheduled session is cancelled or moved by the site.</w:t>
-        <w:br/>
-        <w:t>9. Deadline for application and required guest data.</w:t>
-        <w:br/>
-        <w:t>10. Written confirmation with a reference number.</w:t>
-        <w:br/>
-        <w:br/>
-        <w:t>Kind regards,</w:t>
-        <w:br/>
-        <w:t>Ksenia</w:t>
-        <w:br/>
-        <w:t>La Royal Event, Egypt</w:t>
-      </w:r>
-    </w:p>
-    <w:p>
-      <w:pPr>
-        <w:pBdr>
-          <w:bottom w:val="single" w:sz="6" w:space="1" w:color="BFBFBF"/>
-        </w:pBdr>
-        <w:spacing w:after="200"/>
-      </w:pPr>
-    </w:p>
-    <w:p>
-      <w:pPr>
-        <w:spacing w:before="80" w:after="160"/>
-      </w:pPr>
-      <w:r>
-        <w:rPr>
-          <w:b/>
-          <w:color w:val="1F3864"/>
-          <w:sz w:val="38"/>
-        </w:rPr>
-        <w:t>ПИСЬМО 5. MANDARIN ORIENTAL, OLD CATARACT — ГАЛА-УЖИН</w:t>
-      </w:r>
-    </w:p>
-    <w:p>
-      <w:r>
-        <w:rPr>
-          <w:b/>
-        </w:rPr>
-        <w:t>Важно:</w:t>
-      </w:r>
-      <w:r>
-        <w:t xml:space="preserve"> писать в отдел </w:t>
-      </w:r>
-      <w:r>
-        <w:rPr>
-          <w:b/>
-        </w:rPr>
-        <w:t>Events &amp; Catering</w:t>
-      </w:r>
-      <w:r>
-        <w:t xml:space="preserve">, а не в Reservations. Это разные люди, и ремонт их затрагивает по-разному. </w:t>
-      </w:r>
-      <w:r>
-        <w:rPr>
-          <w:b/>
-        </w:rPr>
-        <w:t>Тема:</w:t>
-      </w:r>
-      <w:r>
-        <w:t xml:space="preserve"> Private gala dinner enquiry — 18 guests, 29 January 2027</w:t>
-      </w:r>
-    </w:p>
-    <w:p>
-      <w:pPr>
-        <w:spacing w:before="120" w:after="200" w:line="240" w:lineRule="auto"/>
-        <w:ind w:left="283"/>
-        <w:shd w:val="clear" w:fill="F4F6F9"/>
-      </w:pPr>
-      <w:r>
-        <w:rPr>
-          <w:rFonts w:ascii="Consolas" w:hAnsi="Consolas"/>
-          <w:sz w:val="17"/>
-        </w:rPr>
-        <w:t>Dear Events Team,</w:t>
-        <w:br/>
-        <w:br/>
-        <w:t>La Royal Event (Egypt) is organising a private programme in Upper Egypt, 23–30 January 2027.</w:t>
-        <w:br/>
-        <w:t>Our client has specifically requested that the farewell dinner take place at the Old Cataract.</w:t>
-        <w:br/>
-        <w:br/>
-        <w:t>We understand the Nile Wing is under renovation and that the hotel is currently operating</w:t>
-        <w:br/>
-        <w:t>the Palace Wing only. We are therefore enquiring about a PRIVATE DINING EVENT, not</w:t>
-        <w:br/>
-        <w:t>accommodation.</w:t>
-        <w:br/>
-        <w:br/>
-        <w:t>REQUEST</w:t>
-        <w:br/>
-        <w:t>- Date: Thursday 29 January 2027</w:t>
-        <w:br/>
-        <w:t>- Time: approximately 20:00</w:t>
-        <w:br/>
-        <w:t>- Guests: 16 to 18</w:t>
-        <w:br/>
-        <w:t>- Format: private area or private room, set menu, beverages, light decoration,</w:t>
-        <w:br/>
-        <w:t xml:space="preserve">  optional live music</w:t>
-        <w:br/>
-        <w:br/>
-        <w:t>PLEASE CONFIRM IN WRITING</w:t>
-        <w:br/>
-        <w:t>1. Which dining venues will be OPERATIONAL in January 2027? Specifically, will the</w:t>
-        <w:br/>
-        <w:t xml:space="preserve">   1902 restaurant and the Nile-side terrace be open?</w:t>
-        <w:br/>
-        <w:t>2. Can you host a private event for 18 guests who are NOT staying at the hotel?</w:t>
-        <w:br/>
-        <w:t>3. Which exact space would you propose, and can it be made private for our group?</w:t>
-        <w:br/>
-        <w:t>4. Proposed set menus with prices, beverage packages, and any minimum spend.</w:t>
-        <w:br/>
-        <w:t>5. Decoration: what is permitted, and can we bring our own florist?</w:t>
-        <w:br/>
-        <w:t>6. Live music: is it permitted, and are there noise restrictions due to the renovation</w:t>
-        <w:br/>
-        <w:t xml:space="preserve">   works or to resident guests?</w:t>
-        <w:br/>
-        <w:t>7. Timing constraints: kitchen closing time, last service.</w:t>
-        <w:br/>
-        <w:t>8. Deposit, payment schedule and cancellation terms.</w:t>
-        <w:br/>
-        <w:t>9. Any construction works that could affect access, noise or the view on that evening.</w:t>
-        <w:br/>
-        <w:t>10. A written confirmation with an event reference number.</w:t>
-        <w:br/>
-        <w:br/>
-        <w:t>SEPARATE QUESTION — accommodation, for our records</w:t>
-        <w:br/>
-        <w:t>We were previously advised that no rooms are available for our dates. We would be grateful</w:t>
-        <w:br/>
-        <w:t>for written confirmation of this, including whether any Palace Wing rooms or suites could</w:t>
-        <w:br/>
-        <w:t>be released for a partial allocation of 4 to 6 rooms in single occupancy, 29–30 January 2027.</w:t>
-        <w:br/>
-        <w:t>A written answer either way allows us to close this question with our client.</w:t>
-        <w:br/>
-        <w:br/>
-        <w:t>Kind regards,</w:t>
-        <w:br/>
-        <w:t>Ksenia</w:t>
-        <w:br/>
-        <w:t>La Royal Event, Egypt</w:t>
-      </w:r>
-    </w:p>
-    <w:p>
-      <w:pPr>
-        <w:pBdr>
-          <w:bottom w:val="single" w:sz="6" w:space="1" w:color="BFBFBF"/>
-        </w:pBdr>
-        <w:spacing w:after="200"/>
-      </w:pPr>
-    </w:p>
-    <w:p>
-      <w:pPr>
-        <w:spacing w:before="80" w:after="160"/>
-      </w:pPr>
-      <w:r>
-        <w:rPr>
-          <w:b/>
-          <w:color w:val="1F3864"/>
-          <w:sz w:val="38"/>
-        </w:rPr>
-        <w:t>ПИСЬМО 6. MARRIOTT MENA HOUSE — БЛОК НОМЕРОВ</w:t>
-      </w:r>
-    </w:p>
-    <w:p>
-      <w:r>
-        <w:rPr>
-          <w:b/>
-        </w:rPr>
-        <w:t>Тема:</w:t>
-      </w:r>
-      <w:r>
-        <w:t xml:space="preserve"> Group block enquiry — 18 rooms, mainly single occupancy, 23–25 January 2027</w:t>
-      </w:r>
-    </w:p>
-    <w:p>
-      <w:pPr>
-        <w:spacing w:before="120" w:after="200" w:line="240" w:lineRule="auto"/>
-        <w:ind w:left="283"/>
-        <w:shd w:val="clear" w:fill="F4F6F9"/>
-      </w:pPr>
-      <w:r>
-        <w:rPr>
-          <w:rFonts w:ascii="Consolas" w:hAnsi="Consolas"/>
-          <w:sz w:val="17"/>
-        </w:rPr>
-        <w:t>Dear Group Sales Team,</w:t>
-        <w:br/>
-        <w:br/>
-        <w:t>La Royal Event (Egypt) requests a group block for a private programme.</w:t>
-        <w:br/>
-        <w:br/>
-        <w:t>- Dates: arrival Friday 23 January 2027, departure Monday 25 January 2027 (2 nights)</w:t>
-        <w:br/>
-        <w:t>- Rooms: up to 18, the MAJORITY IN SINGLE OCCUPANCY</w:t>
-        <w:br/>
-        <w:t>- Category requested: Pyramid View — please confirm the exact category name and code</w:t>
-        <w:br/>
-        <w:br/>
-        <w:t>PLEASE CONFIRM</w:t>
-        <w:br/>
-        <w:t>1. Availability and rate, single and double occupancy priced separately.</w:t>
-        <w:br/>
-        <w:t>2. The exact room CATEGORY CODE guaranteeing a pyramid view, and how many such rooms you</w:t>
-        <w:br/>
-        <w:t xml:space="preserve">   can hold. A general "view on request" is not sufficient for this client.</w:t>
-        <w:br/>
-        <w:t>3. Release date for the block and cancellation terms.</w:t>
-        <w:br/>
-        <w:t>4. Rooming list deadline.</w:t>
-        <w:br/>
-        <w:t>5. EARLY CHECK-IN on 23 January: guests arrive on international flights, some possibly</w:t>
-        <w:br/>
-        <w:t xml:space="preserve">   in the morning. What can be guaranteed, and at what cost?</w:t>
-        <w:br/>
-        <w:t>6. Welcome dinner on 23 January: private area for 18, set menu, price, latest service time.</w:t>
-        <w:br/>
-        <w:t>7. Breakfast: is it included? On 24 January we need a LIGHT EARLY BREAKFAST or breakfast</w:t>
-        <w:br/>
-        <w:t xml:space="preserve">   boxes from 06:30, and on 25 January breakfast from 07:00. Please confirm both in writing.</w:t>
-        <w:br/>
-        <w:t>8. Luggage handling for 18 guests on arrival and departure.</w:t>
-        <w:br/>
-        <w:t>9. Distance and walking/driving time from the hotel to the Giza plateau entrance, and the</w:t>
-        <w:br/>
-        <w:t xml:space="preserve">   earliest time guests can realistically be at the turnstile.</w:t>
-        <w:br/>
-        <w:t>10. Payment schedule and what can be settled by the organiser versus by guests.</w:t>
-        <w:br/>
-        <w:br/>
-        <w:t>Kind regards,</w:t>
-        <w:br/>
-        <w:t>Ksenia</w:t>
-        <w:br/>
-        <w:t>La Royal Event, Egypt</w:t>
-      </w:r>
-    </w:p>
-    <w:p>
-      <w:pPr>
-        <w:pBdr>
-          <w:bottom w:val="single" w:sz="6" w:space="1" w:color="BFBFBF"/>
-        </w:pBdr>
-        <w:spacing w:after="200"/>
-      </w:pPr>
-    </w:p>
-    <w:p>
-      <w:pPr>
-        <w:spacing w:before="80" w:after="160"/>
-      </w:pPr>
-      <w:r>
-        <w:rPr>
-          <w:b/>
-          <w:color w:val="1F3864"/>
-          <w:sz w:val="38"/>
-        </w:rPr>
-        <w:t>ПИСЬМО 7. MÖVENPICK RESORT ASWAN — РЕЗЕРВ РАЗМЕЩЕНИЯ</w:t>
-      </w:r>
-    </w:p>
-    <w:p>
-      <w:r>
-        <w:rPr>
-          <w:b/>
-        </w:rPr>
-        <w:t>Тема:</w:t>
-      </w:r>
-      <w:r>
-        <w:t xml:space="preserve"> Group block enquiry — 18 rooms single occupancy, 29–30 January 2027</w:t>
-      </w:r>
-    </w:p>
-    <w:p>
-      <w:pPr>
-        <w:spacing w:before="120" w:after="200" w:line="240" w:lineRule="auto"/>
-        <w:ind w:left="283"/>
-        <w:shd w:val="clear" w:fill="F4F6F9"/>
-      </w:pPr>
-      <w:r>
-        <w:rPr>
-          <w:rFonts w:ascii="Consolas" w:hAnsi="Consolas"/>
-          <w:sz w:val="17"/>
-        </w:rPr>
-        <w:t>Dear Group Reservations,</w:t>
-        <w:br/>
-        <w:br/>
-        <w:t>La Royal Event (Egypt) requests a group block:</w:t>
-        <w:br/>
-        <w:t>- Date: 29 to 30 January 2027, one night</w:t>
-        <w:br/>
-        <w:t>- Rooms: up to 18, the MAJORITY IN SINGLE OCCUPANCY</w:t>
-        <w:br/>
-        <w:t>- Highest available category with Nile view</w:t>
-        <w:br/>
-        <w:br/>
-        <w:t>PLEASE CONFIRM</w:t>
-        <w:br/>
-        <w:t>1. Availability and rate, single occupancy priced separately.</w:t>
-        <w:br/>
-        <w:t>2. Category names and how many rooms per category you can hold.</w:t>
-        <w:br/>
-        <w:t>3. The boat shuttle to Elephantine Island: timetable, last crossing at night, capacity,</w:t>
-        <w:br/>
-        <w:t xml:space="preserve">   and whether a PRIVATE crossing can be arranged for 18 guests returning from a dinner</w:t>
-        <w:br/>
-        <w:t xml:space="preserve">   in the city at approximately 23:00. This is essential — our guests dine ashore that evening.</w:t>
-        <w:br/>
-        <w:t>4. Guests arrive from Abu Simbel around 16:00–17:00. Can check-in be guaranteed by then?</w:t>
-        <w:br/>
-        <w:t>5. Luggage: can luggage be delivered to the hotel in the MORNING of 29 January by a</w:t>
-        <w:br/>
-        <w:t xml:space="preserve">   separate vehicle while guests are at Abu Simbel, and stored securely until check-in?</w:t>
-        <w:br/>
-        <w:t>6. Early breakfast on 30 January and transfer timing to Aswan airport.</w:t>
-        <w:br/>
-        <w:t>7. Is there a panoramic restaurant suitable for a private dinner for 18 as a backup venue?</w:t>
-        <w:br/>
-        <w:t xml:space="preserve">   If so, please send menus and minimum spend.</w:t>
-        <w:br/>
-        <w:t>8. Release date, cancellation terms, rooming list deadline.</w:t>
-        <w:br/>
-        <w:br/>
-        <w:t>Kind regards,</w:t>
-        <w:br/>
-        <w:t>Ksenia</w:t>
-        <w:br/>
-        <w:t>La Royal Event, Egypt</w:t>
-      </w:r>
-    </w:p>
-    <w:p>
-      <w:r>
-        <w:rPr>
-          <w:i/>
-        </w:rPr>
-        <w:t xml:space="preserve">Письмо в </w:t>
-      </w:r>
-      <w:r>
-        <w:rPr>
-          <w:i/>
-        </w:rPr>
-        <w:t>Hilton Luxor</w:t>
-      </w:r>
-      <w:r>
-        <w:rPr>
-          <w:i/>
-        </w:rPr>
-        <w:t xml:space="preserve"> (только для варианта B) — тот же шаблон, даты 25–26 января, одна ночь, плюс обязательно пункты: ранний завтрак или ланч-боксы с 05:00 26 января; гарантированный ранний заезд 25 января; организованная передача багажа на судно утром 26 января, пока гости на Западном берегу.</w:t>
-      </w:r>
-    </w:p>
-    <w:p>
-      <w:pPr>
-        <w:pBdr>
-          <w:bottom w:val="single" w:sz="6" w:space="1" w:color="BFBFBF"/>
-        </w:pBdr>
-        <w:spacing w:after="200"/>
-      </w:pPr>
-    </w:p>
-    <w:p>
-      <w:pPr>
-        <w:spacing w:before="80" w:after="160"/>
-      </w:pPr>
-      <w:r>
-        <w:rPr>
-          <w:b/>
-          <w:color w:val="1F3864"/>
-          <w:sz w:val="38"/>
-        </w:rPr>
-        <w:t>ПИСЬМО 8. ОПЕРАТОРУ ВОЗДУШНЫХ ШАРОВ</w:t>
-      </w:r>
-    </w:p>
-    <w:p>
-      <w:r>
-        <w:rPr>
-          <w:b/>
-        </w:rPr>
-        <w:t>Тема:</w:t>
-      </w:r>
-      <w:r>
-        <w:t xml:space="preserve"> Private balloon flight enquiry — 16–18 passengers, Luxor, 26 January 2027</w:t>
-      </w:r>
-    </w:p>
-    <w:p>
-      <w:pPr>
-        <w:spacing w:before="120" w:after="200" w:line="240" w:lineRule="auto"/>
-        <w:ind w:left="283"/>
-        <w:shd w:val="clear" w:fill="F4F6F9"/>
-      </w:pPr>
-      <w:r>
-        <w:rPr>
-          <w:rFonts w:ascii="Consolas" w:hAnsi="Consolas"/>
-          <w:sz w:val="17"/>
-        </w:rPr>
-        <w:t>Dear Reservations,</w:t>
-        <w:br/>
-        <w:br/>
-        <w:t>We request a quotation for a PRIVATE sunrise balloon flight over the Theban west bank on</w:t>
-        <w:br/>
-        <w:t>26 January 2027 for 16 to 18 passengers.</w:t>
-        <w:br/>
-        <w:br/>
-        <w:t>PLEASE CONFIRM</w:t>
-        <w:br/>
-        <w:t>1. Your operating licence number with the Egyptian Civil Aviation Authority (ECAA),</w:t>
-        <w:br/>
-        <w:t xml:space="preserve">   and your safety record.</w:t>
-        <w:br/>
-        <w:t>2. Basket capacity. For 16–18 guests, is this one large basket exclusively for our group,</w:t>
-        <w:br/>
-        <w:t xml:space="preserve">   or two baskets? Please state clearly what "private" means in your quotation.</w:t>
-        <w:br/>
-        <w:t>3. Precise timing on 26 January 2027: pick-up time, launch time, flight duration, and</w:t>
-        <w:br/>
-        <w:t xml:space="preserve">   realistic return time to a Luxor hotel or to a vessel at the quay.</w:t>
-        <w:br/>
-        <w:t>4. Weather cancellation policy: who decides, at what time, and what is refunded.</w:t>
-        <w:br/>
-        <w:t>5. What happens if the flight is postponed to a later hour — our group must be back on</w:t>
-        <w:br/>
-        <w:t xml:space="preserve">   board by 10:00.</w:t>
-        <w:br/>
-        <w:t>6. Age, health and mobility restrictions; maximum weight per passenger.</w:t>
-        <w:br/>
-        <w:t>7. Insurance coverage.</w:t>
-        <w:br/>
-        <w:t>8. Price per person and total for an exclusive flight, and deposit terms.</w:t>
-        <w:br/>
-        <w:br/>
-        <w:t>Please note: we will hold a parallel ground programme for the same morning, to be used if</w:t>
-        <w:br/>
-        <w:t>the flight does not operate.</w:t>
-        <w:br/>
-        <w:br/>
-        <w:t>Kind regards,</w:t>
-        <w:br/>
-        <w:t>Ksenia</w:t>
-        <w:br/>
-        <w:t>La Royal Event, Egypt</w:t>
-      </w:r>
-    </w:p>
-    <w:p>
-      <w:pPr>
-        <w:pBdr>
-          <w:bottom w:val="single" w:sz="6" w:space="1" w:color="BFBFBF"/>
-        </w:pBdr>
-        <w:spacing w:after="200"/>
-      </w:pPr>
-    </w:p>
-    <w:p>
-      <w:pPr>
-        <w:spacing w:before="80" w:after="160"/>
-      </w:pPr>
-      <w:r>
-        <w:rPr>
-          <w:b/>
-          <w:color w:val="1F3864"/>
-          <w:sz w:val="38"/>
-        </w:rPr>
-        <w:t>ПИСЬМО 9. АВИА — ВНУТРЕННИЕ ПЕРЕЛЁТЫ</w:t>
-      </w:r>
-    </w:p>
-    <w:p>
-      <w:r>
-        <w:rPr>
-          <w:b/>
-        </w:rPr>
-        <w:t>Тема:</w:t>
-      </w:r>
-      <w:r>
-        <w:t xml:space="preserve"> Group booking enquiry — 18 passengers, CAI–LXR 25 Jan 2027 and ASW–CAI 30 Jan 2027</w:t>
-      </w:r>
-    </w:p>
-    <w:p>
-      <w:pPr>
-        <w:spacing w:before="120" w:after="200" w:line="240" w:lineRule="auto"/>
-        <w:ind w:left="283"/>
-        <w:shd w:val="clear" w:fill="F4F6F9"/>
-      </w:pPr>
-      <w:r>
-        <w:rPr>
-          <w:rFonts w:ascii="Consolas" w:hAnsi="Consolas"/>
-          <w:sz w:val="17"/>
-        </w:rPr>
-        <w:t>Dear Group Desk,</w:t>
-        <w:br/>
-        <w:br/>
-        <w:t>We request a group quotation for 18 passengers:</w:t>
-        <w:br/>
-        <w:t>1. Cairo (CAI) – Luxor (LXR), Sunday 25 January 2027, departure preferably between</w:t>
-        <w:br/>
-        <w:t xml:space="preserve">   09:00 and 10:30.</w:t>
-        <w:br/>
-        <w:t>2. Aswan (ASW) – Cairo (CAI), Friday 30 January 2027.</w:t>
-        <w:br/>
-        <w:br/>
-        <w:t>PLEASE CONFIRM</w:t>
-        <w:br/>
-        <w:t>1. Available flight numbers and times on both dates.</w:t>
-        <w:br/>
-        <w:t>2. Group fare for 18 passengers, baggage allowance, and excess baggage cost — this is a</w:t>
-        <w:br/>
-        <w:t xml:space="preserve">   leisure group with substantial luggage.</w:t>
-        <w:br/>
-        <w:t>3. Name change and cancellation terms, and the deadline for final names.</w:t>
-        <w:br/>
-        <w:t>4. For 30 January: which TERMINAL does the flight arrive at in Cairo?</w:t>
-        <w:br/>
-        <w:t>5. Can the Aswan–Cairo flight be issued on the SAME TICKET as an onward international</w:t>
-        <w:br/>
-        <w:t xml:space="preserve">   flight, and if so with which carriers? If not, what minimum connecting time do you</w:t>
-        <w:br/>
-        <w:t xml:space="preserve">   recommend when baggage must be reclaimed and re-checked?</w:t>
-        <w:br/>
-        <w:t>6. Group check-in and assistance at Cairo, Luxor and Aswan airports.</w:t>
-        <w:br/>
-        <w:br/>
-        <w:t>Kind regards,</w:t>
-        <w:br/>
-        <w:t>Ksenia</w:t>
-        <w:br/>
-        <w:t>La Royal Event, Egypt</w:t>
-      </w:r>
-    </w:p>
-    <w:p>
-      <w:pPr>
-        <w:pBdr>
-          <w:bottom w:val="single" w:sz="6" w:space="1" w:color="BFBFBF"/>
-        </w:pBdr>
-        <w:spacing w:after="200"/>
-      </w:pPr>
-    </w:p>
-    <w:p>
-      <w:pPr>
-        <w:spacing w:before="80" w:after="160"/>
-      </w:pPr>
-      <w:r>
-        <w:rPr>
-          <w:b/>
-          <w:color w:val="1F3864"/>
-          <w:sz w:val="38"/>
-        </w:rPr>
-        <w:t>ПИСЬМО 10. КЛИЕНТУ — ВОПРОСЫ, БЕЗ КОТОРЫХ НЕЛЬЗЯ ДВИГАТЬСЯ</w:t>
-      </w:r>
-    </w:p>
-    <w:p>
-      <w:r>
-        <w:rPr>
-          <w:b/>
-        </w:rPr>
-        <w:t>Отправлять вместе с предложением.</w:t>
-      </w:r>
-      <w:r>
-        <w:t xml:space="preserve"> На русском.</w:t>
-      </w:r>
-    </w:p>
-    <w:p>
-      <w:pPr>
-        <w:spacing w:before="120" w:after="200" w:line="240" w:lineRule="auto"/>
-        <w:ind w:left="283"/>
-        <w:shd w:val="clear" w:fill="F4F6F9"/>
-      </w:pPr>
-      <w:r>
-        <w:rPr>
-          <w:rFonts w:ascii="Consolas" w:hAnsi="Consolas"/>
-          <w:sz w:val="17"/>
-        </w:rPr>
-        <w:t>Здравствуйте!</w:t>
-        <w:br/>
-        <w:br/>
-        <w:t>Направляю предварительное предложение по программе 23–30 января 2027.</w:t>
-        <w:br/>
-        <w:t>Чтобы перейти от проекта к бронированию, мне нужны ответы на десять вопросов.</w:t>
-        <w:br/>
-        <w:t>Первые три блокируют всё остальное — без них я не могу запрашивать судно на конкретные даты.</w:t>
-        <w:br/>
-        <w:br/>
-        <w:t>1. Международные рейсы 23 и 30 января: номера и время.</w:t>
-        <w:br/>
-        <w:t xml:space="preserve">   Это определяет, сходится ли маршрут. Если 30 января внутренний и международный</w:t>
-        <w:br/>
-        <w:t xml:space="preserve">   рейсы оформлены отдельными билетами, в Каире придётся получить багаж и</w:t>
-        <w:br/>
-        <w:t xml:space="preserve">   зарегистрироваться заново, возможно со сменой терминала, и между рейсами нужно</w:t>
-        <w:br/>
-        <w:t xml:space="preserve">   не меньше четырёх часов. Если стык не сходится, маршрут надо корректировать сейчас,</w:t>
-        <w:br/>
-        <w:t xml:space="preserve">   а не после невозвратных оплат.</w:t>
-        <w:br/>
-        <w:br/>
-        <w:t>2. Вариант I (четыре ночи на судне, 25–29 января, без Луксора в отеле) или</w:t>
-        <w:br/>
-        <w:t xml:space="preserve">   вариант II (три ночи на судне, 26–29 января, с ночёвкой в Hilton Luxor)?</w:t>
-        <w:br/>
-        <w:t xml:space="preserve">   Я рекомендую вариант I и объясняю причины в предложении.</w:t>
-        <w:br/>
-        <w:br/>
-        <w:t>3. Состав группы: сколько гостей всего; сколько из них готовы при необходимости</w:t>
-        <w:br/>
-        <w:t xml:space="preserve">   на двухместное размещение; сколько сопровождающих.</w:t>
-        <w:br/>
-        <w:t xml:space="preserve">   При 16 гостях полностью одноместное размещение плюс места для гида и ведущего</w:t>
-        <w:br/>
-        <w:t xml:space="preserve">   требует судна на 18–20 кают, и таких бортов на рынке немного.</w:t>
-        <w:br/>
-        <w:br/>
-        <w:t>4. Рабочие сессии: кто их ведёт — ваш специалист или нужен наш?</w:t>
-        <w:br/>
-        <w:t xml:space="preserve">   Ведущие входят в число 14–16 гостей или добавляются к ним?</w:t>
-        <w:br/>
-        <w:t xml:space="preserve">   Нужна ли им каюта на борту? Их каюты и питание — отдельная статья, я не могу</w:t>
-        <w:br/>
-        <w:t xml:space="preserve">   включить их «по умолчанию».</w:t>
-        <w:br/>
-        <w:br/>
-        <w:t>5. Формат работы на борту: нужны столы или только сиденья? Нужен экран, флипчарт,</w:t>
-        <w:br/>
-        <w:t xml:space="preserve">   проектор? От этого зависит техническое задание, которое я направляю судну.</w:t>
-        <w:br/>
-        <w:br/>
-        <w:t>6. 24 января: Большой Египетский музей, Египетский музей на Тахрире, или перенести</w:t>
-        <w:br/>
-        <w:t xml:space="preserve">   музей на 30 января? Напомню, что в этот день у нас раннее посещение плато утром</w:t>
-        <w:br/>
-        <w:t xml:space="preserve">   и ночное посещение вечером — день получается с 06:30 до полуночи.</w:t>
-        <w:br/>
-        <w:br/>
-        <w:t>7. Утро 26 января: храм Хатшепсут с Дейр-эль-Мединой или полёт на воздушном шаре?</w:t>
-        <w:br/>
-        <w:t xml:space="preserve">   В одно утро они не совмещаются.</w:t>
-        <w:br/>
-        <w:br/>
-        <w:t>8. Ночь 29 января: остаёмся на судне или переезжаем в отель Mövenpick на острове</w:t>
-        <w:br/>
-        <w:t xml:space="preserve">   Элефантина? Old Cataract в январе 2027 работает только историческим крылом</w:t>
-        <w:br/>
-        <w:t xml:space="preserve">   из-за реконструкции, подробности в предложении.</w:t>
-        <w:br/>
-        <w:br/>
-        <w:t>9. Паспортные данные всех участников — не позднее 28 ноября 2026.</w:t>
-        <w:br/>
-        <w:t xml:space="preserve">   Это не моё пожелание, а требование оформления специальных доступов в Гизе и на Филе.</w:t>
-        <w:br/>
-        <w:br/>
-        <w:t>10. Диеты, аллергии, особенности по мобильности, особые пожелания.</w:t>
-        <w:br/>
-        <w:br/>
-        <w:t>Отдельно: по вашему вопросу о ночёвке внутри пирамиды. Формат со сном внутри</w:t>
-        <w:br/>
-        <w:t>официально не предоставляется. Существует только частный доступ на ограниченное</w:t>
-        <w:br/>
-        <w:t>время в ночном окне — его я запрашиваю. Письменный ответ ведомства приложу.</w:t>
-        <w:br/>
-        <w:br/>
-        <w:t>Отдельно по вашему графику: ваши замечания к ходовому времени в значительной части</w:t>
-        <w:br/>
-        <w:t>справедливы, исходный расчёт 27 января действительно не сходился. Разбор я подготовила</w:t>
-        <w:br/>
-        <w:t>и готова пройти по нему отдельно. Главное расхождение — в новом графике резервы равны</w:t>
-        <w:br/>
-        <w:t>нулю, а прибытие судна в порт приравнено к началу торжественного ужина. Я предлагаю</w:t>
-        <w:br/>
-        <w:t>использовать вашу идею ночных переходов сильнее: не чтобы уместить больше, а чтобы</w:t>
-        <w:br/>
-        <w:t>вынести ожидание шлюза из вашего дня.</w:t>
-        <w:br/>
-        <w:br/>
-        <w:t>С уважением,</w:t>
-        <w:br/>
-        <w:t>Ксения</w:t>
-        <w:br/>
-        <w:t>La Royal Event</w:t>
+        <w:t xml:space="preserve"> — по этому списку вы проверяете, полон ли ответ.</w:t>
       </w:r>
     </w:p>
     <w:p>
@@ -2876,7 +1554,1131 @@
           <w:color w:val="1F3864"/>
           <w:sz w:val="29"/>
         </w:rPr>
-        <w:t>ПОРЯДОК ОТПРАВКИ</w:t>
+        <w:t>ГДЕ ВЗЯТЬ АДРЕСА</w:t>
+      </w:r>
+    </w:p>
+    <w:p>
+      <w:r>
+        <w:t>Адреса я не привожу по памяти: письмо, ушедшее не туда, теряет неделю. Ниже официальные сайты и нужный отдел. Конкретный адрес берите в разделе Contact на сайте, либо запросите у вашего DMC: у принимающих компаний есть прямые контакты чартерных отделов, которых нет в открытом доступе.</w:t>
+      </w:r>
+    </w:p>
+    <w:tbl>
+      <w:tblPr>
+        <w:tblStyle w:val="TableGrid"/>
+        <w:tblW w:type="auto" w:w="0"/>
+        <w:jc w:val="center"/>
+        <w:tblLook w:firstColumn="1" w:firstRow="1" w:lastColumn="0" w:lastRow="0" w:noHBand="0" w:noVBand="1" w:val="04A0"/>
+      </w:tblPr>
+      <w:tblGrid>
+        <w:gridCol w:w="3286"/>
+        <w:gridCol w:w="3286"/>
+        <w:gridCol w:w="3286"/>
+      </w:tblGrid>
+      <w:tr>
+        <w:tc>
+          <w:tcPr>
+            <w:tcW w:type="dxa" w:w="3286"/>
+            <w:shd w:val="clear" w:fill="1F3864"/>
+          </w:tcPr>
+          <w:p>
+            <w:pPr>
+              <w:spacing w:after="40"/>
+            </w:pPr>
+            <w:r>
+              <w:rPr>
+                <w:b/>
+                <w:color w:val="FFFFFF"/>
+                <w:sz w:val="19"/>
+              </w:rPr>
+            </w:r>
+            <w:r>
+              <w:rPr>
+                <w:b/>
+                <w:color w:val="FFFFFF"/>
+                <w:sz w:val="19"/>
+              </w:rPr>
+              <w:t>Получатель</w:t>
+            </w:r>
+          </w:p>
+        </w:tc>
+        <w:tc>
+          <w:tcPr>
+            <w:tcW w:type="dxa" w:w="3286"/>
+            <w:shd w:val="clear" w:fill="1F3864"/>
+          </w:tcPr>
+          <w:p>
+            <w:pPr>
+              <w:spacing w:after="40"/>
+            </w:pPr>
+            <w:r>
+              <w:rPr>
+                <w:b/>
+                <w:color w:val="FFFFFF"/>
+                <w:sz w:val="19"/>
+              </w:rPr>
+            </w:r>
+            <w:r>
+              <w:rPr>
+                <w:b/>
+                <w:color w:val="FFFFFF"/>
+                <w:sz w:val="19"/>
+              </w:rPr>
+              <w:t>Где искать адрес</w:t>
+            </w:r>
+          </w:p>
+        </w:tc>
+        <w:tc>
+          <w:tcPr>
+            <w:tcW w:type="dxa" w:w="3286"/>
+            <w:shd w:val="clear" w:fill="1F3864"/>
+          </w:tcPr>
+          <w:p>
+            <w:pPr>
+              <w:spacing w:after="40"/>
+            </w:pPr>
+            <w:r>
+              <w:rPr>
+                <w:b/>
+                <w:color w:val="FFFFFF"/>
+                <w:sz w:val="19"/>
+              </w:rPr>
+            </w:r>
+            <w:r>
+              <w:rPr>
+                <w:b/>
+                <w:color w:val="FFFFFF"/>
+                <w:sz w:val="19"/>
+              </w:rPr>
+              <w:t>Какой отдел просить</w:t>
+            </w:r>
+          </w:p>
+        </w:tc>
+      </w:tr>
+      <w:tr>
+        <w:tc>
+          <w:tcPr>
+            <w:tcW w:type="dxa" w:w="3286"/>
+          </w:tcPr>
+          <w:p>
+            <w:pPr>
+              <w:spacing w:after="40"/>
+            </w:pPr>
+            <w:r>
+              <w:rPr>
+                <w:sz w:val="19"/>
+              </w:rPr>
+            </w:r>
+            <w:r>
+              <w:rPr>
+                <w:sz w:val="19"/>
+              </w:rPr>
+              <w:t>Sanctuary Sun Boat III</w:t>
+            </w:r>
+          </w:p>
+        </w:tc>
+        <w:tc>
+          <w:tcPr>
+            <w:tcW w:type="dxa" w:w="3286"/>
+          </w:tcPr>
+          <w:p>
+            <w:pPr>
+              <w:spacing w:after="40"/>
+            </w:pPr>
+            <w:r>
+              <w:rPr>
+                <w:sz w:val="19"/>
+              </w:rPr>
+            </w:r>
+            <w:r>
+              <w:rPr>
+                <w:sz w:val="19"/>
+              </w:rPr>
+              <w:t>abercrombiekent.com, sanctuaryretreats.com, офис A&amp;K в Каире</w:t>
+            </w:r>
+          </w:p>
+        </w:tc>
+        <w:tc>
+          <w:tcPr>
+            <w:tcW w:type="dxa" w:w="3286"/>
+          </w:tcPr>
+          <w:p>
+            <w:pPr>
+              <w:spacing w:after="40"/>
+            </w:pPr>
+            <w:r>
+              <w:rPr>
+                <w:sz w:val="19"/>
+              </w:rPr>
+            </w:r>
+            <w:r>
+              <w:rPr>
+                <w:sz w:val="19"/>
+              </w:rPr>
+              <w:t>Charters &amp; Private Groups</w:t>
+            </w:r>
+          </w:p>
+        </w:tc>
+      </w:tr>
+      <w:tr>
+        <w:tc>
+          <w:tcPr>
+            <w:tcW w:type="dxa" w:w="3286"/>
+            <w:shd w:val="clear" w:fill="F2F5FA"/>
+          </w:tcPr>
+          <w:p>
+            <w:pPr>
+              <w:spacing w:after="40"/>
+            </w:pPr>
+            <w:r>
+              <w:rPr>
+                <w:sz w:val="19"/>
+              </w:rPr>
+            </w:r>
+            <w:r>
+              <w:rPr>
+                <w:sz w:val="19"/>
+              </w:rPr>
+              <w:t>Oberoi Philae, Oberoi Zahra</w:t>
+            </w:r>
+          </w:p>
+        </w:tc>
+        <w:tc>
+          <w:tcPr>
+            <w:tcW w:type="dxa" w:w="3286"/>
+            <w:shd w:val="clear" w:fill="F2F5FA"/>
+          </w:tcPr>
+          <w:p>
+            <w:pPr>
+              <w:spacing w:after="40"/>
+            </w:pPr>
+            <w:r>
+              <w:rPr>
+                <w:sz w:val="19"/>
+              </w:rPr>
+            </w:r>
+            <w:r>
+              <w:rPr>
+                <w:sz w:val="19"/>
+              </w:rPr>
+              <w:t>oberoihotels.com, раздел Nile Cruiser</w:t>
+            </w:r>
+          </w:p>
+        </w:tc>
+        <w:tc>
+          <w:tcPr>
+            <w:tcW w:type="dxa" w:w="3286"/>
+            <w:shd w:val="clear" w:fill="F2F5FA"/>
+          </w:tcPr>
+          <w:p>
+            <w:pPr>
+              <w:spacing w:after="40"/>
+            </w:pPr>
+            <w:r>
+              <w:rPr>
+                <w:sz w:val="19"/>
+              </w:rPr>
+            </w:r>
+            <w:r>
+              <w:rPr>
+                <w:sz w:val="19"/>
+              </w:rPr>
+              <w:t>Group &amp; Charter Reservations</w:t>
+            </w:r>
+          </w:p>
+        </w:tc>
+      </w:tr>
+      <w:tr>
+        <w:tc>
+          <w:tcPr>
+            <w:tcW w:type="dxa" w:w="3286"/>
+          </w:tcPr>
+          <w:p>
+            <w:pPr>
+              <w:spacing w:after="40"/>
+            </w:pPr>
+            <w:r>
+              <w:rPr>
+                <w:sz w:val="19"/>
+              </w:rPr>
+            </w:r>
+            <w:r>
+              <w:rPr>
+                <w:sz w:val="19"/>
+              </w:rPr>
+              <w:t>Дахабии: Sekhmet, Kemet, Nour El Nil, Zein Nile Chateau</w:t>
+            </w:r>
+          </w:p>
+        </w:tc>
+        <w:tc>
+          <w:tcPr>
+            <w:tcW w:type="dxa" w:w="3286"/>
+          </w:tcPr>
+          <w:p>
+            <w:pPr>
+              <w:spacing w:after="40"/>
+            </w:pPr>
+            <w:r>
+              <w:rPr>
+                <w:sz w:val="19"/>
+              </w:rPr>
+            </w:r>
+            <w:r>
+              <w:rPr>
+                <w:sz w:val="19"/>
+              </w:rPr>
+              <w:t xml:space="preserve">Официальный сайт каждого оператора, раздел Contact или Charter. Для Sekhmet в поиске фигурирует njtoursdahabiya.com, </w:t>
+            </w:r>
+            <w:r>
+              <w:rPr>
+                <w:b/>
+                <w:sz w:val="19"/>
+              </w:rPr>
+              <w:t>проверьте подлинность сайта до переписки</w:t>
+            </w:r>
+          </w:p>
+        </w:tc>
+        <w:tc>
+          <w:tcPr>
+            <w:tcW w:type="dxa" w:w="3286"/>
+          </w:tcPr>
+          <w:p>
+            <w:pPr>
+              <w:spacing w:after="40"/>
+            </w:pPr>
+            <w:r>
+              <w:rPr>
+                <w:sz w:val="19"/>
+              </w:rPr>
+            </w:r>
+            <w:r>
+              <w:rPr>
+                <w:sz w:val="19"/>
+              </w:rPr>
+              <w:t>Charter</w:t>
+            </w:r>
+          </w:p>
+        </w:tc>
+      </w:tr>
+      <w:tr>
+        <w:tc>
+          <w:tcPr>
+            <w:tcW w:type="dxa" w:w="3286"/>
+            <w:shd w:val="clear" w:fill="F2F5FA"/>
+          </w:tcPr>
+          <w:p>
+            <w:pPr>
+              <w:spacing w:after="40"/>
+            </w:pPr>
+            <w:r>
+              <w:rPr>
+                <w:sz w:val="19"/>
+              </w:rPr>
+            </w:r>
+            <w:r>
+              <w:rPr>
+                <w:sz w:val="19"/>
+              </w:rPr>
+              <w:t>Принимающая компания</w:t>
+            </w:r>
+          </w:p>
+        </w:tc>
+        <w:tc>
+          <w:tcPr>
+            <w:tcW w:type="dxa" w:w="3286"/>
+            <w:shd w:val="clear" w:fill="F2F5FA"/>
+          </w:tcPr>
+          <w:p>
+            <w:pPr>
+              <w:spacing w:after="40"/>
+            </w:pPr>
+            <w:r>
+              <w:rPr>
+                <w:sz w:val="19"/>
+              </w:rPr>
+            </w:r>
+            <w:r>
+              <w:rPr>
+                <w:sz w:val="19"/>
+              </w:rPr>
+              <w:t>2–3 лицензированных DMC с опытом чартеров и спецдоступов, просить референсы</w:t>
+            </w:r>
+          </w:p>
+        </w:tc>
+        <w:tc>
+          <w:tcPr>
+            <w:tcW w:type="dxa" w:w="3286"/>
+            <w:shd w:val="clear" w:fill="F2F5FA"/>
+          </w:tcPr>
+          <w:p>
+            <w:pPr>
+              <w:spacing w:after="40"/>
+            </w:pPr>
+            <w:r>
+              <w:rPr>
+                <w:sz w:val="19"/>
+              </w:rPr>
+            </w:r>
+            <w:r>
+              <w:rPr>
+                <w:sz w:val="19"/>
+              </w:rPr>
+              <w:t>Incoming / MICE</w:t>
+            </w:r>
+          </w:p>
+        </w:tc>
+      </w:tr>
+      <w:tr>
+        <w:tc>
+          <w:tcPr>
+            <w:tcW w:type="dxa" w:w="3286"/>
+          </w:tcPr>
+          <w:p>
+            <w:pPr>
+              <w:spacing w:after="40"/>
+            </w:pPr>
+            <w:r>
+              <w:rPr>
+                <w:sz w:val="19"/>
+              </w:rPr>
+            </w:r>
+            <w:r>
+              <w:rPr>
+                <w:sz w:val="19"/>
+              </w:rPr>
+              <w:t>Подрядчик спецдоступов</w:t>
+            </w:r>
+          </w:p>
+        </w:tc>
+        <w:tc>
+          <w:tcPr>
+            <w:tcW w:type="dxa" w:w="3286"/>
+          </w:tcPr>
+          <w:p>
+            <w:pPr>
+              <w:spacing w:after="40"/>
+            </w:pPr>
+            <w:r>
+              <w:rPr>
+                <w:sz w:val="19"/>
+              </w:rPr>
+            </w:r>
+            <w:r>
+              <w:rPr>
+                <w:sz w:val="19"/>
+              </w:rPr>
+              <w:t>Через DMC плюс прямая переписка. Требовать подтверждение опыта ночных разрешений</w:t>
+            </w:r>
+          </w:p>
+        </w:tc>
+        <w:tc>
+          <w:tcPr>
+            <w:tcW w:type="dxa" w:w="3286"/>
+          </w:tcPr>
+          <w:p>
+            <w:pPr>
+              <w:spacing w:after="40"/>
+            </w:pPr>
+            <w:r>
+              <w:rPr>
+                <w:sz w:val="19"/>
+              </w:rPr>
+            </w:r>
+            <w:r>
+              <w:rPr>
+                <w:sz w:val="19"/>
+              </w:rPr>
+              <w:t>Permits</w:t>
+            </w:r>
+          </w:p>
+        </w:tc>
+      </w:tr>
+      <w:tr>
+        <w:tc>
+          <w:tcPr>
+            <w:tcW w:type="dxa" w:w="3286"/>
+            <w:shd w:val="clear" w:fill="F2F5FA"/>
+          </w:tcPr>
+          <w:p>
+            <w:pPr>
+              <w:spacing w:after="40"/>
+            </w:pPr>
+            <w:r>
+              <w:rPr>
+                <w:sz w:val="19"/>
+              </w:rPr>
+            </w:r>
+            <w:r>
+              <w:rPr>
+                <w:sz w:val="19"/>
+              </w:rPr>
+              <w:t>Mandarin Oriental, Old Cataract</w:t>
+            </w:r>
+          </w:p>
+        </w:tc>
+        <w:tc>
+          <w:tcPr>
+            <w:tcW w:type="dxa" w:w="3286"/>
+            <w:shd w:val="clear" w:fill="F2F5FA"/>
+          </w:tcPr>
+          <w:p>
+            <w:pPr>
+              <w:spacing w:after="40"/>
+            </w:pPr>
+            <w:r>
+              <w:rPr>
+                <w:sz w:val="19"/>
+              </w:rPr>
+            </w:r>
+            <w:r>
+              <w:rPr>
+                <w:sz w:val="19"/>
+              </w:rPr>
+              <w:t>mandarinoriental.com/en/aswan/old-cataract, раздел Contact</w:t>
+            </w:r>
+          </w:p>
+        </w:tc>
+        <w:tc>
+          <w:tcPr>
+            <w:tcW w:type="dxa" w:w="3286"/>
+            <w:shd w:val="clear" w:fill="F2F5FA"/>
+          </w:tcPr>
+          <w:p>
+            <w:pPr>
+              <w:spacing w:after="40"/>
+            </w:pPr>
+            <w:r>
+              <w:rPr>
+                <w:sz w:val="19"/>
+              </w:rPr>
+            </w:r>
+            <w:r>
+              <w:rPr>
+                <w:b/>
+                <w:sz w:val="19"/>
+              </w:rPr>
+              <w:t>Events &amp; Catering</w:t>
+            </w:r>
+          </w:p>
+        </w:tc>
+      </w:tr>
+      <w:tr>
+        <w:tc>
+          <w:tcPr>
+            <w:tcW w:type="dxa" w:w="3286"/>
+          </w:tcPr>
+          <w:p>
+            <w:pPr>
+              <w:spacing w:after="40"/>
+            </w:pPr>
+            <w:r>
+              <w:rPr>
+                <w:sz w:val="19"/>
+              </w:rPr>
+            </w:r>
+            <w:r>
+              <w:rPr>
+                <w:sz w:val="19"/>
+              </w:rPr>
+              <w:t>Marriott Mena House</w:t>
+            </w:r>
+          </w:p>
+        </w:tc>
+        <w:tc>
+          <w:tcPr>
+            <w:tcW w:type="dxa" w:w="3286"/>
+          </w:tcPr>
+          <w:p>
+            <w:pPr>
+              <w:spacing w:after="40"/>
+            </w:pPr>
+            <w:r>
+              <w:rPr>
+                <w:sz w:val="19"/>
+              </w:rPr>
+            </w:r>
+            <w:r>
+              <w:rPr>
+                <w:sz w:val="19"/>
+              </w:rPr>
+              <w:t>marriott.com, страница отеля</w:t>
+            </w:r>
+          </w:p>
+        </w:tc>
+        <w:tc>
+          <w:tcPr>
+            <w:tcW w:type="dxa" w:w="3286"/>
+          </w:tcPr>
+          <w:p>
+            <w:pPr>
+              <w:spacing w:after="40"/>
+            </w:pPr>
+            <w:r>
+              <w:rPr>
+                <w:sz w:val="19"/>
+              </w:rPr>
+            </w:r>
+            <w:r>
+              <w:rPr>
+                <w:sz w:val="19"/>
+              </w:rPr>
+              <w:t>Group Sales / Sales &amp; Events</w:t>
+            </w:r>
+          </w:p>
+        </w:tc>
+      </w:tr>
+      <w:tr>
+        <w:tc>
+          <w:tcPr>
+            <w:tcW w:type="dxa" w:w="3286"/>
+            <w:shd w:val="clear" w:fill="F2F5FA"/>
+          </w:tcPr>
+          <w:p>
+            <w:pPr>
+              <w:spacing w:after="40"/>
+            </w:pPr>
+            <w:r>
+              <w:rPr>
+                <w:sz w:val="19"/>
+              </w:rPr>
+            </w:r>
+            <w:r>
+              <w:rPr>
+                <w:sz w:val="19"/>
+              </w:rPr>
+              <w:t>Hilton Luxor Resort &amp; Spa</w:t>
+            </w:r>
+          </w:p>
+        </w:tc>
+        <w:tc>
+          <w:tcPr>
+            <w:tcW w:type="dxa" w:w="3286"/>
+            <w:shd w:val="clear" w:fill="F2F5FA"/>
+          </w:tcPr>
+          <w:p>
+            <w:pPr>
+              <w:spacing w:after="40"/>
+            </w:pPr>
+            <w:r>
+              <w:rPr>
+                <w:sz w:val="19"/>
+              </w:rPr>
+            </w:r>
+            <w:r>
+              <w:rPr>
+                <w:sz w:val="19"/>
+              </w:rPr>
+              <w:t>hilton.com, страница отеля</w:t>
+            </w:r>
+          </w:p>
+        </w:tc>
+        <w:tc>
+          <w:tcPr>
+            <w:tcW w:type="dxa" w:w="3286"/>
+            <w:shd w:val="clear" w:fill="F2F5FA"/>
+          </w:tcPr>
+          <w:p>
+            <w:pPr>
+              <w:spacing w:after="40"/>
+            </w:pPr>
+            <w:r>
+              <w:rPr>
+                <w:sz w:val="19"/>
+              </w:rPr>
+            </w:r>
+            <w:r>
+              <w:rPr>
+                <w:sz w:val="19"/>
+              </w:rPr>
+              <w:t>Group Reservations</w:t>
+            </w:r>
+          </w:p>
+        </w:tc>
+      </w:tr>
+      <w:tr>
+        <w:tc>
+          <w:tcPr>
+            <w:tcW w:type="dxa" w:w="3286"/>
+          </w:tcPr>
+          <w:p>
+            <w:pPr>
+              <w:spacing w:after="40"/>
+            </w:pPr>
+            <w:r>
+              <w:rPr>
+                <w:sz w:val="19"/>
+              </w:rPr>
+            </w:r>
+            <w:r>
+              <w:rPr>
+                <w:sz w:val="19"/>
+              </w:rPr>
+              <w:t>Mövenpick Resort Aswan</w:t>
+            </w:r>
+          </w:p>
+        </w:tc>
+        <w:tc>
+          <w:tcPr>
+            <w:tcW w:type="dxa" w:w="3286"/>
+          </w:tcPr>
+          <w:p>
+            <w:pPr>
+              <w:spacing w:after="40"/>
+            </w:pPr>
+            <w:r>
+              <w:rPr>
+                <w:sz w:val="19"/>
+              </w:rPr>
+            </w:r>
+            <w:r>
+              <w:rPr>
+                <w:sz w:val="19"/>
+              </w:rPr>
+              <w:t>movenpick.com или all.accor.com, страница отеля</w:t>
+            </w:r>
+          </w:p>
+        </w:tc>
+        <w:tc>
+          <w:tcPr>
+            <w:tcW w:type="dxa" w:w="3286"/>
+          </w:tcPr>
+          <w:p>
+            <w:pPr>
+              <w:spacing w:after="40"/>
+            </w:pPr>
+            <w:r>
+              <w:rPr>
+                <w:sz w:val="19"/>
+              </w:rPr>
+            </w:r>
+            <w:r>
+              <w:rPr>
+                <w:sz w:val="19"/>
+              </w:rPr>
+              <w:t>Group Reservations</w:t>
+            </w:r>
+          </w:p>
+        </w:tc>
+      </w:tr>
+      <w:tr>
+        <w:tc>
+          <w:tcPr>
+            <w:tcW w:type="dxa" w:w="3286"/>
+            <w:shd w:val="clear" w:fill="F2F5FA"/>
+          </w:tcPr>
+          <w:p>
+            <w:pPr>
+              <w:spacing w:after="40"/>
+            </w:pPr>
+            <w:r>
+              <w:rPr>
+                <w:sz w:val="19"/>
+              </w:rPr>
+            </w:r>
+            <w:r>
+              <w:rPr>
+                <w:sz w:val="19"/>
+              </w:rPr>
+              <w:t>Оператор воздушных шаров</w:t>
+            </w:r>
+          </w:p>
+        </w:tc>
+        <w:tc>
+          <w:tcPr>
+            <w:tcW w:type="dxa" w:w="3286"/>
+            <w:shd w:val="clear" w:fill="F2F5FA"/>
+          </w:tcPr>
+          <w:p>
+            <w:pPr>
+              <w:spacing w:after="40"/>
+            </w:pPr>
+            <w:r>
+              <w:rPr>
+                <w:sz w:val="19"/>
+              </w:rPr>
+            </w:r>
+            <w:r>
+              <w:rPr>
+                <w:sz w:val="19"/>
+              </w:rPr>
+              <w:t xml:space="preserve">Лицензированные операторы Луксора. </w:t>
+            </w:r>
+            <w:r>
+              <w:rPr>
+                <w:b/>
+                <w:sz w:val="19"/>
+              </w:rPr>
+              <w:t>Проверить лицензию Управления гражданской авиации Египта</w:t>
+            </w:r>
+          </w:p>
+        </w:tc>
+        <w:tc>
+          <w:tcPr>
+            <w:tcW w:type="dxa" w:w="3286"/>
+            <w:shd w:val="clear" w:fill="F2F5FA"/>
+          </w:tcPr>
+          <w:p>
+            <w:pPr>
+              <w:spacing w:after="40"/>
+            </w:pPr>
+            <w:r>
+              <w:rPr>
+                <w:sz w:val="19"/>
+              </w:rPr>
+            </w:r>
+            <w:r>
+              <w:rPr>
+                <w:sz w:val="19"/>
+              </w:rPr>
+              <w:t>Reservations</w:t>
+            </w:r>
+          </w:p>
+        </w:tc>
+      </w:tr>
+      <w:tr>
+        <w:tc>
+          <w:tcPr>
+            <w:tcW w:type="dxa" w:w="3286"/>
+          </w:tcPr>
+          <w:p>
+            <w:pPr>
+              <w:spacing w:after="40"/>
+            </w:pPr>
+            <w:r>
+              <w:rPr>
+                <w:sz w:val="19"/>
+              </w:rPr>
+            </w:r>
+            <w:r>
+              <w:rPr>
+                <w:sz w:val="19"/>
+              </w:rPr>
+              <w:t>EgyptAir</w:t>
+            </w:r>
+          </w:p>
+        </w:tc>
+        <w:tc>
+          <w:tcPr>
+            <w:tcW w:type="dxa" w:w="3286"/>
+          </w:tcPr>
+          <w:p>
+            <w:pPr>
+              <w:spacing w:after="40"/>
+            </w:pPr>
+            <w:r>
+              <w:rPr>
+                <w:sz w:val="19"/>
+              </w:rPr>
+            </w:r>
+            <w:r>
+              <w:rPr>
+                <w:sz w:val="19"/>
+              </w:rPr>
+              <w:t>egyptair.com, раздел Group Booking</w:t>
+            </w:r>
+          </w:p>
+        </w:tc>
+        <w:tc>
+          <w:tcPr>
+            <w:tcW w:type="dxa" w:w="3286"/>
+          </w:tcPr>
+          <w:p>
+            <w:pPr>
+              <w:spacing w:after="40"/>
+            </w:pPr>
+            <w:r>
+              <w:rPr>
+                <w:sz w:val="19"/>
+              </w:rPr>
+            </w:r>
+            <w:r>
+              <w:rPr>
+                <w:sz w:val="19"/>
+              </w:rPr>
+              <w:t>Group Desk</w:t>
+            </w:r>
+          </w:p>
+        </w:tc>
+      </w:tr>
+      <w:tr>
+        <w:tc>
+          <w:tcPr>
+            <w:tcW w:type="dxa" w:w="3286"/>
+            <w:shd w:val="clear" w:fill="F2F5FA"/>
+          </w:tcPr>
+          <w:p>
+            <w:pPr>
+              <w:spacing w:after="40"/>
+            </w:pPr>
+            <w:r>
+              <w:rPr>
+                <w:sz w:val="19"/>
+              </w:rPr>
+            </w:r>
+            <w:r>
+              <w:rPr>
+                <w:sz w:val="19"/>
+              </w:rPr>
+              <w:t>Билеты в Большой Египетский музей</w:t>
+            </w:r>
+          </w:p>
+        </w:tc>
+        <w:tc>
+          <w:tcPr>
+            <w:tcW w:type="dxa" w:w="3286"/>
+            <w:shd w:val="clear" w:fill="F2F5FA"/>
+          </w:tcPr>
+          <w:p>
+            <w:pPr>
+              <w:spacing w:after="40"/>
+            </w:pPr>
+            <w:r>
+              <w:rPr>
+                <w:sz w:val="19"/>
+              </w:rPr>
+            </w:r>
+            <w:r>
+              <w:rPr>
+                <w:b/>
+                <w:sz w:val="19"/>
+              </w:rPr>
+              <w:t>Только visit-gem.com.</w:t>
+            </w:r>
+            <w:r>
+              <w:rPr>
+                <w:sz w:val="19"/>
+              </w:rPr>
+              <w:t xml:space="preserve"> Других легальных продавцов нет</w:t>
+            </w:r>
+          </w:p>
+        </w:tc>
+        <w:tc>
+          <w:tcPr>
+            <w:tcW w:type="dxa" w:w="3286"/>
+            <w:shd w:val="clear" w:fill="F2F5FA"/>
+          </w:tcPr>
+          <w:p>
+            <w:pPr>
+              <w:spacing w:after="40"/>
+            </w:pPr>
+            <w:r>
+              <w:rPr>
+                <w:sz w:val="19"/>
+              </w:rPr>
+            </w:r>
+            <w:r>
+              <w:rPr>
+                <w:sz w:val="19"/>
+              </w:rPr>
+              <w:t>—</w:t>
+            </w:r>
+          </w:p>
+        </w:tc>
+      </w:tr>
+      <w:tr>
+        <w:tc>
+          <w:tcPr>
+            <w:tcW w:type="dxa" w:w="3286"/>
+          </w:tcPr>
+          <w:p>
+            <w:pPr>
+              <w:spacing w:after="40"/>
+            </w:pPr>
+            <w:r>
+              <w:rPr>
+                <w:sz w:val="19"/>
+              </w:rPr>
+            </w:r>
+            <w:r>
+              <w:rPr>
+                <w:sz w:val="19"/>
+              </w:rPr>
+              <w:t>Билеты на памятники</w:t>
+            </w:r>
+          </w:p>
+        </w:tc>
+        <w:tc>
+          <w:tcPr>
+            <w:tcW w:type="dxa" w:w="3286"/>
+          </w:tcPr>
+          <w:p>
+            <w:pPr>
+              <w:spacing w:after="40"/>
+            </w:pPr>
+            <w:r>
+              <w:rPr>
+                <w:sz w:val="19"/>
+              </w:rPr>
+            </w:r>
+            <w:r>
+              <w:rPr>
+                <w:sz w:val="19"/>
+              </w:rPr>
+              <w:t>egymonuments.gov.eg и egymonuments.com, покупку делает DMC</w:t>
+            </w:r>
+          </w:p>
+        </w:tc>
+        <w:tc>
+          <w:tcPr>
+            <w:tcW w:type="dxa" w:w="3286"/>
+          </w:tcPr>
+          <w:p>
+            <w:pPr>
+              <w:spacing w:after="40"/>
+            </w:pPr>
+            <w:r>
+              <w:rPr>
+                <w:sz w:val="19"/>
+              </w:rPr>
+            </w:r>
+            <w:r>
+              <w:rPr>
+                <w:sz w:val="19"/>
+              </w:rPr>
+              <w:t>—</w:t>
+            </w:r>
+          </w:p>
+        </w:tc>
+      </w:tr>
+      <w:tr>
+        <w:tc>
+          <w:tcPr>
+            <w:tcW w:type="dxa" w:w="3286"/>
+            <w:shd w:val="clear" w:fill="F2F5FA"/>
+          </w:tcPr>
+          <w:p>
+            <w:pPr>
+              <w:spacing w:after="40"/>
+            </w:pPr>
+            <w:r>
+              <w:rPr>
+                <w:sz w:val="19"/>
+              </w:rPr>
+            </w:r>
+            <w:r>
+              <w:rPr>
+                <w:sz w:val="19"/>
+              </w:rPr>
+              <w:t>Артисты, нубийский ансамбль</w:t>
+            </w:r>
+          </w:p>
+        </w:tc>
+        <w:tc>
+          <w:tcPr>
+            <w:tcW w:type="dxa" w:w="3286"/>
+            <w:shd w:val="clear" w:fill="F2F5FA"/>
+          </w:tcPr>
+          <w:p>
+            <w:pPr>
+              <w:spacing w:after="40"/>
+            </w:pPr>
+            <w:r>
+              <w:rPr>
+                <w:sz w:val="19"/>
+              </w:rPr>
+            </w:r>
+            <w:r>
+              <w:rPr>
+                <w:sz w:val="19"/>
+              </w:rPr>
+              <w:t>Через DMC. Подъём на борт согласовывать с капитаном</w:t>
+            </w:r>
+          </w:p>
+        </w:tc>
+        <w:tc>
+          <w:tcPr>
+            <w:tcW w:type="dxa" w:w="3286"/>
+            <w:shd w:val="clear" w:fill="F2F5FA"/>
+          </w:tcPr>
+          <w:p>
+            <w:pPr>
+              <w:spacing w:after="40"/>
+            </w:pPr>
+            <w:r>
+              <w:rPr>
+                <w:sz w:val="19"/>
+              </w:rPr>
+            </w:r>
+            <w:r>
+              <w:rPr>
+                <w:sz w:val="19"/>
+              </w:rPr>
+              <w:t>—</w:t>
+            </w:r>
+          </w:p>
+        </w:tc>
+      </w:tr>
+    </w:tbl>
+    <w:p>
+      <w:pPr>
+        <w:spacing w:after="80"/>
+      </w:pPr>
+    </w:p>
+    <w:p>
+      <w:pPr>
+        <w:pBdr>
+          <w:bottom w:val="single" w:sz="6" w:space="1" w:color="BFBFBF"/>
+        </w:pBdr>
+        <w:spacing w:after="200"/>
+      </w:pPr>
+    </w:p>
+    <w:p>
+      <w:pPr>
+        <w:spacing w:before="320" w:after="120"/>
+      </w:pPr>
+      <w:r>
+        <w:rPr>
+          <w:b/>
+          <w:color w:val="1F3864"/>
+          <w:sz w:val="29"/>
+        </w:rPr>
+        <w:t>ЯЗЫК И ПРАВИЛО ОТВЕТА</w:t>
+      </w:r>
+    </w:p>
+    <w:p>
+      <w:r>
+        <w:t>Письма 01–10 на английском, готовы к отправке как есть. Письмо 11 на русском.</w:t>
+      </w:r>
+    </w:p>
+    <w:p>
+      <w:r>
+        <w:rPr>
+          <w:b/>
+        </w:rPr>
+        <w:t>Правило по каждому письму.</w:t>
+      </w:r>
+      <w:r>
+        <w:t xml:space="preserve"> В ответе вам нужен документ, а не фраза «всё подтверждено». Ответ без номера заявки или брони статус услуги не меняет. Письмо без ответа через пять рабочих дней отправляется повторно с пометкой </w:t>
+      </w:r>
+      <w:r>
+        <w:rPr>
+          <w:rFonts w:ascii="Consolas" w:hAnsi="Consolas"/>
+          <w:sz w:val="19"/>
+        </w:rPr>
+        <w:t>second request</w:t>
+      </w:r>
+      <w:r>
+        <w:t>: в Египте это нормальная практика, а не невежливость.</w:t>
+      </w:r>
+    </w:p>
+    <w:p>
+      <w:pPr>
+        <w:pBdr>
+          <w:bottom w:val="single" w:sz="6" w:space="1" w:color="BFBFBF"/>
+        </w:pBdr>
+        <w:spacing w:after="200"/>
+      </w:pPr>
+    </w:p>
+    <w:p>
+      <w:pPr>
+        <w:spacing w:before="320" w:after="120"/>
+      </w:pPr>
+      <w:r>
+        <w:rPr>
+          <w:b/>
+          <w:color w:val="1F3864"/>
+          <w:sz w:val="29"/>
+        </w:rPr>
+        <w:t>ПИСЬМО 01. ЗАПРОС ПОЛНОГО ФРАХТА СУДНА</w:t>
       </w:r>
     </w:p>
     <w:tbl>
@@ -2913,7 +2715,7 @@
                 <w:color w:val="FFFFFF"/>
                 <w:sz w:val="19"/>
               </w:rPr>
-              <w:t>Когда</w:t>
+              <w:t>Поле</w:t>
             </w:r>
           </w:p>
         </w:tc>
@@ -2939,7 +2741,7 @@
                 <w:color w:val="FFFFFF"/>
                 <w:sz w:val="19"/>
               </w:rPr>
-              <w:t>Что отправляем</w:t>
+              <w:t>Значение</w:t>
             </w:r>
           </w:p>
         </w:tc>
@@ -2963,7 +2765,7 @@
                 <w:b/>
                 <w:sz w:val="19"/>
               </w:rPr>
-              <w:t>Сегодня</w:t>
+              <w:t>КОМУ</w:t>
             </w:r>
           </w:p>
         </w:tc>
@@ -2984,7 +2786,7 @@
               <w:rPr>
                 <w:sz w:val="19"/>
               </w:rPr>
-              <w:t>Письмо 10 клиенту. Письмо 1 всем судовым операторам. Письмо 3 по Гизе</w:t>
+              <w:t>судовым операторам, всем кандидатам одновременно одним и тем же текстом. Sanctuary Sun Boat III, Oberoi Philae, Oberoi Zahra, операторы дахабий.</w:t>
             </w:r>
           </w:p>
         </w:tc>
@@ -3009,7 +2811,7 @@
                 <w:b/>
                 <w:sz w:val="19"/>
               </w:rPr>
-              <w:t>В течение 3 дней</w:t>
+              <w:t>ОТДЕЛ</w:t>
             </w:r>
           </w:p>
         </w:tc>
@@ -3031,7 +2833,7 @@
               <w:rPr>
                 <w:sz w:val="19"/>
               </w:rPr>
-              <w:t>Письмо 2 двум-трём DMC. Письмо 5 в Old Cataract. Письмо 9 по авиа</w:t>
+              <w:t>Charters &amp; Private Groups.</w:t>
             </w:r>
           </w:p>
         </w:tc>
@@ -3055,7 +2857,7 @@
                 <w:b/>
                 <w:sz w:val="19"/>
               </w:rPr>
-              <w:t>После ответов судов</w:t>
+              <w:t>ТЕМА</w:t>
             </w:r>
           </w:p>
         </w:tc>
@@ -3074,9 +2876,10 @@
             </w:r>
             <w:r>
               <w:rPr>
-                <w:sz w:val="19"/>
-              </w:rPr>
-              <w:t>Письмо 4 по Филе. Письма 6 и 7 по отелям</w:t>
+                <w:rFonts w:ascii="Consolas" w:hAnsi="Consolas"/>
+                <w:sz w:val="19"/>
+              </w:rPr>
+              <w:t>Full charter enquiry — 14–16 guests, single occupancy, 23–30 January 2027</w:t>
             </w:r>
           </w:p>
         </w:tc>
@@ -3101,7 +2904,7 @@
                 <w:b/>
                 <w:sz w:val="19"/>
               </w:rPr>
-              <w:t>Ноябрь</w:t>
+              <w:t>КОГДА</w:t>
             </w:r>
           </w:p>
         </w:tc>
@@ -3123,7 +2926,52 @@
               <w:rPr>
                 <w:sz w:val="19"/>
               </w:rPr>
-              <w:t>Письмо 8 по шару</w:t>
+              <w:t>сегодня.</w:t>
+            </w:r>
+          </w:p>
+        </w:tc>
+      </w:tr>
+      <w:tr>
+        <w:tc>
+          <w:tcPr>
+            <w:tcW w:type="dxa" w:w="4929"/>
+          </w:tcPr>
+          <w:p>
+            <w:pPr>
+              <w:spacing w:after="40"/>
+            </w:pPr>
+            <w:r>
+              <w:rPr>
+                <w:sz w:val="19"/>
+              </w:rPr>
+            </w:r>
+            <w:r>
+              <w:rPr>
+                <w:b/>
+                <w:sz w:val="19"/>
+              </w:rPr>
+              <w:t>ЗАЧЕМ</w:t>
+            </w:r>
+          </w:p>
+        </w:tc>
+        <w:tc>
+          <w:tcPr>
+            <w:tcW w:type="dxa" w:w="4929"/>
+          </w:tcPr>
+          <w:p>
+            <w:pPr>
+              <w:spacing w:after="40"/>
+            </w:pPr>
+            <w:r>
+              <w:rPr>
+                <w:sz w:val="19"/>
+              </w:rPr>
+            </w:r>
+            <w:r>
+              <w:rPr>
+                <w:sz w:val="19"/>
+              </w:rPr>
+              <w:t>это письмо определяет, какой вариант маршрута вы покупаете. Без ответа на вопрос о ночном движении нельзя выбрать между вариантом A и вариантом B1.</w:t>
             </w:r>
           </w:p>
         </w:tc>
@@ -3139,10 +2987,4827 @@
         <w:rPr>
           <w:b/>
         </w:rPr>
-        <w:t>Что делать с ответами.</w:t>
+        <w:t>ОТВЕТ ДОЛЖЕН СОДЕРЖАТЬ:</w:t>
       </w:r>
+    </w:p>
+    <w:p>
+      <w:pPr>
+        <w:pStyle w:val="ListBullet"/>
+        <w:spacing w:after="60"/>
+      </w:pPr>
       <w:r>
-        <w:t xml:space="preserve"> Каждый ответ — строка в файле статусов услуг с номером заявки. Ответ без номера заявки статус не меняет. Письмо, на которое нет ответа через 5 рабочих дней, отправляется повторно с пометкой «second request» — в Египте это нормальная практика, а не невежливость.</w:t>
+        <w:t>схему палуб с нумерацией кают и отметкой, какие продаются в одноместном размещении;</w:t>
+      </w:r>
+    </w:p>
+    <w:p>
+      <w:pPr>
+        <w:pStyle w:val="ListBullet"/>
+        <w:spacing w:after="60"/>
+      </w:pPr>
+      <w:r>
+        <w:t>где живёт экипаж, с подтверждением, что гостевой фонд не используется под команду;</w:t>
+      </w:r>
+    </w:p>
+    <w:p>
+      <w:pPr>
+        <w:pStyle w:val="ListBullet"/>
+        <w:spacing w:after="60"/>
+      </w:pPr>
+      <w:r>
+        <w:t>минимальный оплачиваемый срок фрахта в ночах;</w:t>
+      </w:r>
+    </w:p>
+    <w:p>
+      <w:pPr>
+        <w:pStyle w:val="ListBullet"/>
+        <w:spacing w:after="60"/>
+      </w:pPr>
+      <w:r>
+        <w:t>цену всего корпуса двумя отдельными строками: только борт, и борт плюс береговая программа;</w:t>
+      </w:r>
+    </w:p>
+    <w:p>
+      <w:pPr>
+        <w:pStyle w:val="ListBullet"/>
+        <w:spacing w:after="60"/>
+      </w:pPr>
+      <w:r>
+        <w:t>отдельную ставку за ночь стоянки без движения;</w:t>
+      </w:r>
+    </w:p>
+    <w:p>
+      <w:pPr>
+        <w:pStyle w:val="ListBullet"/>
+        <w:spacing w:after="60"/>
+      </w:pPr>
+      <w:r>
+        <w:t>прямой ответ «да» или «нет» про движение после наступления темноты;</w:t>
+      </w:r>
+    </w:p>
+    <w:p>
+      <w:pPr>
+        <w:pStyle w:val="ListBullet"/>
+        <w:spacing w:after="60"/>
+      </w:pPr>
+      <w:r>
+        <w:t>расчётное время переходов для этого борта;</w:t>
+      </w:r>
+    </w:p>
+    <w:p>
+      <w:pPr>
+        <w:pStyle w:val="ListBullet"/>
+        <w:spacing w:after="60"/>
+      </w:pPr>
+      <w:r>
+        <w:t>план расстановки рабочего салона и фото пустого помещения;</w:t>
+      </w:r>
+    </w:p>
+    <w:p>
+      <w:pPr>
+        <w:pStyle w:val="ListBullet"/>
+        <w:spacing w:after="60"/>
+      </w:pPr>
+      <w:r>
+        <w:t>определение Full Board с указанием первого и последнего включённого приёма пищи.</w:t>
+      </w:r>
+    </w:p>
+    <w:p>
+      <w:pPr>
+        <w:spacing w:before="120" w:after="200" w:line="240" w:lineRule="auto"/>
+        <w:ind w:left="283"/>
+        <w:shd w:val="clear" w:fill="F4F6F9"/>
+      </w:pPr>
+      <w:r>
+        <w:rPr>
+          <w:rFonts w:ascii="Consolas" w:hAnsi="Consolas"/>
+          <w:sz w:val="17"/>
+        </w:rPr>
+        <w:t>Dear Charter Team,</w:t>
+        <w:br/>
+        <w:br/>
+        <w:t>La Royal Event (Egypt) is planning a private, fully chartered Nile programme for a</w:t>
+        <w:br/>
+        <w:t>high-requirement group of 14–16 guests, 23–30 January 2027. We are comparing a short</w:t>
+        <w:br/>
+        <w:t>list of vessels and would be grateful for a written reply to the points below.</w:t>
+        <w:br/>
+        <w:br/>
+        <w:t>GROUP AND OCCUPANCY</w:t>
+        <w:br/>
+        <w:t>- 14 to 16 guests, the majority requiring SINGLE occupancy. Twin sharing only by</w:t>
+        <w:br/>
+        <w:t xml:space="preserve">  voluntary agreement of individual guests; the programme cannot be priced on the</w:t>
+        <w:br/>
+        <w:t xml:space="preserve">  assumption that all guests share.</w:t>
+        <w:br/>
+        <w:t>- In addition, up to 2 tour escorts, 1 Russian-speaking Egyptologist and 1 session</w:t>
+        <w:br/>
+        <w:t xml:space="preserve">  facilitator may sleep on board. Total persons needing a bed: up to 21.</w:t>
+        <w:br/>
+        <w:t>- Please confirm how many cabins your vessel can actually sell in single occupancy</w:t>
+        <w:br/>
+        <w:t xml:space="preserve">  under a full charter.</w:t>
+        <w:br/>
+        <w:br/>
+        <w:t>DATES — TWO SCENARIOS</w:t>
+        <w:br/>
+        <w:t>Option A (preferred): 4 nights on board, embarkation Luxor 25 January, disembarkation</w:t>
+        <w:br/>
+        <w:t>Aswan 29 January; plus a possible 5th night moored in Aswan, 29/30 January.</w:t>
+        <w:br/>
+        <w:t>Option B: 3 nights on board, embarkation Luxor or Esna 26 January, disembarkation</w:t>
+        <w:br/>
+        <w:t>Aswan 29 January.</w:t>
+        <w:br/>
+        <w:br/>
+        <w:t>QUESTIONS WE NEED ANSWERED IN WRITING</w:t>
+        <w:br/>
+        <w:br/>
+        <w:t>Capacity and layout</w:t>
+        <w:br/>
+        <w:t>1. Deck plan with cabin numbers, showing which cabins are suitable for single use.</w:t>
+        <w:br/>
+        <w:t>2. Where is the crew accommodated? Please confirm that no guest cabin is used by crew,</w:t>
+        <w:br/>
+        <w:t xml:space="preserve">   guides or performers.</w:t>
+        <w:br/>
+        <w:t>3. Total number of cabins and maximum guest capacity.</w:t>
+        <w:br/>
+        <w:br/>
+        <w:t>Charter terms</w:t>
+        <w:br/>
+        <w:t>4. Minimum paid charter period for these dates, in nights.</w:t>
+        <w:br/>
+        <w:t>5. Full price of the entire vessel for Option A and Option B, as a single hull price.</w:t>
+        <w:br/>
+        <w:t>6. Separate rate for a night MOORED WITHOUT SAILING (we may need 29/30 January in Aswan).</w:t>
+        <w:br/>
+        <w:t>7. Payment schedule, deposit, cancellation terms, and what happens if the group size changes.</w:t>
+        <w:br/>
+        <w:br/>
+        <w:t>Navigation — this determines which option we buy</w:t>
+        <w:br/>
+        <w:t>8. Is the vessel permitted to navigate AFTER DARK between Luxor and Aswan?</w:t>
+        <w:br/>
+        <w:t xml:space="preserve">   If yes, under what conditions and with what authority's approval?</w:t>
+        <w:br/>
+        <w:t>9. Estimated sailing times FOR THIS VESSEL, upstream, for: Luxor–Esna, Esna–Edfu,</w:t>
+        <w:br/>
+        <w:t xml:space="preserve">   Edfu–Kom Ombo, Kom Ombo–Aswan.</w:t>
+        <w:br/>
+        <w:t>10. Typical Esna lock waiting time in January, from your own recent operating records.</w:t>
+        <w:br/>
+        <w:t>11. Who pays the lock fee, port dues and any fuel surcharge?</w:t>
+        <w:br/>
+        <w:t>12. Is a tug required? Who pays for it?</w:t>
+        <w:br/>
+        <w:t>13. Can the vessel transit the Esna lock WITHOUT guests on board and wait for the group</w:t>
+        <w:br/>
+        <w:t xml:space="preserve">    above the lock at Esna? Is there an authorised embarkation quay at Esna?</w:t>
+        <w:br/>
+        <w:t>14. Exact embarkation and disembarkation quays in Luxor and Aswan.</w:t>
+        <w:br/>
+        <w:t>15. What is your procedure if the lock queue delays arrival by more than 4 hours?</w:t>
+        <w:br/>
+        <w:t xml:space="preserve">    Who bears the cost of an additional night?</w:t>
+        <w:br/>
+        <w:br/>
+        <w:t>Working space on board — this is a firm client requirement</w:t>
+        <w:br/>
+        <w:t>16. We need a dedicated enclosed space for 3–4 hours of group work EVERY DAY of the</w:t>
+        <w:br/>
+        <w:t xml:space="preserve">    river section, for 18–20 people. Please send:</w:t>
+        <w:br/>
+        <w:t xml:space="preserve">    - the floor plan of the proposed room with a seating layout for 20 persons;</w:t>
+        <w:br/>
+        <w:t xml:space="preserve">    - photographs of the EMPTY room, not of the room set for dining;</w:t>
+        <w:br/>
+        <w:t xml:space="preserve">    - number and location of power sockets, and voltage;</w:t>
+        <w:br/>
+        <w:t xml:space="preserve">    - confirmation of individually controlled air conditioning;</w:t>
+        <w:br/>
+        <w:t xml:space="preserve">    - the position of the engine room relative to this room, and the noise level while</w:t>
+        <w:br/>
+        <w:t xml:space="preserve">      under way;</w:t>
+        <w:br/>
+        <w:t xml:space="preserve">    - written confirmation of EXCLUSIVE use during agreed hours, with no cleaning,</w:t>
+        <w:br/>
+        <w:t xml:space="preserve">      no table service and no background music during those hours;</w:t>
+        <w:br/>
+        <w:t xml:space="preserve">    - whether tables, a screen or a flip chart can be provided.</w:t>
+        <w:br/>
+        <w:br/>
+        <w:t>Meals and inclusions</w:t>
+        <w:br/>
+        <w:t>17. What exactly does Full Board mean on your vessel: which is the FIRST and which is the</w:t>
+        <w:br/>
+        <w:t xml:space="preserve">    LAST included meal relative to embarkation and disembarkation?</w:t>
+        <w:br/>
+        <w:t>18. Are early breakfasts from 04:30 and packed breakfast boxes included? If not, price.</w:t>
+        <w:br/>
+        <w:t>19. Are two coffee breaks per day during the working sessions included? If not, price.</w:t>
+        <w:br/>
+        <w:t>20. Is drinking water included, in cabins and on excursions?</w:t>
+        <w:br/>
+        <w:t>21. Which beverages are included with lunch and dinner? Is own alcohol permitted,</w:t>
+        <w:br/>
+        <w:t xml:space="preserve">    and is there a corkage charge?</w:t>
+        <w:br/>
+        <w:t>22. Special diets and allergies: by what deadline do you need the information?</w:t>
+        <w:br/>
+        <w:t>23. Are meals and accommodation for the Egyptologist, facilitator and escorts charged</w:t>
+        <w:br/>
+        <w:t xml:space="preserve">    separately?</w:t>
+        <w:br/>
+        <w:br/>
+        <w:t>Shore services — we must avoid paying twice</w:t>
+        <w:br/>
+        <w:t>24. Please quote in TWO SEPARATE LINES:</w:t>
+        <w:br/>
+        <w:t xml:space="preserve">    (a) VESSEL ONLY — hull, cabins, meals, crew, navigation;</w:t>
+        <w:br/>
+        <w:t xml:space="preserve">    (b) VESSEL PLUS SHORE PROGRAMME — stating precisely whether guides, entrance tickets</w:t>
+        <w:br/>
+        <w:t xml:space="preserve">        and quay-to-temple transfers at Edfu and Kom Ombo are included.</w:t>
+        <w:br/>
+        <w:t>25. At Edfu, what transport do you provide from the quay to the temple? We require</w:t>
+        <w:br/>
+        <w:t xml:space="preserve">    minibuses, NOT horse-drawn carriages.</w:t>
+        <w:br/>
+        <w:t>26. Is a Russian-speaking Egyptologist available through you, or must we bring our own?</w:t>
+        <w:br/>
+        <w:br/>
+        <w:t>Events on board</w:t>
+        <w:br/>
+        <w:t>27. Can we arrange a gala dinner on board with decoration, special menu and live</w:t>
+        <w:br/>
+        <w:t xml:space="preserve">    performers? What is charged extra, and where and when can performers board?</w:t>
+        <w:br/>
+        <w:t>28. Crew gratuities: what do you recommend, and how is it normally handled?</w:t>
+        <w:br/>
+        <w:br/>
+        <w:t>Please send your written reply with a reference number for the enquiry. We intend to</w:t>
+        <w:br/>
+        <w:t>decide by mid-October 2026.</w:t>
+        <w:br/>
+        <w:br/>
+        <w:t>Kind regards,</w:t>
+        <w:br/>
+        <w:t>Ksenia</w:t>
+        <w:br/>
+        <w:t>La Royal Event, Egypt</w:t>
+      </w:r>
+    </w:p>
+    <w:p>
+      <w:pPr>
+        <w:pBdr>
+          <w:bottom w:val="single" w:sz="6" w:space="1" w:color="BFBFBF"/>
+        </w:pBdr>
+        <w:spacing w:after="200"/>
+      </w:pPr>
+    </w:p>
+    <w:p>
+      <w:pPr>
+        <w:spacing w:before="320" w:after="120"/>
+      </w:pPr>
+      <w:r>
+        <w:rPr>
+          <w:b/>
+          <w:color w:val="1F3864"/>
+          <w:sz w:val="29"/>
+        </w:rPr>
+        <w:t>ПИСЬМО 02. ЗАПРОС НАЗЕМНЫХ УСЛУГ</w:t>
+      </w:r>
+    </w:p>
+    <w:tbl>
+      <w:tblPr>
+        <w:tblStyle w:val="TableGrid"/>
+        <w:tblW w:type="auto" w:w="0"/>
+        <w:jc w:val="center"/>
+        <w:tblLook w:firstColumn="1" w:firstRow="1" w:lastColumn="0" w:lastRow="0" w:noHBand="0" w:noVBand="1" w:val="04A0"/>
+      </w:tblPr>
+      <w:tblGrid>
+        <w:gridCol w:w="4929"/>
+        <w:gridCol w:w="4929"/>
+      </w:tblGrid>
+      <w:tr>
+        <w:tc>
+          <w:tcPr>
+            <w:tcW w:type="dxa" w:w="4929"/>
+            <w:shd w:val="clear" w:fill="1F3864"/>
+          </w:tcPr>
+          <w:p>
+            <w:pPr>
+              <w:spacing w:after="40"/>
+            </w:pPr>
+            <w:r>
+              <w:rPr>
+                <w:b/>
+                <w:color w:val="FFFFFF"/>
+                <w:sz w:val="19"/>
+              </w:rPr>
+            </w:r>
+            <w:r>
+              <w:rPr>
+                <w:b/>
+                <w:color w:val="FFFFFF"/>
+                <w:sz w:val="19"/>
+              </w:rPr>
+              <w:t>Поле</w:t>
+            </w:r>
+          </w:p>
+        </w:tc>
+        <w:tc>
+          <w:tcPr>
+            <w:tcW w:type="dxa" w:w="4929"/>
+            <w:shd w:val="clear" w:fill="1F3864"/>
+          </w:tcPr>
+          <w:p>
+            <w:pPr>
+              <w:spacing w:after="40"/>
+            </w:pPr>
+            <w:r>
+              <w:rPr>
+                <w:b/>
+                <w:color w:val="FFFFFF"/>
+                <w:sz w:val="19"/>
+              </w:rPr>
+            </w:r>
+            <w:r>
+              <w:rPr>
+                <w:b/>
+                <w:color w:val="FFFFFF"/>
+                <w:sz w:val="19"/>
+              </w:rPr>
+              <w:t>Значение</w:t>
+            </w:r>
+          </w:p>
+        </w:tc>
+      </w:tr>
+      <w:tr>
+        <w:tc>
+          <w:tcPr>
+            <w:tcW w:type="dxa" w:w="4929"/>
+          </w:tcPr>
+          <w:p>
+            <w:pPr>
+              <w:spacing w:after="40"/>
+            </w:pPr>
+            <w:r>
+              <w:rPr>
+                <w:sz w:val="19"/>
+              </w:rPr>
+            </w:r>
+            <w:r>
+              <w:rPr>
+                <w:b/>
+                <w:sz w:val="19"/>
+              </w:rPr>
+              <w:t>КОМУ</w:t>
+            </w:r>
+          </w:p>
+        </w:tc>
+        <w:tc>
+          <w:tcPr>
+            <w:tcW w:type="dxa" w:w="4929"/>
+          </w:tcPr>
+          <w:p>
+            <w:pPr>
+              <w:spacing w:after="40"/>
+            </w:pPr>
+            <w:r>
+              <w:rPr>
+                <w:sz w:val="19"/>
+              </w:rPr>
+            </w:r>
+            <w:r>
+              <w:rPr>
+                <w:sz w:val="19"/>
+              </w:rPr>
+              <w:t>принимающей компании, 2–3 кандидатам одновременно.</w:t>
+            </w:r>
+          </w:p>
+        </w:tc>
+      </w:tr>
+      <w:tr>
+        <w:tc>
+          <w:tcPr>
+            <w:tcW w:type="dxa" w:w="4929"/>
+            <w:shd w:val="clear" w:fill="F2F5FA"/>
+          </w:tcPr>
+          <w:p>
+            <w:pPr>
+              <w:spacing w:after="40"/>
+            </w:pPr>
+            <w:r>
+              <w:rPr>
+                <w:sz w:val="19"/>
+              </w:rPr>
+            </w:r>
+            <w:r>
+              <w:rPr>
+                <w:b/>
+                <w:sz w:val="19"/>
+              </w:rPr>
+              <w:t>ОТДЕЛ</w:t>
+            </w:r>
+          </w:p>
+        </w:tc>
+        <w:tc>
+          <w:tcPr>
+            <w:tcW w:type="dxa" w:w="4929"/>
+            <w:shd w:val="clear" w:fill="F2F5FA"/>
+          </w:tcPr>
+          <w:p>
+            <w:pPr>
+              <w:spacing w:after="40"/>
+            </w:pPr>
+            <w:r>
+              <w:rPr>
+                <w:sz w:val="19"/>
+              </w:rPr>
+            </w:r>
+            <w:r>
+              <w:rPr>
+                <w:sz w:val="19"/>
+              </w:rPr>
+              <w:t>Incoming / MICE.</w:t>
+            </w:r>
+          </w:p>
+        </w:tc>
+      </w:tr>
+      <w:tr>
+        <w:tc>
+          <w:tcPr>
+            <w:tcW w:type="dxa" w:w="4929"/>
+          </w:tcPr>
+          <w:p>
+            <w:pPr>
+              <w:spacing w:after="40"/>
+            </w:pPr>
+            <w:r>
+              <w:rPr>
+                <w:sz w:val="19"/>
+              </w:rPr>
+            </w:r>
+            <w:r>
+              <w:rPr>
+                <w:b/>
+                <w:sz w:val="19"/>
+              </w:rPr>
+              <w:t>ТЕМА</w:t>
+            </w:r>
+          </w:p>
+        </w:tc>
+        <w:tc>
+          <w:tcPr>
+            <w:tcW w:type="dxa" w:w="4929"/>
+          </w:tcPr>
+          <w:p>
+            <w:pPr>
+              <w:spacing w:after="40"/>
+            </w:pPr>
+            <w:r>
+              <w:rPr>
+                <w:sz w:val="19"/>
+              </w:rPr>
+            </w:r>
+            <w:r>
+              <w:rPr>
+                <w:rFonts w:ascii="Consolas" w:hAnsi="Consolas"/>
+                <w:sz w:val="19"/>
+              </w:rPr>
+              <w:t>Ground services RFP — private group 14–16, Cairo / Luxor / Aswan, 23–30 January 2027</w:t>
+            </w:r>
+          </w:p>
+        </w:tc>
+      </w:tr>
+      <w:tr>
+        <w:tc>
+          <w:tcPr>
+            <w:tcW w:type="dxa" w:w="4929"/>
+            <w:shd w:val="clear" w:fill="F2F5FA"/>
+          </w:tcPr>
+          <w:p>
+            <w:pPr>
+              <w:spacing w:after="40"/>
+            </w:pPr>
+            <w:r>
+              <w:rPr>
+                <w:sz w:val="19"/>
+              </w:rPr>
+            </w:r>
+            <w:r>
+              <w:rPr>
+                <w:b/>
+                <w:sz w:val="19"/>
+              </w:rPr>
+              <w:t>КОГДА</w:t>
+            </w:r>
+          </w:p>
+        </w:tc>
+        <w:tc>
+          <w:tcPr>
+            <w:tcW w:type="dxa" w:w="4929"/>
+            <w:shd w:val="clear" w:fill="F2F5FA"/>
+          </w:tcPr>
+          <w:p>
+            <w:pPr>
+              <w:spacing w:after="40"/>
+            </w:pPr>
+            <w:r>
+              <w:rPr>
+                <w:sz w:val="19"/>
+              </w:rPr>
+            </w:r>
+            <w:r>
+              <w:rPr>
+                <w:sz w:val="19"/>
+              </w:rPr>
+              <w:t>в течение трёх дней, после первых ответов от судов.</w:t>
+            </w:r>
+          </w:p>
+        </w:tc>
+      </w:tr>
+      <w:tr>
+        <w:tc>
+          <w:tcPr>
+            <w:tcW w:type="dxa" w:w="4929"/>
+          </w:tcPr>
+          <w:p>
+            <w:pPr>
+              <w:spacing w:after="40"/>
+            </w:pPr>
+            <w:r>
+              <w:rPr>
+                <w:sz w:val="19"/>
+              </w:rPr>
+            </w:r>
+            <w:r>
+              <w:rPr>
+                <w:b/>
+                <w:sz w:val="19"/>
+              </w:rPr>
+              <w:t>ЗАЧЕМ</w:t>
+            </w:r>
+          </w:p>
+        </w:tc>
+        <w:tc>
+          <w:tcPr>
+            <w:tcW w:type="dxa" w:w="4929"/>
+          </w:tcPr>
+          <w:p>
+            <w:pPr>
+              <w:spacing w:after="40"/>
+            </w:pPr>
+            <w:r>
+              <w:rPr>
+                <w:sz w:val="19"/>
+              </w:rPr>
+            </w:r>
+            <w:r>
+              <w:rPr>
+                <w:sz w:val="19"/>
+              </w:rPr>
+              <w:t>выбрать одного ответственного партнёра на всю наземную часть. При сбое у вас должен быть один телефон, а не семь.</w:t>
+            </w:r>
+          </w:p>
+        </w:tc>
+      </w:tr>
+    </w:tbl>
+    <w:p>
+      <w:pPr>
+        <w:spacing w:after="80"/>
+      </w:pPr>
+    </w:p>
+    <w:p>
+      <w:r>
+        <w:rPr>
+          <w:b/>
+        </w:rPr>
+        <w:t>ОТВЕТ ДОЛЖЕН СОДЕРЖАТЬ:</w:t>
+      </w:r>
+    </w:p>
+    <w:p>
+      <w:pPr>
+        <w:pStyle w:val="ListBullet"/>
+        <w:spacing w:after="60"/>
+      </w:pPr>
+      <w:r>
+        <w:t>цену на человека отдельно для 14 и для 16 гостей;</w:t>
+      </w:r>
+    </w:p>
+    <w:p>
+      <w:pPr>
+        <w:pStyle w:val="ListBullet"/>
+        <w:spacing w:after="60"/>
+      </w:pPr>
+      <w:r>
+        <w:t>модель и число мест каждой машины плюс подтверждение резервной машины;</w:t>
+      </w:r>
+    </w:p>
+    <w:p>
+      <w:pPr>
+        <w:pStyle w:val="ListBullet"/>
+        <w:spacing w:after="60"/>
+      </w:pPr>
+      <w:r>
+        <w:t>режим блокпостов на Абу-Симбел именно на январь 2027;</w:t>
+      </w:r>
+    </w:p>
+    <w:p>
+      <w:pPr>
+        <w:pStyle w:val="ListBullet"/>
+        <w:spacing w:after="60"/>
+      </w:pPr>
+      <w:r>
+        <w:t>разделённые услуги: meet &amp; greet отдельно, fast track отдельно;</w:t>
+      </w:r>
+    </w:p>
+    <w:p>
+      <w:pPr>
+        <w:pStyle w:val="ListBullet"/>
+        <w:spacing w:after="60"/>
+      </w:pPr>
+      <w:r>
+        <w:t>подтверждение микроавтобусов в Эдфу вместо конных экипажей;</w:t>
+      </w:r>
+    </w:p>
+    <w:p>
+      <w:pPr>
+        <w:pStyle w:val="ListBullet"/>
+        <w:spacing w:after="60"/>
+      </w:pPr>
+      <w:r>
+        <w:t>перечень того, что обычно уже входит в судовой пакет, чтобы не платить дважды;</w:t>
+      </w:r>
+    </w:p>
+    <w:p>
+      <w:pPr>
+        <w:pStyle w:val="ListBullet"/>
+        <w:spacing w:after="60"/>
+      </w:pPr>
+      <w:r>
+        <w:t>клиники в трёх городах и порядок медицинской эвакуации с реки;</w:t>
+      </w:r>
+    </w:p>
+    <w:p>
+      <w:pPr>
+        <w:pStyle w:val="ListBullet"/>
+        <w:spacing w:after="60"/>
+      </w:pPr>
+      <w:r>
+        <w:t>референсы по двум сопоставимым группам.</w:t>
+      </w:r>
+    </w:p>
+    <w:p>
+      <w:pPr>
+        <w:spacing w:before="120" w:after="200" w:line="240" w:lineRule="auto"/>
+        <w:ind w:left="283"/>
+        <w:shd w:val="clear" w:fill="F4F6F9"/>
+      </w:pPr>
+      <w:r>
+        <w:rPr>
+          <w:rFonts w:ascii="Consolas" w:hAnsi="Consolas"/>
+          <w:sz w:val="17"/>
+        </w:rPr>
+        <w:t>Dear Colleagues,</w:t>
+        <w:br/>
+        <w:br/>
+        <w:t>We are organising a private programme for 14–16 guests, 23–30 January 2027, with a fully</w:t>
+        <w:br/>
+        <w:t>chartered Nile vessel. We are selecting ONE ground partner for the whole itinerary and</w:t>
+        <w:br/>
+        <w:t>ask for a written proposal.</w:t>
+        <w:br/>
+        <w:br/>
+        <w:t>SCOPE</w:t>
+        <w:br/>
+        <w:t>- Airport meet &amp; greet and all transfers: Cairo arrival 23 Jan, Cairo airport 25 Jan,</w:t>
+        <w:br/>
+        <w:t xml:space="preserve">  Luxor arrival 25 Jan, Aswan 29–30 Jan.</w:t>
+        <w:br/>
+        <w:t>- All ground transport in Cairo, Luxor and Aswan, including a SEPARATE luggage vehicle</w:t>
+        <w:br/>
+        <w:t xml:space="preserve">  on 29 January.</w:t>
+        <w:br/>
+        <w:t>- Russian-speaking Egyptologist for the entire programme.</w:t>
+        <w:br/>
+        <w:t>- Entrance tickets for all sites, priced per person at January 2027 tariffs.</w:t>
+        <w:br/>
+        <w:t>- Motorboat to Philae from Shellal, and separately a felucca for the Kitchener Island area.</w:t>
+        <w:br/>
+        <w:t xml:space="preserve">  Please quote these as TWO SEPARATE services — they are not interchangeable.</w:t>
+        <w:br/>
+        <w:t>- Full-day private Abu Simbel excursion by road on 29 January.</w:t>
+        <w:br/>
+        <w:t>- Coordination of special-access permits (see separate enquiries).</w:t>
+        <w:br/>
+        <w:t>- On-site replacement capability and a 24-hour emergency contact.</w:t>
+        <w:br/>
+        <w:br/>
+        <w:t>SPECIFIC QUESTIONS</w:t>
+        <w:br/>
+        <w:t>1. Cairo: please separate MEET &amp; GREET from FAST TRACK. What exactly does each include,</w:t>
+        <w:br/>
+        <w:t xml:space="preserve">   and is fast track issued against a named passenger list?</w:t>
+        <w:br/>
+        <w:t>2. Giza plateau: what is the actual opening time in January, and what does "early access"</w:t>
+        <w:br/>
+        <w:t xml:space="preserve">   mean in practice — first at the turnstile, or an empty plateau before opening?</w:t>
+        <w:br/>
+        <w:t xml:space="preserve">   If the latter exists, it is a separate permit: please quote it.</w:t>
+        <w:br/>
+        <w:t>3. Grand Egyptian Museum: timed entry only, via the official platform. Can you secure a</w:t>
+        <w:br/>
+        <w:t xml:space="preserve">   specific slot for 18 persons, and by what deadline?</w:t>
+        <w:br/>
+        <w:t>4. Abu Simbel, January 2027: what is the CURRENT regime of police checkpoints and organised</w:t>
+        <w:br/>
+        <w:t xml:space="preserve">   departures? We know the mandatory convoy was abolished, but practice changes — please</w:t>
+        <w:br/>
+        <w:t xml:space="preserve">   confirm what applies for January 2027 and re-confirm in December 2026.</w:t>
+        <w:br/>
+        <w:t>5. Abu Simbel: realistic door-to-door timing, rest stops, meal arrangements, water,</w:t>
+        <w:br/>
+        <w:t xml:space="preserve">   and your backup vehicle plan.</w:t>
+        <w:br/>
+        <w:t>6. Philae: confirm the route from a vessel moored in Aswan to Shellal quay, driving time,</w:t>
+        <w:br/>
+        <w:t xml:space="preserve">   and boat capacity.</w:t>
+        <w:br/>
+        <w:t>7. Kitchener Island: is a private lunch in the botanical garden permitted, in what format,</w:t>
+        <w:br/>
+        <w:t xml:space="preserve">   and what permit is required?</w:t>
+        <w:br/>
+        <w:t>8. Edfu: we require minibuses from the quay to the temple, not horse-drawn carriages.</w:t>
+        <w:br/>
+        <w:t xml:space="preserve">   Please confirm availability and price.</w:t>
+        <w:br/>
+        <w:t>9. Which of the above are ALREADY included by a cruise operator's shore package, in your</w:t>
+        <w:br/>
+        <w:t xml:space="preserve">   experience? We must not pay twice.</w:t>
+        <w:br/>
+        <w:t>10. Vehicles: please state model, number of seats and whether a spare vehicle is on standby.</w:t>
+        <w:br/>
+        <w:t xml:space="preserve">    We need surplus seats, not exactly 16.</w:t>
+        <w:br/>
+        <w:t>11. Medical: nearest suitable clinics in Cairo, Luxor and Aswan, and the procedure for a</w:t>
+        <w:br/>
+        <w:t xml:space="preserve">    medical evacuation from a vessel on the river.</w:t>
+        <w:br/>
+        <w:br/>
+        <w:t>Please quote per person for 14 and for 16 guests separately, and state your payment and</w:t>
+        <w:br/>
+        <w:t>cancellation terms. Kindly also send references for two comparable private groups.</w:t>
+        <w:br/>
+        <w:br/>
+        <w:t>Kind regards,</w:t>
+        <w:br/>
+        <w:t>Ksenia</w:t>
+        <w:br/>
+        <w:t>La Royal Event, Egypt</w:t>
+      </w:r>
+    </w:p>
+    <w:p>
+      <w:pPr>
+        <w:pBdr>
+          <w:bottom w:val="single" w:sz="6" w:space="1" w:color="BFBFBF"/>
+        </w:pBdr>
+        <w:spacing w:after="200"/>
+      </w:pPr>
+    </w:p>
+    <w:p>
+      <w:pPr>
+        <w:spacing w:before="320" w:after="120"/>
+      </w:pPr>
+      <w:r>
+        <w:rPr>
+          <w:b/>
+          <w:color w:val="1F3864"/>
+          <w:sz w:val="29"/>
+        </w:rPr>
+        <w:t>ПИСЬМО 03. НОЧНОЕ ПОСЕЩЕНИЕ ГИЗЫ</w:t>
+      </w:r>
+    </w:p>
+    <w:tbl>
+      <w:tblPr>
+        <w:tblStyle w:val="TableGrid"/>
+        <w:tblW w:type="auto" w:w="0"/>
+        <w:jc w:val="center"/>
+        <w:tblLook w:firstColumn="1" w:firstRow="1" w:lastColumn="0" w:lastRow="0" w:noHBand="0" w:noVBand="1" w:val="04A0"/>
+      </w:tblPr>
+      <w:tblGrid>
+        <w:gridCol w:w="4929"/>
+        <w:gridCol w:w="4929"/>
+      </w:tblGrid>
+      <w:tr>
+        <w:tc>
+          <w:tcPr>
+            <w:tcW w:type="dxa" w:w="4929"/>
+            <w:shd w:val="clear" w:fill="1F3864"/>
+          </w:tcPr>
+          <w:p>
+            <w:pPr>
+              <w:spacing w:after="40"/>
+            </w:pPr>
+            <w:r>
+              <w:rPr>
+                <w:b/>
+                <w:color w:val="FFFFFF"/>
+                <w:sz w:val="19"/>
+              </w:rPr>
+            </w:r>
+            <w:r>
+              <w:rPr>
+                <w:b/>
+                <w:color w:val="FFFFFF"/>
+                <w:sz w:val="19"/>
+              </w:rPr>
+              <w:t>Поле</w:t>
+            </w:r>
+          </w:p>
+        </w:tc>
+        <w:tc>
+          <w:tcPr>
+            <w:tcW w:type="dxa" w:w="4929"/>
+            <w:shd w:val="clear" w:fill="1F3864"/>
+          </w:tcPr>
+          <w:p>
+            <w:pPr>
+              <w:spacing w:after="40"/>
+            </w:pPr>
+            <w:r>
+              <w:rPr>
+                <w:b/>
+                <w:color w:val="FFFFFF"/>
+                <w:sz w:val="19"/>
+              </w:rPr>
+            </w:r>
+            <w:r>
+              <w:rPr>
+                <w:b/>
+                <w:color w:val="FFFFFF"/>
+                <w:sz w:val="19"/>
+              </w:rPr>
+              <w:t>Значение</w:t>
+            </w:r>
+          </w:p>
+        </w:tc>
+      </w:tr>
+      <w:tr>
+        <w:tc>
+          <w:tcPr>
+            <w:tcW w:type="dxa" w:w="4929"/>
+          </w:tcPr>
+          <w:p>
+            <w:pPr>
+              <w:spacing w:after="40"/>
+            </w:pPr>
+            <w:r>
+              <w:rPr>
+                <w:sz w:val="19"/>
+              </w:rPr>
+            </w:r>
+            <w:r>
+              <w:rPr>
+                <w:b/>
+                <w:sz w:val="19"/>
+              </w:rPr>
+              <w:t>КОМУ</w:t>
+            </w:r>
+          </w:p>
+        </w:tc>
+        <w:tc>
+          <w:tcPr>
+            <w:tcW w:type="dxa" w:w="4929"/>
+          </w:tcPr>
+          <w:p>
+            <w:pPr>
+              <w:spacing w:after="40"/>
+            </w:pPr>
+            <w:r>
+              <w:rPr>
+                <w:sz w:val="19"/>
+              </w:rPr>
+            </w:r>
+            <w:r>
+              <w:rPr>
+                <w:sz w:val="19"/>
+              </w:rPr>
+              <w:t>подрядчику специальных доступов, через DMC и напрямую.</w:t>
+            </w:r>
+          </w:p>
+        </w:tc>
+      </w:tr>
+      <w:tr>
+        <w:tc>
+          <w:tcPr>
+            <w:tcW w:type="dxa" w:w="4929"/>
+            <w:shd w:val="clear" w:fill="F2F5FA"/>
+          </w:tcPr>
+          <w:p>
+            <w:pPr>
+              <w:spacing w:after="40"/>
+            </w:pPr>
+            <w:r>
+              <w:rPr>
+                <w:sz w:val="19"/>
+              </w:rPr>
+            </w:r>
+            <w:r>
+              <w:rPr>
+                <w:b/>
+                <w:sz w:val="19"/>
+              </w:rPr>
+              <w:t>ОТДЕЛ</w:t>
+            </w:r>
+          </w:p>
+        </w:tc>
+        <w:tc>
+          <w:tcPr>
+            <w:tcW w:type="dxa" w:w="4929"/>
+            <w:shd w:val="clear" w:fill="F2F5FA"/>
+          </w:tcPr>
+          <w:p>
+            <w:pPr>
+              <w:spacing w:after="40"/>
+            </w:pPr>
+            <w:r>
+              <w:rPr>
+                <w:sz w:val="19"/>
+              </w:rPr>
+            </w:r>
+            <w:r>
+              <w:rPr>
+                <w:sz w:val="19"/>
+              </w:rPr>
+              <w:t>Permits.</w:t>
+            </w:r>
+          </w:p>
+        </w:tc>
+      </w:tr>
+      <w:tr>
+        <w:tc>
+          <w:tcPr>
+            <w:tcW w:type="dxa" w:w="4929"/>
+          </w:tcPr>
+          <w:p>
+            <w:pPr>
+              <w:spacing w:after="40"/>
+            </w:pPr>
+            <w:r>
+              <w:rPr>
+                <w:sz w:val="19"/>
+              </w:rPr>
+            </w:r>
+            <w:r>
+              <w:rPr>
+                <w:b/>
+                <w:sz w:val="19"/>
+              </w:rPr>
+              <w:t>ТЕМА</w:t>
+            </w:r>
+          </w:p>
+        </w:tc>
+        <w:tc>
+          <w:tcPr>
+            <w:tcW w:type="dxa" w:w="4929"/>
+          </w:tcPr>
+          <w:p>
+            <w:pPr>
+              <w:spacing w:after="40"/>
+            </w:pPr>
+            <w:r>
+              <w:rPr>
+                <w:sz w:val="19"/>
+              </w:rPr>
+            </w:r>
+            <w:r>
+              <w:rPr>
+                <w:rFonts w:ascii="Consolas" w:hAnsi="Consolas"/>
+                <w:sz w:val="19"/>
+              </w:rPr>
+              <w:t>Private night access, Giza — 18 persons, 24 January 2027</w:t>
+            </w:r>
+          </w:p>
+        </w:tc>
+      </w:tr>
+      <w:tr>
+        <w:tc>
+          <w:tcPr>
+            <w:tcW w:type="dxa" w:w="4929"/>
+            <w:shd w:val="clear" w:fill="F2F5FA"/>
+          </w:tcPr>
+          <w:p>
+            <w:pPr>
+              <w:spacing w:after="40"/>
+            </w:pPr>
+            <w:r>
+              <w:rPr>
+                <w:sz w:val="19"/>
+              </w:rPr>
+            </w:r>
+            <w:r>
+              <w:rPr>
+                <w:b/>
+                <w:sz w:val="19"/>
+              </w:rPr>
+              <w:t>КОГДА</w:t>
+            </w:r>
+          </w:p>
+        </w:tc>
+        <w:tc>
+          <w:tcPr>
+            <w:tcW w:type="dxa" w:w="4929"/>
+            <w:shd w:val="clear" w:fill="F2F5FA"/>
+          </w:tcPr>
+          <w:p>
+            <w:pPr>
+              <w:spacing w:after="40"/>
+            </w:pPr>
+            <w:r>
+              <w:rPr>
+                <w:sz w:val="19"/>
+              </w:rPr>
+            </w:r>
+            <w:r>
+              <w:rPr>
+                <w:sz w:val="19"/>
+              </w:rPr>
+              <w:t>сегодня. Это самая долгая по срокам позиция проекта.</w:t>
+            </w:r>
+          </w:p>
+        </w:tc>
+      </w:tr>
+      <w:tr>
+        <w:tc>
+          <w:tcPr>
+            <w:tcW w:type="dxa" w:w="4929"/>
+          </w:tcPr>
+          <w:p>
+            <w:pPr>
+              <w:spacing w:after="40"/>
+            </w:pPr>
+            <w:r>
+              <w:rPr>
+                <w:sz w:val="19"/>
+              </w:rPr>
+            </w:r>
+            <w:r>
+              <w:rPr>
+                <w:b/>
+                <w:sz w:val="19"/>
+              </w:rPr>
+              <w:t>ЗАЧЕМ</w:t>
+            </w:r>
+          </w:p>
+        </w:tc>
+        <w:tc>
+          <w:tcPr>
+            <w:tcW w:type="dxa" w:w="4929"/>
+          </w:tcPr>
+          <w:p>
+            <w:pPr>
+              <w:spacing w:after="40"/>
+            </w:pPr>
+            <w:r>
+              <w:rPr>
+                <w:sz w:val="19"/>
+              </w:rPr>
+            </w:r>
+            <w:r>
+              <w:rPr>
+                <w:sz w:val="19"/>
+              </w:rPr>
+              <w:t>разрешение требует паспортных данных и подаётся за 60–90 дней. Если начать позже, позиция выпадает из программы.</w:t>
+            </w:r>
+          </w:p>
+        </w:tc>
+      </w:tr>
+    </w:tbl>
+    <w:p>
+      <w:pPr>
+        <w:spacing w:after="80"/>
+      </w:pPr>
+    </w:p>
+    <w:p>
+      <w:r>
+        <w:rPr>
+          <w:b/>
+        </w:rPr>
+        <w:t>ОТВЕТ ДОЛЖЕН СОДЕРЖАТЬ:</w:t>
+      </w:r>
+    </w:p>
+    <w:p>
+      <w:pPr>
+        <w:pStyle w:val="ListBullet"/>
+        <w:spacing w:after="60"/>
+      </w:pPr>
+      <w:r>
+        <w:t>какой памятник и какие именно помещения доступны;</w:t>
+      </w:r>
+    </w:p>
+    <w:p>
+      <w:pPr>
+        <w:pStyle w:val="ListBullet"/>
+        <w:spacing w:after="60"/>
+      </w:pPr>
+      <w:r>
+        <w:t>точное окно и продолжительность пребывания внутри;</w:t>
+      </w:r>
+    </w:p>
+    <w:p>
+      <w:pPr>
+        <w:pStyle w:val="ListBullet"/>
+        <w:spacing w:after="60"/>
+      </w:pPr>
+      <w:r>
+        <w:t>прямой ответ, будет ли группа внутри одна или рядом окажутся другие посетители;</w:t>
+      </w:r>
+    </w:p>
+    <w:p>
+      <w:pPr>
+        <w:pStyle w:val="ListBullet"/>
+        <w:spacing w:after="60"/>
+      </w:pPr>
+      <w:r>
+        <w:t>срок подачи заявки и перечень требуемых паспортных данных;</w:t>
+      </w:r>
+    </w:p>
+    <w:p>
+      <w:pPr>
+        <w:pStyle w:val="ListBullet"/>
+        <w:spacing w:after="60"/>
+      </w:pPr>
+      <w:r>
+        <w:t>цену для 18 и для 16 человек;</w:t>
+      </w:r>
+    </w:p>
+    <w:p>
+      <w:pPr>
+        <w:pStyle w:val="ListBullet"/>
+        <w:spacing w:after="60"/>
+      </w:pPr>
+      <w:r>
+        <w:t>номер заявки после подачи и копию письменного разрешения после выдачи;</w:t>
+      </w:r>
+    </w:p>
+    <w:p>
+      <w:pPr>
+        <w:pStyle w:val="ListBullet"/>
+        <w:spacing w:after="60"/>
+      </w:pPr>
+      <w:r>
+        <w:t>письменный ответ про ночёвку со сном внутри пирамиды, чтобы закрыть вопрос с клиентом;</w:t>
+      </w:r>
+    </w:p>
+    <w:p>
+      <w:pPr>
+        <w:pStyle w:val="ListBullet"/>
+        <w:spacing w:after="60"/>
+      </w:pPr>
+      <w:r>
+        <w:t>подтверждение, что заказ не будет подменён публичным свето-звуковым шоу.</w:t>
+      </w:r>
+    </w:p>
+    <w:p>
+      <w:pPr>
+        <w:spacing w:before="120" w:after="200" w:line="240" w:lineRule="auto"/>
+        <w:ind w:left="283"/>
+        <w:shd w:val="clear" w:fill="F4F6F9"/>
+      </w:pPr>
+      <w:r>
+        <w:rPr>
+          <w:rFonts w:ascii="Consolas" w:hAnsi="Consolas"/>
+          <w:sz w:val="17"/>
+        </w:rPr>
+        <w:t>Dear Sir or Madam,</w:t>
+        <w:br/>
+        <w:br/>
+        <w:t>We request a formal quotation for PRIVATE NIGHT ACCESS at the Giza plateau on</w:t>
+        <w:br/>
+        <w:t>24 January 2027 for a group of up to 18 persons, organised by La Royal Event (Egypt).</w:t>
+        <w:br/>
+        <w:br/>
+        <w:t>We understand this requires permits from the Ministry of Tourism and Antiquities, the</w:t>
+        <w:br/>
+        <w:t>Ministry of Interior and the Giza plateau administration, and that the available window</w:t>
+        <w:br/>
+        <w:t>is between 21:00 and 05:00. Please confirm and answer the following precisely.</w:t>
+        <w:br/>
+        <w:br/>
+        <w:t>1. Which monument and which chambers exactly would be accessible?</w:t>
+        <w:br/>
+        <w:t xml:space="preserve">   (Great Pyramid of Khufu — King's Chamber, Grand Gallery, other?)</w:t>
+        <w:br/>
+        <w:t>2. Exact permitted window and duration inside.</w:t>
+        <w:br/>
+        <w:t>3. EXCLUSIVITY: will our group be alone inside the monument, or will other permit</w:t>
+        <w:br/>
+        <w:t xml:space="preserve">   holders be present at the same time? Please state this explicitly.</w:t>
+        <w:br/>
+        <w:t>4. What is included: permit fees, site opening fee, security, guide, lighting?</w:t>
+        <w:br/>
+        <w:t>5. Is a private visit to the Sphinx enclosure outside working hours available in addition,</w:t>
+        <w:br/>
+        <w:t xml:space="preserve">   and at what cost?</w:t>
+        <w:br/>
+        <w:t>6. Deadline for submitting the application, and exactly what guest data is required</w:t>
+        <w:br/>
+        <w:t xml:space="preserve">   (full name, nationality, passport number, date of birth)?</w:t>
+        <w:br/>
+        <w:t>7. Total price for 18 persons, and the price structure if the group is 16.</w:t>
+        <w:br/>
+        <w:t>8. Cancellation and refund terms if the permit is refused or revoked.</w:t>
+        <w:br/>
+        <w:t>9. A reference number once the application is lodged, and a copy of the written approval</w:t>
+        <w:br/>
+        <w:t xml:space="preserve">   once issued.</w:t>
+        <w:br/>
+        <w:br/>
+        <w:t>SEPARATE QUESTION, for the record: our client has asked whether it is possible to remain</w:t>
+        <w:br/>
+        <w:t>inside a pyramid overnight, including sleeping inside. Please answer in writing whether</w:t>
+        <w:br/>
+        <w:t>any such format exists officially, and if not, please state that clearly so we can inform</w:t>
+        <w:br/>
+        <w:t>the client.</w:t>
+        <w:br/>
+        <w:br/>
+        <w:t>IMPORTANT: this booking must NOT be substituted with the public Sound &amp; Light show.</w:t>
+        <w:br/>
+        <w:t>Please confirm your understanding of this.</w:t>
+        <w:br/>
+        <w:br/>
+        <w:t>Kind regards,</w:t>
+        <w:br/>
+        <w:t>Ksenia</w:t>
+        <w:br/>
+        <w:t>La Royal Event, Egypt</w:t>
+      </w:r>
+    </w:p>
+    <w:p>
+      <w:pPr>
+        <w:pBdr>
+          <w:bottom w:val="single" w:sz="6" w:space="1" w:color="BFBFBF"/>
+        </w:pBdr>
+        <w:spacing w:after="200"/>
+      </w:pPr>
+    </w:p>
+    <w:p>
+      <w:pPr>
+        <w:spacing w:before="320" w:after="120"/>
+      </w:pPr>
+      <w:r>
+        <w:rPr>
+          <w:b/>
+          <w:color w:val="1F3864"/>
+          <w:sz w:val="29"/>
+        </w:rPr>
+        <w:t>ПИСЬМО 04. ПРИВАТНОЕ ПОСЕЩЕНИЕ ФИЛЕ И ПОКАЗ</w:t>
+      </w:r>
+    </w:p>
+    <w:tbl>
+      <w:tblPr>
+        <w:tblStyle w:val="TableGrid"/>
+        <w:tblW w:type="auto" w:w="0"/>
+        <w:jc w:val="center"/>
+        <w:tblLook w:firstColumn="1" w:firstRow="1" w:lastColumn="0" w:lastRow="0" w:noHBand="0" w:noVBand="1" w:val="04A0"/>
+      </w:tblPr>
+      <w:tblGrid>
+        <w:gridCol w:w="4929"/>
+        <w:gridCol w:w="4929"/>
+      </w:tblGrid>
+      <w:tr>
+        <w:tc>
+          <w:tcPr>
+            <w:tcW w:type="dxa" w:w="4929"/>
+            <w:shd w:val="clear" w:fill="1F3864"/>
+          </w:tcPr>
+          <w:p>
+            <w:pPr>
+              <w:spacing w:after="40"/>
+            </w:pPr>
+            <w:r>
+              <w:rPr>
+                <w:b/>
+                <w:color w:val="FFFFFF"/>
+                <w:sz w:val="19"/>
+              </w:rPr>
+            </w:r>
+            <w:r>
+              <w:rPr>
+                <w:b/>
+                <w:color w:val="FFFFFF"/>
+                <w:sz w:val="19"/>
+              </w:rPr>
+              <w:t>Поле</w:t>
+            </w:r>
+          </w:p>
+        </w:tc>
+        <w:tc>
+          <w:tcPr>
+            <w:tcW w:type="dxa" w:w="4929"/>
+            <w:shd w:val="clear" w:fill="1F3864"/>
+          </w:tcPr>
+          <w:p>
+            <w:pPr>
+              <w:spacing w:after="40"/>
+            </w:pPr>
+            <w:r>
+              <w:rPr>
+                <w:b/>
+                <w:color w:val="FFFFFF"/>
+                <w:sz w:val="19"/>
+              </w:rPr>
+            </w:r>
+            <w:r>
+              <w:rPr>
+                <w:b/>
+                <w:color w:val="FFFFFF"/>
+                <w:sz w:val="19"/>
+              </w:rPr>
+              <w:t>Значение</w:t>
+            </w:r>
+          </w:p>
+        </w:tc>
+      </w:tr>
+      <w:tr>
+        <w:tc>
+          <w:tcPr>
+            <w:tcW w:type="dxa" w:w="4929"/>
+          </w:tcPr>
+          <w:p>
+            <w:pPr>
+              <w:spacing w:after="40"/>
+            </w:pPr>
+            <w:r>
+              <w:rPr>
+                <w:sz w:val="19"/>
+              </w:rPr>
+            </w:r>
+            <w:r>
+              <w:rPr>
+                <w:b/>
+                <w:sz w:val="19"/>
+              </w:rPr>
+              <w:t>КОМУ</w:t>
+            </w:r>
+          </w:p>
+        </w:tc>
+        <w:tc>
+          <w:tcPr>
+            <w:tcW w:type="dxa" w:w="4929"/>
+          </w:tcPr>
+          <w:p>
+            <w:pPr>
+              <w:spacing w:after="40"/>
+            </w:pPr>
+            <w:r>
+              <w:rPr>
+                <w:sz w:val="19"/>
+              </w:rPr>
+            </w:r>
+            <w:r>
+              <w:rPr>
+                <w:sz w:val="19"/>
+              </w:rPr>
+              <w:t>подрядчику специальных доступов, через DMC и напрямую.</w:t>
+            </w:r>
+          </w:p>
+        </w:tc>
+      </w:tr>
+      <w:tr>
+        <w:tc>
+          <w:tcPr>
+            <w:tcW w:type="dxa" w:w="4929"/>
+            <w:shd w:val="clear" w:fill="F2F5FA"/>
+          </w:tcPr>
+          <w:p>
+            <w:pPr>
+              <w:spacing w:after="40"/>
+            </w:pPr>
+            <w:r>
+              <w:rPr>
+                <w:sz w:val="19"/>
+              </w:rPr>
+            </w:r>
+            <w:r>
+              <w:rPr>
+                <w:b/>
+                <w:sz w:val="19"/>
+              </w:rPr>
+              <w:t>ОТДЕЛ</w:t>
+            </w:r>
+          </w:p>
+        </w:tc>
+        <w:tc>
+          <w:tcPr>
+            <w:tcW w:type="dxa" w:w="4929"/>
+            <w:shd w:val="clear" w:fill="F2F5FA"/>
+          </w:tcPr>
+          <w:p>
+            <w:pPr>
+              <w:spacing w:after="40"/>
+            </w:pPr>
+            <w:r>
+              <w:rPr>
+                <w:sz w:val="19"/>
+              </w:rPr>
+            </w:r>
+            <w:r>
+              <w:rPr>
+                <w:sz w:val="19"/>
+              </w:rPr>
+              <w:t>Permits.</w:t>
+            </w:r>
+          </w:p>
+        </w:tc>
+      </w:tr>
+      <w:tr>
+        <w:tc>
+          <w:tcPr>
+            <w:tcW w:type="dxa" w:w="4929"/>
+          </w:tcPr>
+          <w:p>
+            <w:pPr>
+              <w:spacing w:after="40"/>
+            </w:pPr>
+            <w:r>
+              <w:rPr>
+                <w:sz w:val="19"/>
+              </w:rPr>
+            </w:r>
+            <w:r>
+              <w:rPr>
+                <w:b/>
+                <w:sz w:val="19"/>
+              </w:rPr>
+              <w:t>ТЕМА</w:t>
+            </w:r>
+          </w:p>
+        </w:tc>
+        <w:tc>
+          <w:tcPr>
+            <w:tcW w:type="dxa" w:w="4929"/>
+          </w:tcPr>
+          <w:p>
+            <w:pPr>
+              <w:spacing w:after="40"/>
+            </w:pPr>
+            <w:r>
+              <w:rPr>
+                <w:sz w:val="19"/>
+              </w:rPr>
+            </w:r>
+            <w:r>
+              <w:rPr>
+                <w:rFonts w:ascii="Consolas" w:hAnsi="Consolas"/>
+                <w:sz w:val="19"/>
+              </w:rPr>
+              <w:t>Philae — private visit and private Sound &amp; Light session, 28 January 2027, 18 pax</w:t>
+            </w:r>
+          </w:p>
+        </w:tc>
+      </w:tr>
+      <w:tr>
+        <w:tc>
+          <w:tcPr>
+            <w:tcW w:type="dxa" w:w="4929"/>
+            <w:shd w:val="clear" w:fill="F2F5FA"/>
+          </w:tcPr>
+          <w:p>
+            <w:pPr>
+              <w:spacing w:after="40"/>
+            </w:pPr>
+            <w:r>
+              <w:rPr>
+                <w:sz w:val="19"/>
+              </w:rPr>
+            </w:r>
+            <w:r>
+              <w:rPr>
+                <w:b/>
+                <w:sz w:val="19"/>
+              </w:rPr>
+              <w:t>КОГДА</w:t>
+            </w:r>
+          </w:p>
+        </w:tc>
+        <w:tc>
+          <w:tcPr>
+            <w:tcW w:type="dxa" w:w="4929"/>
+            <w:shd w:val="clear" w:fill="F2F5FA"/>
+          </w:tcPr>
+          <w:p>
+            <w:pPr>
+              <w:spacing w:after="40"/>
+            </w:pPr>
+            <w:r>
+              <w:rPr>
+                <w:sz w:val="19"/>
+              </w:rPr>
+            </w:r>
+            <w:r>
+              <w:rPr>
+                <w:sz w:val="19"/>
+              </w:rPr>
+              <w:t>после ответов от судов, когда ясна дата стоянки в Асуане.</w:t>
+            </w:r>
+          </w:p>
+        </w:tc>
+      </w:tr>
+      <w:tr>
+        <w:tc>
+          <w:tcPr>
+            <w:tcW w:type="dxa" w:w="4929"/>
+          </w:tcPr>
+          <w:p>
+            <w:pPr>
+              <w:spacing w:after="40"/>
+            </w:pPr>
+            <w:r>
+              <w:rPr>
+                <w:sz w:val="19"/>
+              </w:rPr>
+            </w:r>
+            <w:r>
+              <w:rPr>
+                <w:b/>
+                <w:sz w:val="19"/>
+              </w:rPr>
+              <w:t>ЗАЧЕМ</w:t>
+            </w:r>
+          </w:p>
+        </w:tc>
+        <w:tc>
+          <w:tcPr>
+            <w:tcW w:type="dxa" w:w="4929"/>
+          </w:tcPr>
+          <w:p>
+            <w:pPr>
+              <w:spacing w:after="40"/>
+            </w:pPr>
+            <w:r>
+              <w:rPr>
+                <w:sz w:val="19"/>
+              </w:rPr>
+            </w:r>
+            <w:r>
+              <w:rPr>
+                <w:sz w:val="19"/>
+              </w:rPr>
+              <w:t>выяснить, какой из четырёх продуктов продаётся под словом private. До этого ответа часы 16:00–18:00 и 18:00–19:00 в программу ставить нельзя.</w:t>
+            </w:r>
+          </w:p>
+        </w:tc>
+      </w:tr>
+    </w:tbl>
+    <w:p>
+      <w:pPr>
+        <w:spacing w:after="80"/>
+      </w:pPr>
+    </w:p>
+    <w:p>
+      <w:r>
+        <w:rPr>
+          <w:b/>
+        </w:rPr>
+        <w:t>ОТВЕТ ДОЛЖЕН СОДЕРЖАТЬ:</w:t>
+      </w:r>
+    </w:p>
+    <w:p>
+      <w:pPr>
+        <w:pStyle w:val="ListBullet"/>
+        <w:spacing w:after="60"/>
+      </w:pPr>
+      <w:r>
+        <w:t>прямое указание, какой из четырёх вариантов продаётся;</w:t>
+      </w:r>
+    </w:p>
+    <w:p>
+      <w:pPr>
+        <w:pStyle w:val="ListBullet"/>
+        <w:spacing w:after="60"/>
+      </w:pPr>
+      <w:r>
+        <w:t>ответ «да» или «нет» на вопрос о других посетителях на острове;</w:t>
+      </w:r>
+    </w:p>
+    <w:p>
+      <w:pPr>
+        <w:pStyle w:val="ListBullet"/>
+        <w:spacing w:after="60"/>
+      </w:pPr>
+      <w:r>
+        <w:t>доступные сеансы на 28 января и можно ли гарантировать время заранее;</w:t>
+      </w:r>
+    </w:p>
+    <w:p>
+      <w:pPr>
+        <w:pStyle w:val="ListBullet"/>
+        <w:spacing w:after="60"/>
+      </w:pPr>
+      <w:r>
+        <w:t>включена ли моторная лодка от Шеллала, её вместимость и спасжилеты;</w:t>
+      </w:r>
+    </w:p>
+    <w:p>
+      <w:pPr>
+        <w:pStyle w:val="ListBullet"/>
+        <w:spacing w:after="60"/>
+      </w:pPr>
+      <w:r>
+        <w:t>цену для 18 и для 16 человек;</w:t>
+      </w:r>
+    </w:p>
+    <w:p>
+      <w:pPr>
+        <w:pStyle w:val="ListBullet"/>
+        <w:spacing w:after="60"/>
+      </w:pPr>
+      <w:r>
+        <w:t>что происходит, если площадка отменит или сдвинет сеанс.</w:t>
+      </w:r>
+    </w:p>
+    <w:p>
+      <w:pPr>
+        <w:spacing w:before="120" w:after="200" w:line="240" w:lineRule="auto"/>
+        <w:ind w:left="283"/>
+        <w:shd w:val="clear" w:fill="F4F6F9"/>
+      </w:pPr>
+      <w:r>
+        <w:rPr>
+          <w:rFonts w:ascii="Consolas" w:hAnsi="Consolas"/>
+          <w:sz w:val="17"/>
+        </w:rPr>
+        <w:t>Dear Sir or Madam,</w:t>
+        <w:br/>
+        <w:br/>
+        <w:t>We request a quotation for a private evening at the Philae temple complex (Agilkia Island)</w:t>
+        <w:br/>
+        <w:t>on 28 January 2027 for up to 18 persons.</w:t>
+        <w:br/>
+        <w:br/>
+        <w:t>Our client has requested a "private visit" and a "private sound and light show". On the</w:t>
+        <w:br/>
+        <w:t>Egyptian market this wording is used for at least four different products. Please tell us</w:t>
+        <w:br/>
+        <w:t>explicitly WHICH of the following you are offering and quote each separately:</w:t>
+        <w:br/>
+        <w:br/>
+        <w:t xml:space="preserve">  (a) standard entry with our own private guide only;</w:t>
+        <w:br/>
+        <w:t xml:space="preserve">  (b) a DEDICATED sound &amp; light session for our group alone;</w:t>
+        <w:br/>
+        <w:t xml:space="preserve">  (c) buy-out of an entire scheduled public session;</w:t>
+        <w:br/>
+        <w:t xml:space="preserve">  (d) access to the island outside official opening hours under a separate permit.</w:t>
+        <w:br/>
+        <w:br/>
+        <w:t>For whichever you offer, please confirm:</w:t>
+        <w:br/>
+        <w:t>1. Will other visitors be present on the island at the same time? Yes or no.</w:t>
+        <w:br/>
+        <w:t>2. The available session times on 28 January 2027, and whether a time can be GUARANTEED</w:t>
+        <w:br/>
+        <w:t xml:space="preserve">   in advance, or only confirmed closer to the date.</w:t>
+        <w:br/>
+        <w:t>3. The language of the commentary, and whether Russian is available.</w:t>
+        <w:br/>
+        <w:t>4. What is included: entrance tickets, session fee, permit fees, boat, guide.</w:t>
+        <w:br/>
+        <w:t>5. Whether the MOTORBOAT from Shellal quay is included, its capacity and life jackets.</w:t>
+        <w:br/>
+        <w:t>6. Total duration from arrival at the quay to return to the quay.</w:t>
+        <w:br/>
+        <w:t>7. Price for 18 persons and for 16 persons.</w:t>
+        <w:br/>
+        <w:t>8. What happens if the scheduled session is cancelled or moved by the site.</w:t>
+        <w:br/>
+        <w:t>9. Deadline for application and required guest data.</w:t>
+        <w:br/>
+        <w:t>10. Written confirmation with a reference number.</w:t>
+        <w:br/>
+        <w:br/>
+        <w:t>Kind regards,</w:t>
+        <w:br/>
+        <w:t>Ksenia</w:t>
+        <w:br/>
+        <w:t>La Royal Event, Egypt</w:t>
+      </w:r>
+    </w:p>
+    <w:p>
+      <w:pPr>
+        <w:pBdr>
+          <w:bottom w:val="single" w:sz="6" w:space="1" w:color="BFBFBF"/>
+        </w:pBdr>
+        <w:spacing w:after="200"/>
+      </w:pPr>
+    </w:p>
+    <w:p>
+      <w:pPr>
+        <w:spacing w:before="320" w:after="120"/>
+      </w:pPr>
+      <w:r>
+        <w:rPr>
+          <w:b/>
+          <w:color w:val="1F3864"/>
+          <w:sz w:val="29"/>
+        </w:rPr>
+        <w:t>ПИСЬМО 05. ГАЛА-УЖИН И ПИСЬМЕННЫЙ ОТВЕТ ПО НОМЕРАМ</w:t>
+      </w:r>
+    </w:p>
+    <w:tbl>
+      <w:tblPr>
+        <w:tblStyle w:val="TableGrid"/>
+        <w:tblW w:type="auto" w:w="0"/>
+        <w:jc w:val="center"/>
+        <w:tblLook w:firstColumn="1" w:firstRow="1" w:lastColumn="0" w:lastRow="0" w:noHBand="0" w:noVBand="1" w:val="04A0"/>
+      </w:tblPr>
+      <w:tblGrid>
+        <w:gridCol w:w="4929"/>
+        <w:gridCol w:w="4929"/>
+      </w:tblGrid>
+      <w:tr>
+        <w:tc>
+          <w:tcPr>
+            <w:tcW w:type="dxa" w:w="4929"/>
+            <w:shd w:val="clear" w:fill="1F3864"/>
+          </w:tcPr>
+          <w:p>
+            <w:pPr>
+              <w:spacing w:after="40"/>
+            </w:pPr>
+            <w:r>
+              <w:rPr>
+                <w:b/>
+                <w:color w:val="FFFFFF"/>
+                <w:sz w:val="19"/>
+              </w:rPr>
+            </w:r>
+            <w:r>
+              <w:rPr>
+                <w:b/>
+                <w:color w:val="FFFFFF"/>
+                <w:sz w:val="19"/>
+              </w:rPr>
+              <w:t>Поле</w:t>
+            </w:r>
+          </w:p>
+        </w:tc>
+        <w:tc>
+          <w:tcPr>
+            <w:tcW w:type="dxa" w:w="4929"/>
+            <w:shd w:val="clear" w:fill="1F3864"/>
+          </w:tcPr>
+          <w:p>
+            <w:pPr>
+              <w:spacing w:after="40"/>
+            </w:pPr>
+            <w:r>
+              <w:rPr>
+                <w:b/>
+                <w:color w:val="FFFFFF"/>
+                <w:sz w:val="19"/>
+              </w:rPr>
+            </w:r>
+            <w:r>
+              <w:rPr>
+                <w:b/>
+                <w:color w:val="FFFFFF"/>
+                <w:sz w:val="19"/>
+              </w:rPr>
+              <w:t>Значение</w:t>
+            </w:r>
+          </w:p>
+        </w:tc>
+      </w:tr>
+      <w:tr>
+        <w:tc>
+          <w:tcPr>
+            <w:tcW w:type="dxa" w:w="4929"/>
+          </w:tcPr>
+          <w:p>
+            <w:pPr>
+              <w:spacing w:after="40"/>
+            </w:pPr>
+            <w:r>
+              <w:rPr>
+                <w:sz w:val="19"/>
+              </w:rPr>
+            </w:r>
+            <w:r>
+              <w:rPr>
+                <w:b/>
+                <w:sz w:val="19"/>
+              </w:rPr>
+              <w:t>КОМУ</w:t>
+            </w:r>
+          </w:p>
+        </w:tc>
+        <w:tc>
+          <w:tcPr>
+            <w:tcW w:type="dxa" w:w="4929"/>
+          </w:tcPr>
+          <w:p>
+            <w:pPr>
+              <w:spacing w:after="40"/>
+            </w:pPr>
+            <w:r>
+              <w:rPr>
+                <w:sz w:val="19"/>
+              </w:rPr>
+            </w:r>
+            <w:r>
+              <w:rPr>
+                <w:sz w:val="19"/>
+              </w:rPr>
+              <w:t>Mandarin Oriental, Old Cataract, Aswan.</w:t>
+            </w:r>
+          </w:p>
+        </w:tc>
+      </w:tr>
+      <w:tr>
+        <w:tc>
+          <w:tcPr>
+            <w:tcW w:type="dxa" w:w="4929"/>
+            <w:shd w:val="clear" w:fill="F2F5FA"/>
+          </w:tcPr>
+          <w:p>
+            <w:pPr>
+              <w:spacing w:after="40"/>
+            </w:pPr>
+            <w:r>
+              <w:rPr>
+                <w:sz w:val="19"/>
+              </w:rPr>
+            </w:r>
+            <w:r>
+              <w:rPr>
+                <w:b/>
+                <w:sz w:val="19"/>
+              </w:rPr>
+              <w:t>ОТДЕЛ</w:t>
+            </w:r>
+          </w:p>
+        </w:tc>
+        <w:tc>
+          <w:tcPr>
+            <w:tcW w:type="dxa" w:w="4929"/>
+            <w:shd w:val="clear" w:fill="F2F5FA"/>
+          </w:tcPr>
+          <w:p>
+            <w:pPr>
+              <w:spacing w:after="40"/>
+            </w:pPr>
+            <w:r>
+              <w:rPr>
+                <w:sz w:val="19"/>
+              </w:rPr>
+            </w:r>
+            <w:r>
+              <w:rPr>
+                <w:sz w:val="19"/>
+              </w:rPr>
+              <w:t xml:space="preserve">Events &amp; Catering. </w:t>
+            </w:r>
+            <w:r>
+              <w:rPr>
+                <w:b/>
+                <w:sz w:val="19"/>
+              </w:rPr>
+              <w:t>Не Reservations.</w:t>
+            </w:r>
+            <w:r>
+              <w:rPr>
+                <w:sz w:val="19"/>
+              </w:rPr>
+              <w:t xml:space="preserve"> Это разные люди, и ремонт затрагивает их по-разному: банкетная служба загружает кухню и не занимает номерной фонд.</w:t>
+            </w:r>
+          </w:p>
+        </w:tc>
+      </w:tr>
+      <w:tr>
+        <w:tc>
+          <w:tcPr>
+            <w:tcW w:type="dxa" w:w="4929"/>
+          </w:tcPr>
+          <w:p>
+            <w:pPr>
+              <w:spacing w:after="40"/>
+            </w:pPr>
+            <w:r>
+              <w:rPr>
+                <w:sz w:val="19"/>
+              </w:rPr>
+            </w:r>
+            <w:r>
+              <w:rPr>
+                <w:b/>
+                <w:sz w:val="19"/>
+              </w:rPr>
+              <w:t>ТЕМА</w:t>
+            </w:r>
+          </w:p>
+        </w:tc>
+        <w:tc>
+          <w:tcPr>
+            <w:tcW w:type="dxa" w:w="4929"/>
+          </w:tcPr>
+          <w:p>
+            <w:pPr>
+              <w:spacing w:after="40"/>
+            </w:pPr>
+            <w:r>
+              <w:rPr>
+                <w:sz w:val="19"/>
+              </w:rPr>
+            </w:r>
+            <w:r>
+              <w:rPr>
+                <w:rFonts w:ascii="Consolas" w:hAnsi="Consolas"/>
+                <w:sz w:val="19"/>
+              </w:rPr>
+              <w:t>Private gala dinner enquiry — 18 guests, 29 January 2027</w:t>
+            </w:r>
+          </w:p>
+        </w:tc>
+      </w:tr>
+      <w:tr>
+        <w:tc>
+          <w:tcPr>
+            <w:tcW w:type="dxa" w:w="4929"/>
+            <w:shd w:val="clear" w:fill="F2F5FA"/>
+          </w:tcPr>
+          <w:p>
+            <w:pPr>
+              <w:spacing w:after="40"/>
+            </w:pPr>
+            <w:r>
+              <w:rPr>
+                <w:sz w:val="19"/>
+              </w:rPr>
+            </w:r>
+            <w:r>
+              <w:rPr>
+                <w:b/>
+                <w:sz w:val="19"/>
+              </w:rPr>
+              <w:t>КОГДА</w:t>
+            </w:r>
+          </w:p>
+        </w:tc>
+        <w:tc>
+          <w:tcPr>
+            <w:tcW w:type="dxa" w:w="4929"/>
+            <w:shd w:val="clear" w:fill="F2F5FA"/>
+          </w:tcPr>
+          <w:p>
+            <w:pPr>
+              <w:spacing w:after="40"/>
+            </w:pPr>
+            <w:r>
+              <w:rPr>
+                <w:sz w:val="19"/>
+              </w:rPr>
+            </w:r>
+            <w:r>
+              <w:rPr>
+                <w:sz w:val="19"/>
+              </w:rPr>
+              <w:t>в течение трёх дней.</w:t>
+            </w:r>
+          </w:p>
+        </w:tc>
+      </w:tr>
+      <w:tr>
+        <w:tc>
+          <w:tcPr>
+            <w:tcW w:type="dxa" w:w="4929"/>
+          </w:tcPr>
+          <w:p>
+            <w:pPr>
+              <w:spacing w:after="40"/>
+            </w:pPr>
+            <w:r>
+              <w:rPr>
+                <w:sz w:val="19"/>
+              </w:rPr>
+            </w:r>
+            <w:r>
+              <w:rPr>
+                <w:b/>
+                <w:sz w:val="19"/>
+              </w:rPr>
+              <w:t>ЗАЧЕМ</w:t>
+            </w:r>
+          </w:p>
+        </w:tc>
+        <w:tc>
+          <w:tcPr>
+            <w:tcW w:type="dxa" w:w="4929"/>
+          </w:tcPr>
+          <w:p>
+            <w:pPr>
+              <w:spacing w:after="40"/>
+            </w:pPr>
+            <w:r>
+              <w:rPr>
+                <w:sz w:val="19"/>
+              </w:rPr>
+            </w:r>
+            <w:r>
+              <w:rPr>
+                <w:sz w:val="19"/>
+              </w:rPr>
+              <w:t>сохранить главное пожелание клиента, финальный ужин именно здесь, и получить письменный ответ по номерам, чтобы закрыть этот вопрос документом, а не разговором.</w:t>
+            </w:r>
+          </w:p>
+        </w:tc>
+      </w:tr>
+    </w:tbl>
+    <w:p>
+      <w:pPr>
+        <w:spacing w:after="80"/>
+      </w:pPr>
+    </w:p>
+    <w:p>
+      <w:r>
+        <w:rPr>
+          <w:b/>
+        </w:rPr>
+        <w:t>ОТВЕТ ДОЛЖЕН СОДЕРЖАТЬ:</w:t>
+      </w:r>
+    </w:p>
+    <w:p>
+      <w:pPr>
+        <w:pStyle w:val="ListBullet"/>
+        <w:spacing w:after="60"/>
+      </w:pPr>
+      <w:r>
+        <w:t>перечень ресторанов, которые реально работают в январе 2027, с прямым ответом про 1902 и террасу;</w:t>
+      </w:r>
+    </w:p>
+    <w:p>
+      <w:pPr>
+        <w:pStyle w:val="ListBullet"/>
+        <w:spacing w:after="60"/>
+      </w:pPr>
+      <w:r>
+        <w:t>согласие принять мероприятие для гостей, не проживающих в отеле;</w:t>
+      </w:r>
+    </w:p>
+    <w:p>
+      <w:pPr>
+        <w:pStyle w:val="ListBullet"/>
+        <w:spacing w:after="60"/>
+      </w:pPr>
+      <w:r>
+        <w:t>конкретное помещение и возможность сделать его приватным;</w:t>
+      </w:r>
+    </w:p>
+    <w:p>
+      <w:pPr>
+        <w:pStyle w:val="ListBullet"/>
+        <w:spacing w:after="60"/>
+      </w:pPr>
+      <w:r>
+        <w:t>меню, напитки, минимальный счёт, условия по декору и музыке;</w:t>
+      </w:r>
+    </w:p>
+    <w:p>
+      <w:pPr>
+        <w:pStyle w:val="ListBullet"/>
+        <w:spacing w:after="60"/>
+      </w:pPr>
+      <w:r>
+        <w:t>ограничения по шуму и времени последней подачи;</w:t>
+      </w:r>
+    </w:p>
+    <w:p>
+      <w:pPr>
+        <w:pStyle w:val="ListBullet"/>
+        <w:spacing w:after="60"/>
+      </w:pPr>
+      <w:r>
+        <w:t>номер заявки на мероприятие;</w:t>
+      </w:r>
+    </w:p>
+    <w:p>
+      <w:pPr>
+        <w:pStyle w:val="ListBullet"/>
+        <w:spacing w:after="60"/>
+      </w:pPr>
+      <w:r>
+        <w:t>письменный ответ по размещению, включая возможность частичного блока на 4–6 номеров.</w:t>
+      </w:r>
+    </w:p>
+    <w:p>
+      <w:pPr>
+        <w:spacing w:before="120" w:after="200" w:line="240" w:lineRule="auto"/>
+        <w:ind w:left="283"/>
+        <w:shd w:val="clear" w:fill="F4F6F9"/>
+      </w:pPr>
+      <w:r>
+        <w:rPr>
+          <w:rFonts w:ascii="Consolas" w:hAnsi="Consolas"/>
+          <w:sz w:val="17"/>
+        </w:rPr>
+        <w:t>Dear Events Team,</w:t>
+        <w:br/>
+        <w:br/>
+        <w:t>La Royal Event (Egypt) is organising a private programme in Upper Egypt, 23–30 January 2027.</w:t>
+        <w:br/>
+        <w:t>Our client has specifically requested that the farewell dinner take place at the Old Cataract.</w:t>
+        <w:br/>
+        <w:br/>
+        <w:t>We understand the Nile Wing is under renovation and that the hotel is currently operating</w:t>
+        <w:br/>
+        <w:t>the Palace Wing only. We are therefore enquiring about a PRIVATE DINING EVENT, not</w:t>
+        <w:br/>
+        <w:t>accommodation.</w:t>
+        <w:br/>
+        <w:br/>
+        <w:t>REQUEST</w:t>
+        <w:br/>
+        <w:t>- Date: Thursday 29 January 2027</w:t>
+        <w:br/>
+        <w:t>- Time: approximately 20:00</w:t>
+        <w:br/>
+        <w:t>- Guests: 16 to 18</w:t>
+        <w:br/>
+        <w:t>- Format: private area or private room, set menu, beverages, light decoration,</w:t>
+        <w:br/>
+        <w:t xml:space="preserve">  optional live music</w:t>
+        <w:br/>
+        <w:br/>
+        <w:t>PLEASE CONFIRM IN WRITING</w:t>
+        <w:br/>
+        <w:t>1. Which dining venues will be OPERATIONAL in January 2027? Specifically, will the</w:t>
+        <w:br/>
+        <w:t xml:space="preserve">   1902 restaurant and the Nile-side terrace be open?</w:t>
+        <w:br/>
+        <w:t>2. Can you host a private event for 18 guests who are NOT staying at the hotel?</w:t>
+        <w:br/>
+        <w:t>3. Which exact space would you propose, and can it be made private for our group?</w:t>
+        <w:br/>
+        <w:t>4. Proposed set menus with prices, beverage packages, and any minimum spend.</w:t>
+        <w:br/>
+        <w:t>5. Decoration: what is permitted, and can we bring our own florist?</w:t>
+        <w:br/>
+        <w:t>6. Live music: is it permitted, and are there noise restrictions due to the renovation</w:t>
+        <w:br/>
+        <w:t xml:space="preserve">   works or to resident guests?</w:t>
+        <w:br/>
+        <w:t>7. Timing constraints: kitchen closing time, last service.</w:t>
+        <w:br/>
+        <w:t>8. Deposit, payment schedule and cancellation terms.</w:t>
+        <w:br/>
+        <w:t>9. Any construction works that could affect access, noise or the view on that evening.</w:t>
+        <w:br/>
+        <w:t>10. A written confirmation with an event reference number.</w:t>
+        <w:br/>
+        <w:br/>
+        <w:t>SEPARATE QUESTION — accommodation, for our records</w:t>
+        <w:br/>
+        <w:t>We were previously advised that no rooms are available for our dates. We would be grateful</w:t>
+        <w:br/>
+        <w:t>for written confirmation of this, including whether any Palace Wing rooms or suites could</w:t>
+        <w:br/>
+        <w:t>be released for a partial allocation of 4 to 6 rooms in single occupancy, 29–30 January 2027.</w:t>
+        <w:br/>
+        <w:t>A written answer either way allows us to close this question with our client.</w:t>
+        <w:br/>
+        <w:br/>
+        <w:t>Kind regards,</w:t>
+        <w:br/>
+        <w:t>Ksenia</w:t>
+        <w:br/>
+        <w:t>La Royal Event, Egypt</w:t>
+      </w:r>
+    </w:p>
+    <w:p>
+      <w:pPr>
+        <w:pBdr>
+          <w:bottom w:val="single" w:sz="6" w:space="1" w:color="BFBFBF"/>
+        </w:pBdr>
+        <w:spacing w:after="200"/>
+      </w:pPr>
+    </w:p>
+    <w:p>
+      <w:pPr>
+        <w:spacing w:before="320" w:after="120"/>
+      </w:pPr>
+      <w:r>
+        <w:rPr>
+          <w:b/>
+          <w:color w:val="1F3864"/>
+          <w:sz w:val="29"/>
+        </w:rPr>
+        <w:t>ПИСЬМО 06. БЛОК НОМЕРОВ В КАИРЕ</w:t>
+      </w:r>
+    </w:p>
+    <w:tbl>
+      <w:tblPr>
+        <w:tblStyle w:val="TableGrid"/>
+        <w:tblW w:type="auto" w:w="0"/>
+        <w:jc w:val="center"/>
+        <w:tblLook w:firstColumn="1" w:firstRow="1" w:lastColumn="0" w:lastRow="0" w:noHBand="0" w:noVBand="1" w:val="04A0"/>
+      </w:tblPr>
+      <w:tblGrid>
+        <w:gridCol w:w="4929"/>
+        <w:gridCol w:w="4929"/>
+      </w:tblGrid>
+      <w:tr>
+        <w:tc>
+          <w:tcPr>
+            <w:tcW w:type="dxa" w:w="4929"/>
+            <w:shd w:val="clear" w:fill="1F3864"/>
+          </w:tcPr>
+          <w:p>
+            <w:pPr>
+              <w:spacing w:after="40"/>
+            </w:pPr>
+            <w:r>
+              <w:rPr>
+                <w:b/>
+                <w:color w:val="FFFFFF"/>
+                <w:sz w:val="19"/>
+              </w:rPr>
+            </w:r>
+            <w:r>
+              <w:rPr>
+                <w:b/>
+                <w:color w:val="FFFFFF"/>
+                <w:sz w:val="19"/>
+              </w:rPr>
+              <w:t>Поле</w:t>
+            </w:r>
+          </w:p>
+        </w:tc>
+        <w:tc>
+          <w:tcPr>
+            <w:tcW w:type="dxa" w:w="4929"/>
+            <w:shd w:val="clear" w:fill="1F3864"/>
+          </w:tcPr>
+          <w:p>
+            <w:pPr>
+              <w:spacing w:after="40"/>
+            </w:pPr>
+            <w:r>
+              <w:rPr>
+                <w:b/>
+                <w:color w:val="FFFFFF"/>
+                <w:sz w:val="19"/>
+              </w:rPr>
+            </w:r>
+            <w:r>
+              <w:rPr>
+                <w:b/>
+                <w:color w:val="FFFFFF"/>
+                <w:sz w:val="19"/>
+              </w:rPr>
+              <w:t>Значение</w:t>
+            </w:r>
+          </w:p>
+        </w:tc>
+      </w:tr>
+      <w:tr>
+        <w:tc>
+          <w:tcPr>
+            <w:tcW w:type="dxa" w:w="4929"/>
+          </w:tcPr>
+          <w:p>
+            <w:pPr>
+              <w:spacing w:after="40"/>
+            </w:pPr>
+            <w:r>
+              <w:rPr>
+                <w:sz w:val="19"/>
+              </w:rPr>
+            </w:r>
+            <w:r>
+              <w:rPr>
+                <w:b/>
+                <w:sz w:val="19"/>
+              </w:rPr>
+              <w:t>КОМУ</w:t>
+            </w:r>
+          </w:p>
+        </w:tc>
+        <w:tc>
+          <w:tcPr>
+            <w:tcW w:type="dxa" w:w="4929"/>
+          </w:tcPr>
+          <w:p>
+            <w:pPr>
+              <w:spacing w:after="40"/>
+            </w:pPr>
+            <w:r>
+              <w:rPr>
+                <w:sz w:val="19"/>
+              </w:rPr>
+            </w:r>
+            <w:r>
+              <w:rPr>
+                <w:sz w:val="19"/>
+              </w:rPr>
+              <w:t>Marriott Mena House, Cairo.</w:t>
+            </w:r>
+          </w:p>
+        </w:tc>
+      </w:tr>
+      <w:tr>
+        <w:tc>
+          <w:tcPr>
+            <w:tcW w:type="dxa" w:w="4929"/>
+            <w:shd w:val="clear" w:fill="F2F5FA"/>
+          </w:tcPr>
+          <w:p>
+            <w:pPr>
+              <w:spacing w:after="40"/>
+            </w:pPr>
+            <w:r>
+              <w:rPr>
+                <w:sz w:val="19"/>
+              </w:rPr>
+            </w:r>
+            <w:r>
+              <w:rPr>
+                <w:b/>
+                <w:sz w:val="19"/>
+              </w:rPr>
+              <w:t>ОТДЕЛ</w:t>
+            </w:r>
+          </w:p>
+        </w:tc>
+        <w:tc>
+          <w:tcPr>
+            <w:tcW w:type="dxa" w:w="4929"/>
+            <w:shd w:val="clear" w:fill="F2F5FA"/>
+          </w:tcPr>
+          <w:p>
+            <w:pPr>
+              <w:spacing w:after="40"/>
+            </w:pPr>
+            <w:r>
+              <w:rPr>
+                <w:sz w:val="19"/>
+              </w:rPr>
+            </w:r>
+            <w:r>
+              <w:rPr>
+                <w:sz w:val="19"/>
+              </w:rPr>
+              <w:t>Group Sales / Sales &amp; Events. Не через онлайн-площадку: иначе не будет ни категории, ни раннего заезда, ни единого rooming list.</w:t>
+            </w:r>
+          </w:p>
+        </w:tc>
+      </w:tr>
+      <w:tr>
+        <w:tc>
+          <w:tcPr>
+            <w:tcW w:type="dxa" w:w="4929"/>
+          </w:tcPr>
+          <w:p>
+            <w:pPr>
+              <w:spacing w:after="40"/>
+            </w:pPr>
+            <w:r>
+              <w:rPr>
+                <w:sz w:val="19"/>
+              </w:rPr>
+            </w:r>
+            <w:r>
+              <w:rPr>
+                <w:b/>
+                <w:sz w:val="19"/>
+              </w:rPr>
+              <w:t>ТЕМА</w:t>
+            </w:r>
+          </w:p>
+        </w:tc>
+        <w:tc>
+          <w:tcPr>
+            <w:tcW w:type="dxa" w:w="4929"/>
+          </w:tcPr>
+          <w:p>
+            <w:pPr>
+              <w:spacing w:after="40"/>
+            </w:pPr>
+            <w:r>
+              <w:rPr>
+                <w:sz w:val="19"/>
+              </w:rPr>
+            </w:r>
+            <w:r>
+              <w:rPr>
+                <w:rFonts w:ascii="Consolas" w:hAnsi="Consolas"/>
+                <w:sz w:val="19"/>
+              </w:rPr>
+              <w:t>Group block enquiry — 18 rooms, mainly single occupancy, 23–25 January 2027</w:t>
+            </w:r>
+          </w:p>
+        </w:tc>
+      </w:tr>
+      <w:tr>
+        <w:tc>
+          <w:tcPr>
+            <w:tcW w:type="dxa" w:w="4929"/>
+            <w:shd w:val="clear" w:fill="F2F5FA"/>
+          </w:tcPr>
+          <w:p>
+            <w:pPr>
+              <w:spacing w:after="40"/>
+            </w:pPr>
+            <w:r>
+              <w:rPr>
+                <w:sz w:val="19"/>
+              </w:rPr>
+            </w:r>
+            <w:r>
+              <w:rPr>
+                <w:b/>
+                <w:sz w:val="19"/>
+              </w:rPr>
+              <w:t>КОГДА</w:t>
+            </w:r>
+          </w:p>
+        </w:tc>
+        <w:tc>
+          <w:tcPr>
+            <w:tcW w:type="dxa" w:w="4929"/>
+            <w:shd w:val="clear" w:fill="F2F5FA"/>
+          </w:tcPr>
+          <w:p>
+            <w:pPr>
+              <w:spacing w:after="40"/>
+            </w:pPr>
+            <w:r>
+              <w:rPr>
+                <w:sz w:val="19"/>
+              </w:rPr>
+            </w:r>
+            <w:r>
+              <w:rPr>
+                <w:sz w:val="19"/>
+              </w:rPr>
+              <w:t>после выбора судна, чтобы даты были окончательными.</w:t>
+            </w:r>
+          </w:p>
+        </w:tc>
+      </w:tr>
+      <w:tr>
+        <w:tc>
+          <w:tcPr>
+            <w:tcW w:type="dxa" w:w="4929"/>
+          </w:tcPr>
+          <w:p>
+            <w:pPr>
+              <w:spacing w:after="40"/>
+            </w:pPr>
+            <w:r>
+              <w:rPr>
+                <w:sz w:val="19"/>
+              </w:rPr>
+            </w:r>
+            <w:r>
+              <w:rPr>
+                <w:b/>
+                <w:sz w:val="19"/>
+              </w:rPr>
+              <w:t>ЗАЧЕМ</w:t>
+            </w:r>
+          </w:p>
+        </w:tc>
+        <w:tc>
+          <w:tcPr>
+            <w:tcW w:type="dxa" w:w="4929"/>
+          </w:tcPr>
+          <w:p>
+            <w:pPr>
+              <w:spacing w:after="40"/>
+            </w:pPr>
+            <w:r>
+              <w:rPr>
+                <w:sz w:val="19"/>
+              </w:rPr>
+            </w:r>
+            <w:r>
+              <w:rPr>
+                <w:sz w:val="19"/>
+              </w:rPr>
+              <w:t>закрепить категорию с видом на пирамиды кодом брони, а не формулировкой «вид по возможности».</w:t>
+            </w:r>
+          </w:p>
+        </w:tc>
+      </w:tr>
+    </w:tbl>
+    <w:p>
+      <w:pPr>
+        <w:spacing w:after="80"/>
+      </w:pPr>
+    </w:p>
+    <w:p>
+      <w:r>
+        <w:rPr>
+          <w:b/>
+        </w:rPr>
+        <w:t>ОТВЕТ ДОЛЖЕН СОДЕРЖАТЬ:</w:t>
+      </w:r>
+    </w:p>
+    <w:p>
+      <w:pPr>
+        <w:pStyle w:val="ListBullet"/>
+        <w:spacing w:after="60"/>
+      </w:pPr>
+      <w:r>
+        <w:t>код категории, гарантирующий вид на пирамиды, и сколько таких номеров держат;</w:t>
+      </w:r>
+    </w:p>
+    <w:p>
+      <w:pPr>
+        <w:pStyle w:val="ListBullet"/>
+        <w:spacing w:after="60"/>
+      </w:pPr>
+      <w:r>
+        <w:t>цену отдельно для одноместного и двухместного размещения;</w:t>
+      </w:r>
+    </w:p>
+    <w:p>
+      <w:pPr>
+        <w:pStyle w:val="ListBullet"/>
+        <w:spacing w:after="60"/>
+      </w:pPr>
+      <w:r>
+        <w:t>дату релиза блока и условия отмены;</w:t>
+      </w:r>
+    </w:p>
+    <w:p>
+      <w:pPr>
+        <w:pStyle w:val="ListBullet"/>
+        <w:spacing w:after="60"/>
+      </w:pPr>
+      <w:r>
+        <w:t>что гарантировано по раннему заезду 23 января и за какую плату;</w:t>
+      </w:r>
+    </w:p>
+    <w:p>
+      <w:pPr>
+        <w:pStyle w:val="ListBullet"/>
+        <w:spacing w:after="60"/>
+      </w:pPr>
+      <w:r>
+        <w:t>письменное подтверждение лёгкого раннего завтрака или боксов с 06:30 24 января;</w:t>
+      </w:r>
+    </w:p>
+    <w:p>
+      <w:pPr>
+        <w:pStyle w:val="ListBullet"/>
+        <w:spacing w:after="60"/>
+      </w:pPr>
+      <w:r>
+        <w:t>время, к которому гости реально могут быть у турникета плато.</w:t>
+      </w:r>
+    </w:p>
+    <w:p>
+      <w:pPr>
+        <w:spacing w:before="120" w:after="200" w:line="240" w:lineRule="auto"/>
+        <w:ind w:left="283"/>
+        <w:shd w:val="clear" w:fill="F4F6F9"/>
+      </w:pPr>
+      <w:r>
+        <w:rPr>
+          <w:rFonts w:ascii="Consolas" w:hAnsi="Consolas"/>
+          <w:sz w:val="17"/>
+        </w:rPr>
+        <w:t>Dear Group Sales Team,</w:t>
+        <w:br/>
+        <w:br/>
+        <w:t>La Royal Event (Egypt) requests a group block for a private programme.</w:t>
+        <w:br/>
+        <w:br/>
+        <w:t>- Dates: arrival Friday 23 January 2027, departure Monday 25 January 2027 (2 nights)</w:t>
+        <w:br/>
+        <w:t>- Rooms: up to 18, the MAJORITY IN SINGLE OCCUPANCY</w:t>
+        <w:br/>
+        <w:t>- Category requested: Pyramid View — please confirm the exact category name and code</w:t>
+        <w:br/>
+        <w:br/>
+        <w:t>PLEASE CONFIRM</w:t>
+        <w:br/>
+        <w:t>1. Availability and rate, single and double occupancy priced separately.</w:t>
+        <w:br/>
+        <w:t>2. The exact room CATEGORY CODE guaranteeing a pyramid view, and how many such rooms you</w:t>
+        <w:br/>
+        <w:t xml:space="preserve">   can hold. A general "view on request" is not sufficient for this client.</w:t>
+        <w:br/>
+        <w:t>3. Release date for the block and cancellation terms.</w:t>
+        <w:br/>
+        <w:t>4. Rooming list deadline.</w:t>
+        <w:br/>
+        <w:t>5. EARLY CHECK-IN on 23 January: guests arrive on international flights, some possibly</w:t>
+        <w:br/>
+        <w:t xml:space="preserve">   in the morning. What can be guaranteed, and at what cost?</w:t>
+        <w:br/>
+        <w:t>6. Welcome dinner on 23 January: private area for 18, set menu, price, latest service time.</w:t>
+        <w:br/>
+        <w:t>7. Breakfast: is it included? On 24 January we need a LIGHT EARLY BREAKFAST or breakfast</w:t>
+        <w:br/>
+        <w:t xml:space="preserve">   boxes from 06:30, and on 25 January breakfast from 07:00. Please confirm both in writing.</w:t>
+        <w:br/>
+        <w:t>8. Luggage handling for 18 guests on arrival and departure.</w:t>
+        <w:br/>
+        <w:t>9. Distance and walking/driving time from the hotel to the Giza plateau entrance, and the</w:t>
+        <w:br/>
+        <w:t xml:space="preserve">   earliest time guests can realistically be at the turnstile.</w:t>
+        <w:br/>
+        <w:t>10. Payment schedule and what can be settled by the organiser versus by guests.</w:t>
+        <w:br/>
+        <w:br/>
+        <w:t>Kind regards,</w:t>
+        <w:br/>
+        <w:t>Ksenia</w:t>
+        <w:br/>
+        <w:t>La Royal Event, Egypt</w:t>
+      </w:r>
+    </w:p>
+    <w:p>
+      <w:pPr>
+        <w:pBdr>
+          <w:bottom w:val="single" w:sz="6" w:space="1" w:color="BFBFBF"/>
+        </w:pBdr>
+        <w:spacing w:after="200"/>
+      </w:pPr>
+    </w:p>
+    <w:p>
+      <w:pPr>
+        <w:spacing w:before="320" w:after="120"/>
+      </w:pPr>
+      <w:r>
+        <w:rPr>
+          <w:b/>
+          <w:color w:val="1F3864"/>
+          <w:sz w:val="29"/>
+        </w:rPr>
+        <w:t>ПИСЬМО 07. БЛОК НОМЕРОВ В ЛУКСОРЕ</w:t>
+      </w:r>
+    </w:p>
+    <w:tbl>
+      <w:tblPr>
+        <w:tblStyle w:val="TableGrid"/>
+        <w:tblW w:type="auto" w:w="0"/>
+        <w:jc w:val="center"/>
+        <w:tblLook w:firstColumn="1" w:firstRow="1" w:lastColumn="0" w:lastRow="0" w:noHBand="0" w:noVBand="1" w:val="04A0"/>
+      </w:tblPr>
+      <w:tblGrid>
+        <w:gridCol w:w="4929"/>
+        <w:gridCol w:w="4929"/>
+      </w:tblGrid>
+      <w:tr>
+        <w:tc>
+          <w:tcPr>
+            <w:tcW w:type="dxa" w:w="4929"/>
+            <w:shd w:val="clear" w:fill="1F3864"/>
+          </w:tcPr>
+          <w:p>
+            <w:pPr>
+              <w:spacing w:after="40"/>
+            </w:pPr>
+            <w:r>
+              <w:rPr>
+                <w:b/>
+                <w:color w:val="FFFFFF"/>
+                <w:sz w:val="19"/>
+              </w:rPr>
+            </w:r>
+            <w:r>
+              <w:rPr>
+                <w:b/>
+                <w:color w:val="FFFFFF"/>
+                <w:sz w:val="19"/>
+              </w:rPr>
+              <w:t>Поле</w:t>
+            </w:r>
+          </w:p>
+        </w:tc>
+        <w:tc>
+          <w:tcPr>
+            <w:tcW w:type="dxa" w:w="4929"/>
+            <w:shd w:val="clear" w:fill="1F3864"/>
+          </w:tcPr>
+          <w:p>
+            <w:pPr>
+              <w:spacing w:after="40"/>
+            </w:pPr>
+            <w:r>
+              <w:rPr>
+                <w:b/>
+                <w:color w:val="FFFFFF"/>
+                <w:sz w:val="19"/>
+              </w:rPr>
+            </w:r>
+            <w:r>
+              <w:rPr>
+                <w:b/>
+                <w:color w:val="FFFFFF"/>
+                <w:sz w:val="19"/>
+              </w:rPr>
+              <w:t>Значение</w:t>
+            </w:r>
+          </w:p>
+        </w:tc>
+      </w:tr>
+      <w:tr>
+        <w:tc>
+          <w:tcPr>
+            <w:tcW w:type="dxa" w:w="4929"/>
+          </w:tcPr>
+          <w:p>
+            <w:pPr>
+              <w:spacing w:after="40"/>
+            </w:pPr>
+            <w:r>
+              <w:rPr>
+                <w:sz w:val="19"/>
+              </w:rPr>
+            </w:r>
+            <w:r>
+              <w:rPr>
+                <w:b/>
+                <w:sz w:val="19"/>
+              </w:rPr>
+              <w:t>КОМУ</w:t>
+            </w:r>
+          </w:p>
+        </w:tc>
+        <w:tc>
+          <w:tcPr>
+            <w:tcW w:type="dxa" w:w="4929"/>
+          </w:tcPr>
+          <w:p>
+            <w:pPr>
+              <w:spacing w:after="40"/>
+            </w:pPr>
+            <w:r>
+              <w:rPr>
+                <w:sz w:val="19"/>
+              </w:rPr>
+            </w:r>
+            <w:r>
+              <w:rPr>
+                <w:sz w:val="19"/>
+              </w:rPr>
+              <w:t>Hilton Luxor Resort &amp; Spa.</w:t>
+            </w:r>
+          </w:p>
+        </w:tc>
+      </w:tr>
+      <w:tr>
+        <w:tc>
+          <w:tcPr>
+            <w:tcW w:type="dxa" w:w="4929"/>
+            <w:shd w:val="clear" w:fill="F2F5FA"/>
+          </w:tcPr>
+          <w:p>
+            <w:pPr>
+              <w:spacing w:after="40"/>
+            </w:pPr>
+            <w:r>
+              <w:rPr>
+                <w:sz w:val="19"/>
+              </w:rPr>
+            </w:r>
+            <w:r>
+              <w:rPr>
+                <w:b/>
+                <w:sz w:val="19"/>
+              </w:rPr>
+              <w:t>ОТДЕЛ</w:t>
+            </w:r>
+          </w:p>
+        </w:tc>
+        <w:tc>
+          <w:tcPr>
+            <w:tcW w:type="dxa" w:w="4929"/>
+            <w:shd w:val="clear" w:fill="F2F5FA"/>
+          </w:tcPr>
+          <w:p>
+            <w:pPr>
+              <w:spacing w:after="40"/>
+            </w:pPr>
+            <w:r>
+              <w:rPr>
+                <w:sz w:val="19"/>
+              </w:rPr>
+            </w:r>
+            <w:r>
+              <w:rPr>
+                <w:sz w:val="19"/>
+              </w:rPr>
+              <w:t>Group Reservations.</w:t>
+            </w:r>
+          </w:p>
+        </w:tc>
+      </w:tr>
+      <w:tr>
+        <w:tc>
+          <w:tcPr>
+            <w:tcW w:type="dxa" w:w="4929"/>
+          </w:tcPr>
+          <w:p>
+            <w:pPr>
+              <w:spacing w:after="40"/>
+            </w:pPr>
+            <w:r>
+              <w:rPr>
+                <w:sz w:val="19"/>
+              </w:rPr>
+            </w:r>
+            <w:r>
+              <w:rPr>
+                <w:b/>
+                <w:sz w:val="19"/>
+              </w:rPr>
+              <w:t>ТЕМА</w:t>
+            </w:r>
+          </w:p>
+        </w:tc>
+        <w:tc>
+          <w:tcPr>
+            <w:tcW w:type="dxa" w:w="4929"/>
+          </w:tcPr>
+          <w:p>
+            <w:pPr>
+              <w:spacing w:after="40"/>
+            </w:pPr>
+            <w:r>
+              <w:rPr>
+                <w:sz w:val="19"/>
+              </w:rPr>
+            </w:r>
+            <w:r>
+              <w:rPr>
+                <w:rFonts w:ascii="Consolas" w:hAnsi="Consolas"/>
+                <w:sz w:val="19"/>
+              </w:rPr>
+              <w:t>Group block enquiry — 18 rooms, mainly single occupancy, 25–26 January 2027</w:t>
+            </w:r>
+          </w:p>
+        </w:tc>
+      </w:tr>
+      <w:tr>
+        <w:tc>
+          <w:tcPr>
+            <w:tcW w:type="dxa" w:w="4929"/>
+            <w:shd w:val="clear" w:fill="F2F5FA"/>
+          </w:tcPr>
+          <w:p>
+            <w:pPr>
+              <w:spacing w:after="40"/>
+            </w:pPr>
+            <w:r>
+              <w:rPr>
+                <w:sz w:val="19"/>
+              </w:rPr>
+            </w:r>
+            <w:r>
+              <w:rPr>
+                <w:b/>
+                <w:sz w:val="19"/>
+              </w:rPr>
+              <w:t>КОГДА</w:t>
+            </w:r>
+          </w:p>
+        </w:tc>
+        <w:tc>
+          <w:tcPr>
+            <w:tcW w:type="dxa" w:w="4929"/>
+            <w:shd w:val="clear" w:fill="F2F5FA"/>
+          </w:tcPr>
+          <w:p>
+            <w:pPr>
+              <w:spacing w:after="40"/>
+            </w:pPr>
+            <w:r>
+              <w:rPr>
+                <w:sz w:val="19"/>
+              </w:rPr>
+            </w:r>
+            <w:r>
+              <w:rPr>
+                <w:sz w:val="19"/>
+              </w:rPr>
+              <w:t>только если клиент выбрал вариант II. В рекомендуемом варианте I этот отель не нужен: гости ночуют на судне.</w:t>
+            </w:r>
+          </w:p>
+        </w:tc>
+      </w:tr>
+      <w:tr>
+        <w:tc>
+          <w:tcPr>
+            <w:tcW w:type="dxa" w:w="4929"/>
+          </w:tcPr>
+          <w:p>
+            <w:pPr>
+              <w:spacing w:after="40"/>
+            </w:pPr>
+            <w:r>
+              <w:rPr>
+                <w:sz w:val="19"/>
+              </w:rPr>
+            </w:r>
+            <w:r>
+              <w:rPr>
+                <w:b/>
+                <w:sz w:val="19"/>
+              </w:rPr>
+              <w:t>ЗАЧЕМ</w:t>
+            </w:r>
+          </w:p>
+        </w:tc>
+        <w:tc>
+          <w:tcPr>
+            <w:tcW w:type="dxa" w:w="4929"/>
+          </w:tcPr>
+          <w:p>
+            <w:pPr>
+              <w:spacing w:after="40"/>
+            </w:pPr>
+            <w:r>
+              <w:rPr>
+                <w:sz w:val="19"/>
+              </w:rPr>
+            </w:r>
+            <w:r>
+              <w:rPr>
+                <w:sz w:val="19"/>
+              </w:rPr>
+              <w:t>закрыть самое рискованное утро поездки. Всё зависит от раннего завтрака в 05:00 и от передачи багажа на судно, пока гости на Западном берегу.</w:t>
+            </w:r>
+          </w:p>
+        </w:tc>
+      </w:tr>
+    </w:tbl>
+    <w:p>
+      <w:pPr>
+        <w:spacing w:after="80"/>
+      </w:pPr>
+    </w:p>
+    <w:p>
+      <w:r>
+        <w:rPr>
+          <w:b/>
+        </w:rPr>
+        <w:t>ОТВЕТ ДОЛЖЕН СОДЕРЖАТЬ:</w:t>
+      </w:r>
+    </w:p>
+    <w:p>
+      <w:pPr>
+        <w:pStyle w:val="ListBullet"/>
+        <w:spacing w:after="60"/>
+      </w:pPr>
+      <w:r>
+        <w:t>письменное подтверждение раннего завтрака или боксов с 05:00 26 января;</w:t>
+      </w:r>
+    </w:p>
+    <w:p>
+      <w:pPr>
+        <w:pStyle w:val="ListBullet"/>
+        <w:spacing w:after="60"/>
+      </w:pPr>
+      <w:r>
+        <w:t>гарантию раннего заезда 25 января;</w:t>
+      </w:r>
+    </w:p>
+    <w:p>
+      <w:pPr>
+        <w:pStyle w:val="ListBullet"/>
+        <w:spacing w:after="60"/>
+      </w:pPr>
+      <w:r>
+        <w:t>согласие организовать передачу багажа на судно утром 26 января и кто за это отвечает;</w:t>
+      </w:r>
+    </w:p>
+    <w:p>
+      <w:pPr>
+        <w:pStyle w:val="ListBullet"/>
+        <w:spacing w:after="60"/>
+      </w:pPr>
+      <w:r>
+        <w:t>дату релиза блока и условия отмены.</w:t>
+      </w:r>
+    </w:p>
+    <w:p>
+      <w:pPr>
+        <w:spacing w:before="120" w:after="200" w:line="240" w:lineRule="auto"/>
+        <w:ind w:left="283"/>
+        <w:shd w:val="clear" w:fill="F4F6F9"/>
+      </w:pPr>
+      <w:r>
+        <w:rPr>
+          <w:rFonts w:ascii="Consolas" w:hAnsi="Consolas"/>
+          <w:sz w:val="17"/>
+        </w:rPr>
+        <w:t>Dear Group Reservations,</w:t>
+        <w:br/>
+        <w:br/>
+        <w:t>La Royal Event (Egypt) requests a group block:</w:t>
+        <w:br/>
+        <w:t>- Dates: arrival Monday 25 January 2027, departure Tuesday 26 January 2027 (1 night)</w:t>
+        <w:br/>
+        <w:t>- Rooms: up to 18, the MAJORITY IN SINGLE OCCUPANCY</w:t>
+        <w:br/>
+        <w:t>- Highest available category with Nile view</w:t>
+        <w:br/>
+        <w:br/>
+        <w:t>PLEASE CONFIRM</w:t>
+        <w:br/>
+        <w:t>1. Availability and rate, single occupancy priced separately.</w:t>
+        <w:br/>
+        <w:t>2. Category names and how many rooms per category you can hold.</w:t>
+        <w:br/>
+        <w:t>3. GUARANTEED EARLY CHECK-IN on 25 January: guests arrive from Cairo around midday and</w:t>
+        <w:br/>
+        <w:t xml:space="preserve">   need rooms before an afternoon excursion. What can be guaranteed, and at what cost?</w:t>
+        <w:br/>
+        <w:t xml:space="preserve">   If it cannot be guaranteed, what waiting facilities do you offer for 18 guests?</w:t>
+        <w:br/>
+        <w:t>4. EARLY BREAKFAST or breakfast boxes from 05:00 on 26 January, for 18 guests. Please</w:t>
+        <w:br/>
+        <w:t xml:space="preserve">   confirm this in writing — our guests depart for the west bank at 05:30.</w:t>
+        <w:br/>
+        <w:t>5. LUGGAGE TRANSFER on the morning of 26 January: guests will leave the hotel at 05:30</w:t>
+        <w:br/>
+        <w:t xml:space="preserve">   and will NOT return. Their luggage must be collected from the rooms after departure</w:t>
+        <w:br/>
+        <w:t xml:space="preserve">   and handed over to a vehicle for delivery to a vessel at the Luxor quay. Please confirm</w:t>
+        <w:br/>
+        <w:t xml:space="preserve">   that you can support this, who is responsible on your side, and the latest time by</w:t>
+        <w:br/>
+        <w:t xml:space="preserve">   which rooms must be vacated for it.</w:t>
+        <w:br/>
+        <w:t>6. Express check-out arranged the previous evening, so that no guest has to settle an</w:t>
+        <w:br/>
+        <w:t xml:space="preserve">   account at 05:15.</w:t>
+        <w:br/>
+        <w:t>7. Driving time from the hotel to the west bank sites via the bridge, from your experience.</w:t>
+        <w:br/>
+        <w:t>8. Release date, cancellation terms, rooming list deadline.</w:t>
+        <w:br/>
+        <w:t>9. Payment schedule.</w:t>
+        <w:br/>
+        <w:br/>
+        <w:t>Kind regards,</w:t>
+        <w:br/>
+        <w:t>Ksenia</w:t>
+        <w:br/>
+        <w:t>La Royal Event, Egypt</w:t>
+      </w:r>
+    </w:p>
+    <w:p>
+      <w:pPr>
+        <w:pBdr>
+          <w:bottom w:val="single" w:sz="6" w:space="1" w:color="BFBFBF"/>
+        </w:pBdr>
+        <w:spacing w:after="200"/>
+      </w:pPr>
+    </w:p>
+    <w:p>
+      <w:pPr>
+        <w:spacing w:before="320" w:after="120"/>
+      </w:pPr>
+      <w:r>
+        <w:rPr>
+          <w:b/>
+          <w:color w:val="1F3864"/>
+          <w:sz w:val="29"/>
+        </w:rPr>
+        <w:t>ПИСЬМО 08. БЛОК НОМЕРОВ В АСУАНЕ</w:t>
+      </w:r>
+    </w:p>
+    <w:tbl>
+      <w:tblPr>
+        <w:tblStyle w:val="TableGrid"/>
+        <w:tblW w:type="auto" w:w="0"/>
+        <w:jc w:val="center"/>
+        <w:tblLook w:firstColumn="1" w:firstRow="1" w:lastColumn="0" w:lastRow="0" w:noHBand="0" w:noVBand="1" w:val="04A0"/>
+      </w:tblPr>
+      <w:tblGrid>
+        <w:gridCol w:w="4929"/>
+        <w:gridCol w:w="4929"/>
+      </w:tblGrid>
+      <w:tr>
+        <w:tc>
+          <w:tcPr>
+            <w:tcW w:type="dxa" w:w="4929"/>
+            <w:shd w:val="clear" w:fill="1F3864"/>
+          </w:tcPr>
+          <w:p>
+            <w:pPr>
+              <w:spacing w:after="40"/>
+            </w:pPr>
+            <w:r>
+              <w:rPr>
+                <w:b/>
+                <w:color w:val="FFFFFF"/>
+                <w:sz w:val="19"/>
+              </w:rPr>
+            </w:r>
+            <w:r>
+              <w:rPr>
+                <w:b/>
+                <w:color w:val="FFFFFF"/>
+                <w:sz w:val="19"/>
+              </w:rPr>
+              <w:t>Поле</w:t>
+            </w:r>
+          </w:p>
+        </w:tc>
+        <w:tc>
+          <w:tcPr>
+            <w:tcW w:type="dxa" w:w="4929"/>
+            <w:shd w:val="clear" w:fill="1F3864"/>
+          </w:tcPr>
+          <w:p>
+            <w:pPr>
+              <w:spacing w:after="40"/>
+            </w:pPr>
+            <w:r>
+              <w:rPr>
+                <w:b/>
+                <w:color w:val="FFFFFF"/>
+                <w:sz w:val="19"/>
+              </w:rPr>
+            </w:r>
+            <w:r>
+              <w:rPr>
+                <w:b/>
+                <w:color w:val="FFFFFF"/>
+                <w:sz w:val="19"/>
+              </w:rPr>
+              <w:t>Значение</w:t>
+            </w:r>
+          </w:p>
+        </w:tc>
+      </w:tr>
+      <w:tr>
+        <w:tc>
+          <w:tcPr>
+            <w:tcW w:type="dxa" w:w="4929"/>
+          </w:tcPr>
+          <w:p>
+            <w:pPr>
+              <w:spacing w:after="40"/>
+            </w:pPr>
+            <w:r>
+              <w:rPr>
+                <w:sz w:val="19"/>
+              </w:rPr>
+            </w:r>
+            <w:r>
+              <w:rPr>
+                <w:b/>
+                <w:sz w:val="19"/>
+              </w:rPr>
+              <w:t>КОМУ</w:t>
+            </w:r>
+          </w:p>
+        </w:tc>
+        <w:tc>
+          <w:tcPr>
+            <w:tcW w:type="dxa" w:w="4929"/>
+          </w:tcPr>
+          <w:p>
+            <w:pPr>
+              <w:spacing w:after="40"/>
+            </w:pPr>
+            <w:r>
+              <w:rPr>
+                <w:sz w:val="19"/>
+              </w:rPr>
+            </w:r>
+            <w:r>
+              <w:rPr>
+                <w:sz w:val="19"/>
+              </w:rPr>
+              <w:t>Mövenpick Resort Aswan, остров Элефантина.</w:t>
+            </w:r>
+          </w:p>
+        </w:tc>
+      </w:tr>
+      <w:tr>
+        <w:tc>
+          <w:tcPr>
+            <w:tcW w:type="dxa" w:w="4929"/>
+            <w:shd w:val="clear" w:fill="F2F5FA"/>
+          </w:tcPr>
+          <w:p>
+            <w:pPr>
+              <w:spacing w:after="40"/>
+            </w:pPr>
+            <w:r>
+              <w:rPr>
+                <w:sz w:val="19"/>
+              </w:rPr>
+            </w:r>
+            <w:r>
+              <w:rPr>
+                <w:b/>
+                <w:sz w:val="19"/>
+              </w:rPr>
+              <w:t>ОТДЕЛ</w:t>
+            </w:r>
+          </w:p>
+        </w:tc>
+        <w:tc>
+          <w:tcPr>
+            <w:tcW w:type="dxa" w:w="4929"/>
+            <w:shd w:val="clear" w:fill="F2F5FA"/>
+          </w:tcPr>
+          <w:p>
+            <w:pPr>
+              <w:spacing w:after="40"/>
+            </w:pPr>
+            <w:r>
+              <w:rPr>
+                <w:sz w:val="19"/>
+              </w:rPr>
+            </w:r>
+            <w:r>
+              <w:rPr>
+                <w:sz w:val="19"/>
+              </w:rPr>
+              <w:t>Group Reservations.</w:t>
+            </w:r>
+          </w:p>
+        </w:tc>
+      </w:tr>
+      <w:tr>
+        <w:tc>
+          <w:tcPr>
+            <w:tcW w:type="dxa" w:w="4929"/>
+          </w:tcPr>
+          <w:p>
+            <w:pPr>
+              <w:spacing w:after="40"/>
+            </w:pPr>
+            <w:r>
+              <w:rPr>
+                <w:sz w:val="19"/>
+              </w:rPr>
+            </w:r>
+            <w:r>
+              <w:rPr>
+                <w:b/>
+                <w:sz w:val="19"/>
+              </w:rPr>
+              <w:t>ТЕМА</w:t>
+            </w:r>
+          </w:p>
+        </w:tc>
+        <w:tc>
+          <w:tcPr>
+            <w:tcW w:type="dxa" w:w="4929"/>
+          </w:tcPr>
+          <w:p>
+            <w:pPr>
+              <w:spacing w:after="40"/>
+            </w:pPr>
+            <w:r>
+              <w:rPr>
+                <w:sz w:val="19"/>
+              </w:rPr>
+            </w:r>
+            <w:r>
+              <w:rPr>
+                <w:rFonts w:ascii="Consolas" w:hAnsi="Consolas"/>
+                <w:sz w:val="19"/>
+              </w:rPr>
+              <w:t>Group block enquiry — 18 rooms single occupancy, 29–30 January 2027</w:t>
+            </w:r>
+          </w:p>
+        </w:tc>
+      </w:tr>
+      <w:tr>
+        <w:tc>
+          <w:tcPr>
+            <w:tcW w:type="dxa" w:w="4929"/>
+            <w:shd w:val="clear" w:fill="F2F5FA"/>
+          </w:tcPr>
+          <w:p>
+            <w:pPr>
+              <w:spacing w:after="40"/>
+            </w:pPr>
+            <w:r>
+              <w:rPr>
+                <w:sz w:val="19"/>
+              </w:rPr>
+            </w:r>
+            <w:r>
+              <w:rPr>
+                <w:b/>
+                <w:sz w:val="19"/>
+              </w:rPr>
+              <w:t>КОГДА</w:t>
+            </w:r>
+          </w:p>
+        </w:tc>
+        <w:tc>
+          <w:tcPr>
+            <w:tcW w:type="dxa" w:w="4929"/>
+            <w:shd w:val="clear" w:fill="F2F5FA"/>
+          </w:tcPr>
+          <w:p>
+            <w:pPr>
+              <w:spacing w:after="40"/>
+            </w:pPr>
+            <w:r>
+              <w:rPr>
+                <w:sz w:val="19"/>
+              </w:rPr>
+            </w:r>
+            <w:r>
+              <w:rPr>
+                <w:sz w:val="19"/>
+              </w:rPr>
+              <w:t>после выбора судна.</w:t>
+            </w:r>
+          </w:p>
+        </w:tc>
+      </w:tr>
+      <w:tr>
+        <w:tc>
+          <w:tcPr>
+            <w:tcW w:type="dxa" w:w="4929"/>
+          </w:tcPr>
+          <w:p>
+            <w:pPr>
+              <w:spacing w:after="40"/>
+            </w:pPr>
+            <w:r>
+              <w:rPr>
+                <w:sz w:val="19"/>
+              </w:rPr>
+            </w:r>
+            <w:r>
+              <w:rPr>
+                <w:b/>
+                <w:sz w:val="19"/>
+              </w:rPr>
+              <w:t>ЗАЧЕМ</w:t>
+            </w:r>
+          </w:p>
+        </w:tc>
+        <w:tc>
+          <w:tcPr>
+            <w:tcW w:type="dxa" w:w="4929"/>
+          </w:tcPr>
+          <w:p>
+            <w:pPr>
+              <w:spacing w:after="40"/>
+            </w:pPr>
+            <w:r>
+              <w:rPr>
+                <w:sz w:val="19"/>
+              </w:rPr>
+            </w:r>
+            <w:r>
+              <w:rPr>
+                <w:sz w:val="19"/>
+              </w:rPr>
+              <w:t>это замена Old Cataract по размещению. Главный вопрос не номера, а вечерняя переправа на остров после ужина в городе около 23:00.</w:t>
+            </w:r>
+          </w:p>
+        </w:tc>
+      </w:tr>
+    </w:tbl>
+    <w:p>
+      <w:pPr>
+        <w:spacing w:after="80"/>
+      </w:pPr>
+    </w:p>
+    <w:p>
+      <w:r>
+        <w:rPr>
+          <w:b/>
+        </w:rPr>
+        <w:t>ОТВЕТ ДОЛЖЕН СОДЕРЖАТЬ:</w:t>
+      </w:r>
+    </w:p>
+    <w:p>
+      <w:pPr>
+        <w:pStyle w:val="ListBullet"/>
+        <w:spacing w:after="60"/>
+      </w:pPr>
+      <w:r>
+        <w:t>расписание катера, время последнего рейса и возможность приватной переправы в 23:00;</w:t>
+      </w:r>
+    </w:p>
+    <w:p>
+      <w:pPr>
+        <w:pStyle w:val="ListBullet"/>
+        <w:spacing w:after="60"/>
+      </w:pPr>
+      <w:r>
+        <w:t>гарантию заселения к 16:00–17:00, когда группа вернётся из Абу-Симбела;</w:t>
+      </w:r>
+    </w:p>
+    <w:p>
+      <w:pPr>
+        <w:pStyle w:val="ListBullet"/>
+        <w:spacing w:after="60"/>
+      </w:pPr>
+      <w:r>
+        <w:t>согласие принять и хранить багаж утром 29 января, до заселения;</w:t>
+      </w:r>
+    </w:p>
+    <w:p>
+      <w:pPr>
+        <w:pStyle w:val="ListBullet"/>
+        <w:spacing w:after="60"/>
+      </w:pPr>
+      <w:r>
+        <w:t>панорамный ресторан как резервную площадку ужина, с меню и минимальным счётом.</w:t>
+      </w:r>
+    </w:p>
+    <w:p>
+      <w:pPr>
+        <w:spacing w:before="120" w:after="200" w:line="240" w:lineRule="auto"/>
+        <w:ind w:left="283"/>
+        <w:shd w:val="clear" w:fill="F4F6F9"/>
+      </w:pPr>
+      <w:r>
+        <w:rPr>
+          <w:rFonts w:ascii="Consolas" w:hAnsi="Consolas"/>
+          <w:sz w:val="17"/>
+        </w:rPr>
+        <w:t>Dear Group Reservations,</w:t>
+        <w:br/>
+        <w:br/>
+        <w:t>La Royal Event (Egypt) requests a group block:</w:t>
+        <w:br/>
+        <w:t>- Date: 29 to 30 January 2027, one night</w:t>
+        <w:br/>
+        <w:t>- Rooms: up to 18, the MAJORITY IN SINGLE OCCUPANCY</w:t>
+        <w:br/>
+        <w:t>- Highest available category with Nile view</w:t>
+        <w:br/>
+        <w:br/>
+        <w:t>PLEASE CONFIRM</w:t>
+        <w:br/>
+        <w:t>1. Availability and rate, single occupancy priced separately.</w:t>
+        <w:br/>
+        <w:t>2. Category names and how many rooms per category you can hold.</w:t>
+        <w:br/>
+        <w:t>3. The boat shuttle to Elephantine Island: timetable, last crossing at night, capacity,</w:t>
+        <w:br/>
+        <w:t xml:space="preserve">   and whether a PRIVATE crossing can be arranged for 18 guests returning from a dinner</w:t>
+        <w:br/>
+        <w:t xml:space="preserve">   in the city at approximately 23:00. This is essential — our guests dine ashore that evening.</w:t>
+        <w:br/>
+        <w:t>4. Guests arrive from Abu Simbel around 16:00–17:00. Can check-in be guaranteed by then?</w:t>
+        <w:br/>
+        <w:t>5. Luggage: can luggage be delivered to the hotel in the MORNING of 29 January by a</w:t>
+        <w:br/>
+        <w:t xml:space="preserve">   separate vehicle while guests are at Abu Simbel, and stored securely until check-in?</w:t>
+        <w:br/>
+        <w:t>6. Early breakfast on 30 January and transfer timing to Aswan airport.</w:t>
+        <w:br/>
+        <w:t>7. Is there a panoramic restaurant suitable for a private dinner for 18 as a backup venue?</w:t>
+        <w:br/>
+        <w:t xml:space="preserve">   If so, please send menus and minimum spend.</w:t>
+        <w:br/>
+        <w:t>8. Release date, cancellation terms, rooming list deadline.</w:t>
+        <w:br/>
+        <w:br/>
+        <w:t>Kind regards,</w:t>
+        <w:br/>
+        <w:t>Ksenia</w:t>
+        <w:br/>
+        <w:t>La Royal Event, Egypt</w:t>
+      </w:r>
+    </w:p>
+    <w:p>
+      <w:pPr>
+        <w:pBdr>
+          <w:bottom w:val="single" w:sz="6" w:space="1" w:color="BFBFBF"/>
+        </w:pBdr>
+        <w:spacing w:after="200"/>
+      </w:pPr>
+    </w:p>
+    <w:p>
+      <w:pPr>
+        <w:spacing w:before="320" w:after="120"/>
+      </w:pPr>
+      <w:r>
+        <w:rPr>
+          <w:b/>
+          <w:color w:val="1F3864"/>
+          <w:sz w:val="29"/>
+        </w:rPr>
+        <w:t>ПИСЬМО 09. ПРИВАТНЫЙ ПОЛЁТ НА ВОЗДУШНОМ ШАРЕ</w:t>
+      </w:r>
+    </w:p>
+    <w:tbl>
+      <w:tblPr>
+        <w:tblStyle w:val="TableGrid"/>
+        <w:tblW w:type="auto" w:w="0"/>
+        <w:jc w:val="center"/>
+        <w:tblLook w:firstColumn="1" w:firstRow="1" w:lastColumn="0" w:lastRow="0" w:noHBand="0" w:noVBand="1" w:val="04A0"/>
+      </w:tblPr>
+      <w:tblGrid>
+        <w:gridCol w:w="4929"/>
+        <w:gridCol w:w="4929"/>
+      </w:tblGrid>
+      <w:tr>
+        <w:tc>
+          <w:tcPr>
+            <w:tcW w:type="dxa" w:w="4929"/>
+            <w:shd w:val="clear" w:fill="1F3864"/>
+          </w:tcPr>
+          <w:p>
+            <w:pPr>
+              <w:spacing w:after="40"/>
+            </w:pPr>
+            <w:r>
+              <w:rPr>
+                <w:b/>
+                <w:color w:val="FFFFFF"/>
+                <w:sz w:val="19"/>
+              </w:rPr>
+            </w:r>
+            <w:r>
+              <w:rPr>
+                <w:b/>
+                <w:color w:val="FFFFFF"/>
+                <w:sz w:val="19"/>
+              </w:rPr>
+              <w:t>Поле</w:t>
+            </w:r>
+          </w:p>
+        </w:tc>
+        <w:tc>
+          <w:tcPr>
+            <w:tcW w:type="dxa" w:w="4929"/>
+            <w:shd w:val="clear" w:fill="1F3864"/>
+          </w:tcPr>
+          <w:p>
+            <w:pPr>
+              <w:spacing w:after="40"/>
+            </w:pPr>
+            <w:r>
+              <w:rPr>
+                <w:b/>
+                <w:color w:val="FFFFFF"/>
+                <w:sz w:val="19"/>
+              </w:rPr>
+            </w:r>
+            <w:r>
+              <w:rPr>
+                <w:b/>
+                <w:color w:val="FFFFFF"/>
+                <w:sz w:val="19"/>
+              </w:rPr>
+              <w:t>Значение</w:t>
+            </w:r>
+          </w:p>
+        </w:tc>
+      </w:tr>
+      <w:tr>
+        <w:tc>
+          <w:tcPr>
+            <w:tcW w:type="dxa" w:w="4929"/>
+          </w:tcPr>
+          <w:p>
+            <w:pPr>
+              <w:spacing w:after="40"/>
+            </w:pPr>
+            <w:r>
+              <w:rPr>
+                <w:sz w:val="19"/>
+              </w:rPr>
+            </w:r>
+            <w:r>
+              <w:rPr>
+                <w:b/>
+                <w:sz w:val="19"/>
+              </w:rPr>
+              <w:t>КОМУ</w:t>
+            </w:r>
+          </w:p>
+        </w:tc>
+        <w:tc>
+          <w:tcPr>
+            <w:tcW w:type="dxa" w:w="4929"/>
+          </w:tcPr>
+          <w:p>
+            <w:pPr>
+              <w:spacing w:after="40"/>
+            </w:pPr>
+            <w:r>
+              <w:rPr>
+                <w:sz w:val="19"/>
+              </w:rPr>
+            </w:r>
+            <w:r>
+              <w:rPr>
+                <w:sz w:val="19"/>
+              </w:rPr>
+              <w:t>лицензированному оператору воздушных шаров в Луксоре.</w:t>
+            </w:r>
+          </w:p>
+        </w:tc>
+      </w:tr>
+      <w:tr>
+        <w:tc>
+          <w:tcPr>
+            <w:tcW w:type="dxa" w:w="4929"/>
+            <w:shd w:val="clear" w:fill="F2F5FA"/>
+          </w:tcPr>
+          <w:p>
+            <w:pPr>
+              <w:spacing w:after="40"/>
+            </w:pPr>
+            <w:r>
+              <w:rPr>
+                <w:sz w:val="19"/>
+              </w:rPr>
+            </w:r>
+            <w:r>
+              <w:rPr>
+                <w:b/>
+                <w:sz w:val="19"/>
+              </w:rPr>
+              <w:t>ОТДЕЛ</w:t>
+            </w:r>
+          </w:p>
+        </w:tc>
+        <w:tc>
+          <w:tcPr>
+            <w:tcW w:type="dxa" w:w="4929"/>
+            <w:shd w:val="clear" w:fill="F2F5FA"/>
+          </w:tcPr>
+          <w:p>
+            <w:pPr>
+              <w:spacing w:after="40"/>
+            </w:pPr>
+            <w:r>
+              <w:rPr>
+                <w:sz w:val="19"/>
+              </w:rPr>
+            </w:r>
+            <w:r>
+              <w:rPr>
+                <w:sz w:val="19"/>
+              </w:rPr>
+              <w:t>Reservations.</w:t>
+            </w:r>
+          </w:p>
+        </w:tc>
+      </w:tr>
+      <w:tr>
+        <w:tc>
+          <w:tcPr>
+            <w:tcW w:type="dxa" w:w="4929"/>
+          </w:tcPr>
+          <w:p>
+            <w:pPr>
+              <w:spacing w:after="40"/>
+            </w:pPr>
+            <w:r>
+              <w:rPr>
+                <w:sz w:val="19"/>
+              </w:rPr>
+            </w:r>
+            <w:r>
+              <w:rPr>
+                <w:b/>
+                <w:sz w:val="19"/>
+              </w:rPr>
+              <w:t>ТЕМА</w:t>
+            </w:r>
+          </w:p>
+        </w:tc>
+        <w:tc>
+          <w:tcPr>
+            <w:tcW w:type="dxa" w:w="4929"/>
+          </w:tcPr>
+          <w:p>
+            <w:pPr>
+              <w:spacing w:after="40"/>
+            </w:pPr>
+            <w:r>
+              <w:rPr>
+                <w:sz w:val="19"/>
+              </w:rPr>
+            </w:r>
+            <w:r>
+              <w:rPr>
+                <w:rFonts w:ascii="Consolas" w:hAnsi="Consolas"/>
+                <w:sz w:val="19"/>
+              </w:rPr>
+              <w:t>Private balloon flight enquiry — 16–18 passengers, Luxor, 26 January 2027</w:t>
+            </w:r>
+          </w:p>
+        </w:tc>
+      </w:tr>
+      <w:tr>
+        <w:tc>
+          <w:tcPr>
+            <w:tcW w:type="dxa" w:w="4929"/>
+            <w:shd w:val="clear" w:fill="F2F5FA"/>
+          </w:tcPr>
+          <w:p>
+            <w:pPr>
+              <w:spacing w:after="40"/>
+            </w:pPr>
+            <w:r>
+              <w:rPr>
+                <w:sz w:val="19"/>
+              </w:rPr>
+            </w:r>
+            <w:r>
+              <w:rPr>
+                <w:b/>
+                <w:sz w:val="19"/>
+              </w:rPr>
+              <w:t>КОГДА</w:t>
+            </w:r>
+          </w:p>
+        </w:tc>
+        <w:tc>
+          <w:tcPr>
+            <w:tcW w:type="dxa" w:w="4929"/>
+            <w:shd w:val="clear" w:fill="F2F5FA"/>
+          </w:tcPr>
+          <w:p>
+            <w:pPr>
+              <w:spacing w:after="40"/>
+            </w:pPr>
+            <w:r>
+              <w:rPr>
+                <w:sz w:val="19"/>
+              </w:rPr>
+            </w:r>
+            <w:r>
+              <w:rPr>
+                <w:sz w:val="19"/>
+              </w:rPr>
+              <w:t>ноябрь 2026. Раньше смысла нет, позже тоже.</w:t>
+            </w:r>
+          </w:p>
+        </w:tc>
+      </w:tr>
+      <w:tr>
+        <w:tc>
+          <w:tcPr>
+            <w:tcW w:type="dxa" w:w="4929"/>
+          </w:tcPr>
+          <w:p>
+            <w:pPr>
+              <w:spacing w:after="40"/>
+            </w:pPr>
+            <w:r>
+              <w:rPr>
+                <w:sz w:val="19"/>
+              </w:rPr>
+            </w:r>
+            <w:r>
+              <w:rPr>
+                <w:b/>
+                <w:sz w:val="19"/>
+              </w:rPr>
+              <w:t>ЗАЧЕМ</w:t>
+            </w:r>
+          </w:p>
+        </w:tc>
+        <w:tc>
+          <w:tcPr>
+            <w:tcW w:type="dxa" w:w="4929"/>
+          </w:tcPr>
+          <w:p>
+            <w:pPr>
+              <w:spacing w:after="40"/>
+            </w:pPr>
+            <w:r>
+              <w:rPr>
+                <w:sz w:val="19"/>
+              </w:rPr>
+            </w:r>
+            <w:r>
+              <w:rPr>
+                <w:sz w:val="19"/>
+              </w:rPr>
+              <w:t>получить цену и понять, что именно оператор называет приватным полётом. Шар не ставится поверх наземной программы: выбирается одно из двух.</w:t>
+            </w:r>
+          </w:p>
+        </w:tc>
+      </w:tr>
+    </w:tbl>
+    <w:p>
+      <w:pPr>
+        <w:spacing w:after="80"/>
+      </w:pPr>
+    </w:p>
+    <w:p>
+      <w:r>
+        <w:rPr>
+          <w:b/>
+        </w:rPr>
+        <w:t>ОТВЕТ ДОЛЖЕН СОДЕРЖАТЬ:</w:t>
+      </w:r>
+    </w:p>
+    <w:p>
+      <w:pPr>
+        <w:pStyle w:val="ListBullet"/>
+        <w:spacing w:after="60"/>
+      </w:pPr>
+      <w:r>
+        <w:t>номер лицензии Управления гражданской авиации Египта;</w:t>
+      </w:r>
+    </w:p>
+    <w:p>
+      <w:pPr>
+        <w:pStyle w:val="ListBullet"/>
+        <w:spacing w:after="60"/>
+      </w:pPr>
+      <w:r>
+        <w:t>вместимость корзины и прямой ответ, одна это корзина или две;</w:t>
+      </w:r>
+    </w:p>
+    <w:p>
+      <w:pPr>
+        <w:pStyle w:val="ListBullet"/>
+        <w:spacing w:after="60"/>
+      </w:pPr>
+      <w:r>
+        <w:t>реальное время возврата к судну, не только время полёта;</w:t>
+      </w:r>
+    </w:p>
+    <w:p>
+      <w:pPr>
+        <w:pStyle w:val="ListBullet"/>
+        <w:spacing w:after="60"/>
+      </w:pPr>
+      <w:r>
+        <w:t>политику отмены по погоде: кто решает, во сколько и что возвращается;</w:t>
+      </w:r>
+    </w:p>
+    <w:p>
+      <w:pPr>
+        <w:pStyle w:val="ListBullet"/>
+        <w:spacing w:after="60"/>
+      </w:pPr>
+      <w:r>
+        <w:t>что происходит при переносе на более поздний час, если группа должна быть на борту к 10:00;</w:t>
+      </w:r>
+    </w:p>
+    <w:p>
+      <w:pPr>
+        <w:pStyle w:val="ListBullet"/>
+        <w:spacing w:after="60"/>
+      </w:pPr>
+      <w:r>
+        <w:t>ограничения по возрасту, здоровью и весу, страховое покрытие.</w:t>
+      </w:r>
+    </w:p>
+    <w:p>
+      <w:pPr>
+        <w:spacing w:before="120" w:after="200" w:line="240" w:lineRule="auto"/>
+        <w:ind w:left="283"/>
+        <w:shd w:val="clear" w:fill="F4F6F9"/>
+      </w:pPr>
+      <w:r>
+        <w:rPr>
+          <w:rFonts w:ascii="Consolas" w:hAnsi="Consolas"/>
+          <w:sz w:val="17"/>
+        </w:rPr>
+        <w:t>Dear Reservations,</w:t>
+        <w:br/>
+        <w:br/>
+        <w:t>We request a quotation for a PRIVATE sunrise balloon flight over the Theban west bank on</w:t>
+        <w:br/>
+        <w:t>26 January 2027 for 16 to 18 passengers.</w:t>
+        <w:br/>
+        <w:br/>
+        <w:t>PLEASE CONFIRM</w:t>
+        <w:br/>
+        <w:t>1. Your operating licence number with the Egyptian Civil Aviation Authority (ECAA),</w:t>
+        <w:br/>
+        <w:t xml:space="preserve">   and your safety record.</w:t>
+        <w:br/>
+        <w:t>2. Basket capacity. For 16–18 guests, is this one large basket exclusively for our group,</w:t>
+        <w:br/>
+        <w:t xml:space="preserve">   or two baskets? Please state clearly what "private" means in your quotation.</w:t>
+        <w:br/>
+        <w:t>3. Precise timing on 26 January 2027: pick-up time, launch time, flight duration, and</w:t>
+        <w:br/>
+        <w:t xml:space="preserve">   realistic return time to a Luxor hotel or to a vessel at the quay.</w:t>
+        <w:br/>
+        <w:t>4. Weather cancellation policy: who decides, at what time, and what is refunded.</w:t>
+        <w:br/>
+        <w:t>5. What happens if the flight is postponed to a later hour — our group must be back on</w:t>
+        <w:br/>
+        <w:t xml:space="preserve">   board by 10:00.</w:t>
+        <w:br/>
+        <w:t>6. Age, health and mobility restrictions; maximum weight per passenger.</w:t>
+        <w:br/>
+        <w:t>7. Insurance coverage.</w:t>
+        <w:br/>
+        <w:t>8. Price per person and total for an exclusive flight, and deposit terms.</w:t>
+        <w:br/>
+        <w:br/>
+        <w:t>Please note: we will hold a parallel ground programme for the same morning, to be used if</w:t>
+        <w:br/>
+        <w:t>the flight does not operate.</w:t>
+        <w:br/>
+        <w:br/>
+        <w:t>Kind regards,</w:t>
+        <w:br/>
+        <w:t>Ksenia</w:t>
+        <w:br/>
+        <w:t>La Royal Event, Egypt</w:t>
+      </w:r>
+    </w:p>
+    <w:p>
+      <w:pPr>
+        <w:pBdr>
+          <w:bottom w:val="single" w:sz="6" w:space="1" w:color="BFBFBF"/>
+        </w:pBdr>
+        <w:spacing w:after="200"/>
+      </w:pPr>
+    </w:p>
+    <w:p>
+      <w:pPr>
+        <w:spacing w:before="320" w:after="120"/>
+      </w:pPr>
+      <w:r>
+        <w:rPr>
+          <w:b/>
+          <w:color w:val="1F3864"/>
+          <w:sz w:val="29"/>
+        </w:rPr>
+        <w:t>ПИСЬМО 10. ВНУТРЕННИЕ ПЕРЕЛЁТЫ НА ГРУППУ</w:t>
+      </w:r>
+    </w:p>
+    <w:tbl>
+      <w:tblPr>
+        <w:tblStyle w:val="TableGrid"/>
+        <w:tblW w:type="auto" w:w="0"/>
+        <w:jc w:val="center"/>
+        <w:tblLook w:firstColumn="1" w:firstRow="1" w:lastColumn="0" w:lastRow="0" w:noHBand="0" w:noVBand="1" w:val="04A0"/>
+      </w:tblPr>
+      <w:tblGrid>
+        <w:gridCol w:w="4929"/>
+        <w:gridCol w:w="4929"/>
+      </w:tblGrid>
+      <w:tr>
+        <w:tc>
+          <w:tcPr>
+            <w:tcW w:type="dxa" w:w="4929"/>
+            <w:shd w:val="clear" w:fill="1F3864"/>
+          </w:tcPr>
+          <w:p>
+            <w:pPr>
+              <w:spacing w:after="40"/>
+            </w:pPr>
+            <w:r>
+              <w:rPr>
+                <w:b/>
+                <w:color w:val="FFFFFF"/>
+                <w:sz w:val="19"/>
+              </w:rPr>
+            </w:r>
+            <w:r>
+              <w:rPr>
+                <w:b/>
+                <w:color w:val="FFFFFF"/>
+                <w:sz w:val="19"/>
+              </w:rPr>
+              <w:t>Поле</w:t>
+            </w:r>
+          </w:p>
+        </w:tc>
+        <w:tc>
+          <w:tcPr>
+            <w:tcW w:type="dxa" w:w="4929"/>
+            <w:shd w:val="clear" w:fill="1F3864"/>
+          </w:tcPr>
+          <w:p>
+            <w:pPr>
+              <w:spacing w:after="40"/>
+            </w:pPr>
+            <w:r>
+              <w:rPr>
+                <w:b/>
+                <w:color w:val="FFFFFF"/>
+                <w:sz w:val="19"/>
+              </w:rPr>
+            </w:r>
+            <w:r>
+              <w:rPr>
+                <w:b/>
+                <w:color w:val="FFFFFF"/>
+                <w:sz w:val="19"/>
+              </w:rPr>
+              <w:t>Значение</w:t>
+            </w:r>
+          </w:p>
+        </w:tc>
+      </w:tr>
+      <w:tr>
+        <w:tc>
+          <w:tcPr>
+            <w:tcW w:type="dxa" w:w="4929"/>
+          </w:tcPr>
+          <w:p>
+            <w:pPr>
+              <w:spacing w:after="40"/>
+            </w:pPr>
+            <w:r>
+              <w:rPr>
+                <w:sz w:val="19"/>
+              </w:rPr>
+            </w:r>
+            <w:r>
+              <w:rPr>
+                <w:b/>
+                <w:sz w:val="19"/>
+              </w:rPr>
+              <w:t>КОМУ</w:t>
+            </w:r>
+          </w:p>
+        </w:tc>
+        <w:tc>
+          <w:tcPr>
+            <w:tcW w:type="dxa" w:w="4929"/>
+          </w:tcPr>
+          <w:p>
+            <w:pPr>
+              <w:spacing w:after="40"/>
+            </w:pPr>
+            <w:r>
+              <w:rPr>
+                <w:sz w:val="19"/>
+              </w:rPr>
+            </w:r>
+            <w:r>
+              <w:rPr>
+                <w:sz w:val="19"/>
+              </w:rPr>
+              <w:t>EgyptAir, либо Nile Air, либо через DMC.</w:t>
+            </w:r>
+          </w:p>
+        </w:tc>
+      </w:tr>
+      <w:tr>
+        <w:tc>
+          <w:tcPr>
+            <w:tcW w:type="dxa" w:w="4929"/>
+            <w:shd w:val="clear" w:fill="F2F5FA"/>
+          </w:tcPr>
+          <w:p>
+            <w:pPr>
+              <w:spacing w:after="40"/>
+            </w:pPr>
+            <w:r>
+              <w:rPr>
+                <w:sz w:val="19"/>
+              </w:rPr>
+            </w:r>
+            <w:r>
+              <w:rPr>
+                <w:b/>
+                <w:sz w:val="19"/>
+              </w:rPr>
+              <w:t>ОТДЕЛ</w:t>
+            </w:r>
+          </w:p>
+        </w:tc>
+        <w:tc>
+          <w:tcPr>
+            <w:tcW w:type="dxa" w:w="4929"/>
+            <w:shd w:val="clear" w:fill="F2F5FA"/>
+          </w:tcPr>
+          <w:p>
+            <w:pPr>
+              <w:spacing w:after="40"/>
+            </w:pPr>
+            <w:r>
+              <w:rPr>
+                <w:sz w:val="19"/>
+              </w:rPr>
+            </w:r>
+            <w:r>
+              <w:rPr>
+                <w:sz w:val="19"/>
+              </w:rPr>
+              <w:t>Group Desk.</w:t>
+            </w:r>
+          </w:p>
+        </w:tc>
+      </w:tr>
+      <w:tr>
+        <w:tc>
+          <w:tcPr>
+            <w:tcW w:type="dxa" w:w="4929"/>
+          </w:tcPr>
+          <w:p>
+            <w:pPr>
+              <w:spacing w:after="40"/>
+            </w:pPr>
+            <w:r>
+              <w:rPr>
+                <w:sz w:val="19"/>
+              </w:rPr>
+            </w:r>
+            <w:r>
+              <w:rPr>
+                <w:b/>
+                <w:sz w:val="19"/>
+              </w:rPr>
+              <w:t>ТЕМА</w:t>
+            </w:r>
+          </w:p>
+        </w:tc>
+        <w:tc>
+          <w:tcPr>
+            <w:tcW w:type="dxa" w:w="4929"/>
+          </w:tcPr>
+          <w:p>
+            <w:pPr>
+              <w:spacing w:after="40"/>
+            </w:pPr>
+            <w:r>
+              <w:rPr>
+                <w:sz w:val="19"/>
+              </w:rPr>
+            </w:r>
+            <w:r>
+              <w:rPr>
+                <w:rFonts w:ascii="Consolas" w:hAnsi="Consolas"/>
+                <w:sz w:val="19"/>
+              </w:rPr>
+              <w:t>Group booking enquiry — 18 passengers, CAI–LXR 25 Jan 2027 and ASW–CAI 30 Jan 2027</w:t>
+            </w:r>
+          </w:p>
+        </w:tc>
+      </w:tr>
+      <w:tr>
+        <w:tc>
+          <w:tcPr>
+            <w:tcW w:type="dxa" w:w="4929"/>
+            <w:shd w:val="clear" w:fill="F2F5FA"/>
+          </w:tcPr>
+          <w:p>
+            <w:pPr>
+              <w:spacing w:after="40"/>
+            </w:pPr>
+            <w:r>
+              <w:rPr>
+                <w:sz w:val="19"/>
+              </w:rPr>
+            </w:r>
+            <w:r>
+              <w:rPr>
+                <w:b/>
+                <w:sz w:val="19"/>
+              </w:rPr>
+              <w:t>КОГДА</w:t>
+            </w:r>
+          </w:p>
+        </w:tc>
+        <w:tc>
+          <w:tcPr>
+            <w:tcW w:type="dxa" w:w="4929"/>
+            <w:shd w:val="clear" w:fill="F2F5FA"/>
+          </w:tcPr>
+          <w:p>
+            <w:pPr>
+              <w:spacing w:after="40"/>
+            </w:pPr>
+            <w:r>
+              <w:rPr>
+                <w:sz w:val="19"/>
+              </w:rPr>
+            </w:r>
+            <w:r>
+              <w:rPr>
+                <w:sz w:val="19"/>
+              </w:rPr>
+              <w:t>в течение трёх дней. Запрос бесплатный, а ответ по терминалу в Каире и по единому билету определяет, сходится ли маршрут 30 января.</w:t>
+            </w:r>
+          </w:p>
+        </w:tc>
+      </w:tr>
+      <w:tr>
+        <w:tc>
+          <w:tcPr>
+            <w:tcW w:type="dxa" w:w="4929"/>
+          </w:tcPr>
+          <w:p>
+            <w:pPr>
+              <w:spacing w:after="40"/>
+            </w:pPr>
+            <w:r>
+              <w:rPr>
+                <w:sz w:val="19"/>
+              </w:rPr>
+            </w:r>
+            <w:r>
+              <w:rPr>
+                <w:b/>
+                <w:sz w:val="19"/>
+              </w:rPr>
+              <w:t>ЗАЧЕМ</w:t>
+            </w:r>
+          </w:p>
+        </w:tc>
+        <w:tc>
+          <w:tcPr>
+            <w:tcW w:type="dxa" w:w="4929"/>
+          </w:tcPr>
+          <w:p>
+            <w:pPr>
+              <w:spacing w:after="40"/>
+            </w:pPr>
+            <w:r>
+              <w:rPr>
+                <w:sz w:val="19"/>
+              </w:rPr>
+            </w:r>
+            <w:r>
+              <w:rPr>
+                <w:sz w:val="19"/>
+              </w:rPr>
+              <w:t>покупать билеты нельзя до подтверждения международных рейсов гостей, но спросить про терминалы и стык нужно сейчас.</w:t>
+            </w:r>
+          </w:p>
+        </w:tc>
+      </w:tr>
+    </w:tbl>
+    <w:p>
+      <w:pPr>
+        <w:spacing w:after="80"/>
+      </w:pPr>
+    </w:p>
+    <w:p>
+      <w:r>
+        <w:rPr>
+          <w:b/>
+        </w:rPr>
+        <w:t>ОТВЕТ ДОЛЖЕН СОДЕРЖАТЬ:</w:t>
+      </w:r>
+    </w:p>
+    <w:p>
+      <w:pPr>
+        <w:pStyle w:val="ListBullet"/>
+        <w:spacing w:after="60"/>
+      </w:pPr>
+      <w:r>
+        <w:t>номера и время рейсов на обе даты;</w:t>
+      </w:r>
+    </w:p>
+    <w:p>
+      <w:pPr>
+        <w:pStyle w:val="ListBullet"/>
+        <w:spacing w:after="60"/>
+      </w:pPr>
+      <w:r>
+        <w:t>групповой тариф, норму багажа и стоимость перевеса;</w:t>
+      </w:r>
+    </w:p>
+    <w:p>
+      <w:pPr>
+        <w:pStyle w:val="ListBullet"/>
+        <w:spacing w:after="60"/>
+      </w:pPr>
+      <w:r>
+        <w:t>срок предоставления окончательных имён и условия их замены;</w:t>
+      </w:r>
+    </w:p>
+    <w:p>
+      <w:pPr>
+        <w:pStyle w:val="ListBullet"/>
+        <w:spacing w:after="60"/>
+      </w:pPr>
+      <w:r>
+        <w:t>в какой терминал Каира прилетает рейс 30 января;</w:t>
+      </w:r>
+    </w:p>
+    <w:p>
+      <w:pPr>
+        <w:pStyle w:val="ListBullet"/>
+        <w:spacing w:after="60"/>
+      </w:pPr>
+      <w:r>
+        <w:t>можно ли оформить Асуан — Каир единым билетом с международным рейсом;</w:t>
+      </w:r>
+    </w:p>
+    <w:p>
+      <w:pPr>
+        <w:pStyle w:val="ListBullet"/>
+        <w:spacing w:after="60"/>
+      </w:pPr>
+      <w:r>
+        <w:t>рекомендуемое минимальное время стыка, если багаж надо получать заново.</w:t>
+      </w:r>
+    </w:p>
+    <w:p>
+      <w:pPr>
+        <w:spacing w:before="120" w:after="200" w:line="240" w:lineRule="auto"/>
+        <w:ind w:left="283"/>
+        <w:shd w:val="clear" w:fill="F4F6F9"/>
+      </w:pPr>
+      <w:r>
+        <w:rPr>
+          <w:rFonts w:ascii="Consolas" w:hAnsi="Consolas"/>
+          <w:sz w:val="17"/>
+        </w:rPr>
+        <w:t>Dear Group Desk,</w:t>
+        <w:br/>
+        <w:br/>
+        <w:t>We request a group quotation for 18 passengers:</w:t>
+        <w:br/>
+        <w:t>1. Cairo (CAI) – Luxor (LXR), Sunday 25 January 2027, departure preferably between</w:t>
+        <w:br/>
+        <w:t xml:space="preserve">   09:00 and 10:30.</w:t>
+        <w:br/>
+        <w:t>2. Aswan (ASW) – Cairo (CAI), Friday 30 January 2027.</w:t>
+        <w:br/>
+        <w:br/>
+        <w:t>PLEASE CONFIRM</w:t>
+        <w:br/>
+        <w:t>1. Available flight numbers and times on both dates.</w:t>
+        <w:br/>
+        <w:t>2. Group fare for 18 passengers, baggage allowance, and excess baggage cost — this is a</w:t>
+        <w:br/>
+        <w:t xml:space="preserve">   leisure group with substantial luggage.</w:t>
+        <w:br/>
+        <w:t>3. Name change and cancellation terms, and the deadline for final names.</w:t>
+        <w:br/>
+        <w:t>4. For 30 January: which TERMINAL does the flight arrive at in Cairo?</w:t>
+        <w:br/>
+        <w:t>5. Can the Aswan–Cairo flight be issued on the SAME TICKET as an onward international</w:t>
+        <w:br/>
+        <w:t xml:space="preserve">   flight, and if so with which carriers? If not, what minimum connecting time do you</w:t>
+        <w:br/>
+        <w:t xml:space="preserve">   recommend when baggage must be reclaimed and re-checked?</w:t>
+        <w:br/>
+        <w:t>6. Group check-in and assistance at Cairo, Luxor and Aswan airports.</w:t>
+        <w:br/>
+        <w:br/>
+        <w:t>Kind regards,</w:t>
+        <w:br/>
+        <w:t>Ksenia</w:t>
+        <w:br/>
+        <w:t>La Royal Event, Egypt</w:t>
+      </w:r>
+    </w:p>
+    <w:p>
+      <w:pPr>
+        <w:pBdr>
+          <w:bottom w:val="single" w:sz="6" w:space="1" w:color="BFBFBF"/>
+        </w:pBdr>
+        <w:spacing w:after="200"/>
+      </w:pPr>
+    </w:p>
+    <w:p>
+      <w:pPr>
+        <w:spacing w:before="320" w:after="120"/>
+      </w:pPr>
+      <w:r>
+        <w:rPr>
+          <w:b/>
+          <w:color w:val="1F3864"/>
+          <w:sz w:val="29"/>
+        </w:rPr>
+        <w:t>ПИСЬМО 11. ПРЕДЛОЖЕНИЕ И ВОПРОСЫ КЛИЕНТУ</w:t>
+      </w:r>
+    </w:p>
+    <w:tbl>
+      <w:tblPr>
+        <w:tblStyle w:val="TableGrid"/>
+        <w:tblW w:type="auto" w:w="0"/>
+        <w:jc w:val="center"/>
+        <w:tblLook w:firstColumn="1" w:firstRow="1" w:lastColumn="0" w:lastRow="0" w:noHBand="0" w:noVBand="1" w:val="04A0"/>
+      </w:tblPr>
+      <w:tblGrid>
+        <w:gridCol w:w="4929"/>
+        <w:gridCol w:w="4929"/>
+      </w:tblGrid>
+      <w:tr>
+        <w:tc>
+          <w:tcPr>
+            <w:tcW w:type="dxa" w:w="4929"/>
+            <w:shd w:val="clear" w:fill="1F3864"/>
+          </w:tcPr>
+          <w:p>
+            <w:pPr>
+              <w:spacing w:after="40"/>
+            </w:pPr>
+            <w:r>
+              <w:rPr>
+                <w:b/>
+                <w:color w:val="FFFFFF"/>
+                <w:sz w:val="19"/>
+              </w:rPr>
+            </w:r>
+            <w:r>
+              <w:rPr>
+                <w:b/>
+                <w:color w:val="FFFFFF"/>
+                <w:sz w:val="19"/>
+              </w:rPr>
+              <w:t>Поле</w:t>
+            </w:r>
+          </w:p>
+        </w:tc>
+        <w:tc>
+          <w:tcPr>
+            <w:tcW w:type="dxa" w:w="4929"/>
+            <w:shd w:val="clear" w:fill="1F3864"/>
+          </w:tcPr>
+          <w:p>
+            <w:pPr>
+              <w:spacing w:after="40"/>
+            </w:pPr>
+            <w:r>
+              <w:rPr>
+                <w:b/>
+                <w:color w:val="FFFFFF"/>
+                <w:sz w:val="19"/>
+              </w:rPr>
+            </w:r>
+            <w:r>
+              <w:rPr>
+                <w:b/>
+                <w:color w:val="FFFFFF"/>
+                <w:sz w:val="19"/>
+              </w:rPr>
+              <w:t>Значение</w:t>
+            </w:r>
+          </w:p>
+        </w:tc>
+      </w:tr>
+      <w:tr>
+        <w:tc>
+          <w:tcPr>
+            <w:tcW w:type="dxa" w:w="4929"/>
+          </w:tcPr>
+          <w:p>
+            <w:pPr>
+              <w:spacing w:after="40"/>
+            </w:pPr>
+            <w:r>
+              <w:rPr>
+                <w:sz w:val="19"/>
+              </w:rPr>
+            </w:r>
+            <w:r>
+              <w:rPr>
+                <w:b/>
+                <w:sz w:val="19"/>
+              </w:rPr>
+              <w:t>КОМУ</w:t>
+            </w:r>
+          </w:p>
+        </w:tc>
+        <w:tc>
+          <w:tcPr>
+            <w:tcW w:type="dxa" w:w="4929"/>
+          </w:tcPr>
+          <w:p>
+            <w:pPr>
+              <w:spacing w:after="40"/>
+            </w:pPr>
+            <w:r>
+              <w:rPr>
+                <w:sz w:val="19"/>
+              </w:rPr>
+            </w:r>
+            <w:r>
+              <w:rPr>
+                <w:sz w:val="19"/>
+              </w:rPr>
+              <w:t>клиенту.</w:t>
+            </w:r>
+          </w:p>
+        </w:tc>
+      </w:tr>
+      <w:tr>
+        <w:tc>
+          <w:tcPr>
+            <w:tcW w:type="dxa" w:w="4929"/>
+            <w:shd w:val="clear" w:fill="F2F5FA"/>
+          </w:tcPr>
+          <w:p>
+            <w:pPr>
+              <w:spacing w:after="40"/>
+            </w:pPr>
+            <w:r>
+              <w:rPr>
+                <w:sz w:val="19"/>
+              </w:rPr>
+            </w:r>
+            <w:r>
+              <w:rPr>
+                <w:b/>
+                <w:sz w:val="19"/>
+              </w:rPr>
+              <w:t>ТЕМА</w:t>
+            </w:r>
+          </w:p>
+        </w:tc>
+        <w:tc>
+          <w:tcPr>
+            <w:tcW w:type="dxa" w:w="4929"/>
+            <w:shd w:val="clear" w:fill="F2F5FA"/>
+          </w:tcPr>
+          <w:p>
+            <w:pPr>
+              <w:spacing w:after="40"/>
+            </w:pPr>
+            <w:r>
+              <w:rPr>
+                <w:sz w:val="19"/>
+              </w:rPr>
+            </w:r>
+            <w:r>
+              <w:rPr>
+                <w:rFonts w:ascii="Consolas" w:hAnsi="Consolas"/>
+                <w:sz w:val="19"/>
+              </w:rPr>
+              <w:t>Египет, 23–30 января 2027: предложение и вопросы для бронирования</w:t>
+            </w:r>
+          </w:p>
+        </w:tc>
+      </w:tr>
+      <w:tr>
+        <w:tc>
+          <w:tcPr>
+            <w:tcW w:type="dxa" w:w="4929"/>
+          </w:tcPr>
+          <w:p>
+            <w:pPr>
+              <w:spacing w:after="40"/>
+            </w:pPr>
+            <w:r>
+              <w:rPr>
+                <w:sz w:val="19"/>
+              </w:rPr>
+            </w:r>
+            <w:r>
+              <w:rPr>
+                <w:b/>
+                <w:sz w:val="19"/>
+              </w:rPr>
+              <w:t>КОГДА</w:t>
+            </w:r>
+          </w:p>
+        </w:tc>
+        <w:tc>
+          <w:tcPr>
+            <w:tcW w:type="dxa" w:w="4929"/>
+          </w:tcPr>
+          <w:p>
+            <w:pPr>
+              <w:spacing w:after="40"/>
+            </w:pPr>
+            <w:r>
+              <w:rPr>
+                <w:sz w:val="19"/>
+              </w:rPr>
+            </w:r>
+            <w:r>
+              <w:rPr>
+                <w:sz w:val="19"/>
+              </w:rPr>
+              <w:t>сегодня, вместе с файлом предложения.</w:t>
+            </w:r>
+          </w:p>
+        </w:tc>
+      </w:tr>
+      <w:tr>
+        <w:tc>
+          <w:tcPr>
+            <w:tcW w:type="dxa" w:w="4929"/>
+            <w:shd w:val="clear" w:fill="F2F5FA"/>
+          </w:tcPr>
+          <w:p>
+            <w:pPr>
+              <w:spacing w:after="40"/>
+            </w:pPr>
+            <w:r>
+              <w:rPr>
+                <w:sz w:val="19"/>
+              </w:rPr>
+            </w:r>
+            <w:r>
+              <w:rPr>
+                <w:b/>
+                <w:sz w:val="19"/>
+              </w:rPr>
+              <w:t>ЗАЧЕМ</w:t>
+            </w:r>
+          </w:p>
+        </w:tc>
+        <w:tc>
+          <w:tcPr>
+            <w:tcW w:type="dxa" w:w="4929"/>
+            <w:shd w:val="clear" w:fill="F2F5FA"/>
+          </w:tcPr>
+          <w:p>
+            <w:pPr>
+              <w:spacing w:after="40"/>
+            </w:pPr>
+            <w:r>
+              <w:rPr>
+                <w:sz w:val="19"/>
+              </w:rPr>
+            </w:r>
+            <w:r>
+              <w:rPr>
+                <w:sz w:val="19"/>
+              </w:rPr>
+              <w:t>первые три вопроса блокируют весь проект. Без рейсов и без выбора варианта запрашивать судно на конкретные даты бессмысленно.</w:t>
+            </w:r>
+          </w:p>
+        </w:tc>
+      </w:tr>
+    </w:tbl>
+    <w:p>
+      <w:pPr>
+        <w:spacing w:after="80"/>
+      </w:pPr>
+    </w:p>
+    <w:p>
+      <w:r>
+        <w:rPr>
+          <w:b/>
+        </w:rPr>
+        <w:t>ОТВЕТ ДОЛЖЕН СОДЕРЖАТЬ:</w:t>
+      </w:r>
+    </w:p>
+    <w:p>
+      <w:pPr>
+        <w:pStyle w:val="ListBullet"/>
+        <w:spacing w:after="60"/>
+      </w:pPr>
+      <w:r>
+        <w:t>международные рейсы 23 и 30 января;</w:t>
+      </w:r>
+    </w:p>
+    <w:p>
+      <w:pPr>
+        <w:pStyle w:val="ListBullet"/>
+        <w:spacing w:after="60"/>
+      </w:pPr>
+      <w:r>
+        <w:t>выбор варианта I или II;</w:t>
+      </w:r>
+    </w:p>
+    <w:p>
+      <w:pPr>
+        <w:pStyle w:val="ListBullet"/>
+        <w:spacing w:after="60"/>
+      </w:pPr>
+      <w:r>
+        <w:t>число гостей и кто готов на двухместное размещение;</w:t>
+      </w:r>
+    </w:p>
+    <w:p>
+      <w:pPr>
+        <w:pStyle w:val="ListBullet"/>
+        <w:spacing w:after="60"/>
+      </w:pPr>
+      <w:r>
+        <w:t>кто ведёт рабочие сессии и входят ли ведущие в число гостей.</w:t>
+      </w:r>
+    </w:p>
+    <w:p>
+      <w:pPr>
+        <w:spacing w:before="120" w:after="200" w:line="240" w:lineRule="auto"/>
+        <w:ind w:left="283"/>
+        <w:shd w:val="clear" w:fill="F4F6F9"/>
+      </w:pPr>
+      <w:r>
+        <w:rPr>
+          <w:rFonts w:ascii="Consolas" w:hAnsi="Consolas"/>
+          <w:sz w:val="17"/>
+        </w:rPr>
+        <w:t>Здравствуйте!</w:t>
+        <w:br/>
+        <w:br/>
+        <w:t>Направляю предварительное предложение по программе 23–30 января 2027.</w:t>
+        <w:br/>
+        <w:t>Чтобы перейти от проекта к бронированию, мне нужны ответы на десять вопросов.</w:t>
+        <w:br/>
+        <w:t>Первые три блокируют всё остальное: без них я не могу запрашивать судно</w:t>
+        <w:br/>
+        <w:t>на конкретные даты.</w:t>
+        <w:br/>
+        <w:br/>
+        <w:t>1. Международные рейсы 23 и 30 января: номера и время.</w:t>
+        <w:br/>
+        <w:t xml:space="preserve">   Это определяет, сходится ли маршрут. Если 30 января внутренний и международный</w:t>
+        <w:br/>
+        <w:t xml:space="preserve">   рейсы оформлены отдельными билетами, в Каире придётся получить багаж и</w:t>
+        <w:br/>
+        <w:t xml:space="preserve">   зарегистрироваться заново, возможно со сменой терминала, и между рейсами нужно</w:t>
+        <w:br/>
+        <w:t xml:space="preserve">   не меньше четырёх часов. Если стык не сходится, маршрут надо корректировать сейчас,</w:t>
+        <w:br/>
+        <w:t xml:space="preserve">   а не после невозвратных оплат.</w:t>
+        <w:br/>
+        <w:br/>
+        <w:t>2. Вариант I (четыре ночи на судне, 25–29 января, без Луксора в отеле) или</w:t>
+        <w:br/>
+        <w:t xml:space="preserve">   вариант II (три ночи на судне, 26–29 января, с ночёвкой в Hilton Luxor)?</w:t>
+        <w:br/>
+        <w:t xml:space="preserve">   Я рекомендую вариант I и объясняю причины в предложении.</w:t>
+        <w:br/>
+        <w:br/>
+        <w:t>3. Состав группы: сколько гостей всего; сколько из них готовы при необходимости</w:t>
+        <w:br/>
+        <w:t xml:space="preserve">   на двухместное размещение; сколько сопровождающих.</w:t>
+        <w:br/>
+        <w:t xml:space="preserve">   При 16 гостях полностью одноместное размещение плюс места для гида и ведущего</w:t>
+        <w:br/>
+        <w:t xml:space="preserve">   требует судна на 18–20 кают, и таких бортов на рынке немного.</w:t>
+        <w:br/>
+        <w:br/>
+        <w:t>4. Рабочие сессии: кто их ведёт, ваш специалист или нужен наш?</w:t>
+        <w:br/>
+        <w:t xml:space="preserve">   Ведущие входят в число 14–16 гостей или добавляются к ним?</w:t>
+        <w:br/>
+        <w:t xml:space="preserve">   Нужна ли им каюта на борту? Их каюты и питание это отдельная статья,</w:t>
+        <w:br/>
+        <w:t xml:space="preserve">   я не могу включить их по умолчанию.</w:t>
+        <w:br/>
+        <w:br/>
+        <w:t>5. Формат работы на борту: нужны столы или только сиденья? Нужен экран, флипчарт,</w:t>
+        <w:br/>
+        <w:t xml:space="preserve">   проектор? От этого зависит техническое задание, которое я направляю судну.</w:t>
+        <w:br/>
+        <w:br/>
+        <w:t>6. 24 января: Большой Египетский музей, Египетский музей на Тахрире, или перенести</w:t>
+        <w:br/>
+        <w:t xml:space="preserve">   музей на 30 января? Напомню, что в этот день у нас раннее посещение плато утром</w:t>
+        <w:br/>
+        <w:t xml:space="preserve">   и ночное посещение вечером, день получается с 06:30 до полуночи.</w:t>
+        <w:br/>
+        <w:br/>
+        <w:t>7. Утро 26 января: храм Хатшепсут с Дейр-эль-Мединой или полёт на воздушном шаре?</w:t>
+        <w:br/>
+        <w:t xml:space="preserve">   В одно утро они не совмещаются.</w:t>
+        <w:br/>
+        <w:br/>
+        <w:t>8. Ночь 29 января: остаёмся на судне или переезжаем в отель Mövenpick на острове</w:t>
+        <w:br/>
+        <w:t xml:space="preserve">   Элефантина? Old Cataract в январе 2027 работает только историческим крылом</w:t>
+        <w:br/>
+        <w:t xml:space="preserve">   из-за реконструкции, подробности в предложении.</w:t>
+        <w:br/>
+        <w:br/>
+        <w:t>9. Паспортные данные всех участников, не позднее 28 ноября 2026.</w:t>
+        <w:br/>
+        <w:t xml:space="preserve">   Это не моё пожелание, а требование оформления специальных доступов</w:t>
+        <w:br/>
+        <w:t xml:space="preserve">   в Гизе и на Филе.</w:t>
+        <w:br/>
+        <w:br/>
+        <w:t>10. Диеты, аллергии, особенности по мобильности, особые пожелания.</w:t>
+        <w:br/>
+        <w:br/>
+        <w:t>Отдельно: по вашему вопросу о ночёвке внутри пирамиды. Формат со сном внутри</w:t>
+        <w:br/>
+        <w:t>официально не предоставляется. Существует только частный доступ на ограниченное</w:t>
+        <w:br/>
+        <w:t>время в ночном окне, его я запрашиваю. Письменный ответ ведомства приложу.</w:t>
+        <w:br/>
+        <w:br/>
+        <w:t>Отдельно по вашему графику: ваши замечания к ходовому времени в значительной части</w:t>
+        <w:br/>
+        <w:t>справедливы, исходный расчёт 27 января действительно не сходился. Разбор я подготовила</w:t>
+        <w:br/>
+        <w:t>и готова пройти по нему отдельно. Главное расхождение в том, что в новом графике резервы</w:t>
+        <w:br/>
+        <w:t>равны нулю, а прибытие судна в порт приравнено к началу торжественного ужина.</w:t>
+        <w:br/>
+        <w:t>Я предлагаю использовать вашу идею ночных переходов сильнее: не чтобы уместить больше,</w:t>
+        <w:br/>
+        <w:t>а чтобы вынести ожидание шлюза из вашего дня.</w:t>
+        <w:br/>
+        <w:br/>
+        <w:t>С уважением,</w:t>
+        <w:br/>
+        <w:t>Ксения</w:t>
+        <w:br/>
+        <w:t>La Royal Event</w:t>
       </w:r>
     </w:p>
     <w:sectPr>

--- a/egypt-jan-2027/Письма_и_контакты.docx
+++ b/egypt-jan-2027/Письма_и_контакты.docx
@@ -2972,6 +2972,60 @@
                 <w:sz w:val="19"/>
               </w:rPr>
               <w:t>это письмо определяет, какой вариант маршрута вы покупаете. Без ответа на вопрос о ночном движении нельзя выбрать между вариантом A и вариантом B1.</w:t>
+            </w:r>
+          </w:p>
+        </w:tc>
+      </w:tr>
+      <w:tr>
+        <w:tc>
+          <w:tcPr>
+            <w:tcW w:type="dxa" w:w="4929"/>
+            <w:shd w:val="clear" w:fill="F2F5FA"/>
+          </w:tcPr>
+          <w:p>
+            <w:pPr>
+              <w:spacing w:after="40"/>
+            </w:pPr>
+            <w:r>
+              <w:rPr>
+                <w:sz w:val="19"/>
+              </w:rPr>
+            </w:r>
+            <w:r>
+              <w:rPr>
+                <w:b/>
+                <w:sz w:val="19"/>
+              </w:rPr>
+              <w:t>ВЛОЖЕНИЕ</w:t>
+            </w:r>
+          </w:p>
+        </w:tc>
+        <w:tc>
+          <w:tcPr>
+            <w:tcW w:type="dxa" w:w="4929"/>
+            <w:shd w:val="clear" w:fill="F2F5FA"/>
+          </w:tcPr>
+          <w:p>
+            <w:pPr>
+              <w:spacing w:after="40"/>
+            </w:pPr>
+            <w:r>
+              <w:rPr>
+                <w:sz w:val="19"/>
+              </w:rPr>
+            </w:r>
+            <w:r>
+              <w:rPr>
+                <w:rFonts w:ascii="Consolas" w:hAnsi="Consolas"/>
+                <w:sz w:val="19"/>
+              </w:rPr>
+              <w:t>Приложение-к-письму-01_ТЗ-рабочий-салон.docx</w:t>
+            </w:r>
+            <w:r>
+              <w:rPr>
+                <w:sz w:val="19"/>
+              </w:rPr>
+              <w:t>. Отправлять обязательно: без него пункт 16 письма останется без ответа по существу</w:t>
             </w:r>
           </w:p>
         </w:tc>

--- a/egypt-jan-2027/Письма_и_контакты.docx
+++ b/egypt-jan-2027/Письма_и_контакты.docx
@@ -1534,6 +1534,1007 @@
       </w:r>
       <w:r>
         <w:t xml:space="preserve"> — по этому списку вы проверяете, полон ли ответ.</w:t>
+      </w:r>
+    </w:p>
+    <w:p>
+      <w:pPr>
+        <w:pBdr>
+          <w:bottom w:val="single" w:sz="6" w:space="1" w:color="BFBFBF"/>
+        </w:pBdr>
+        <w:spacing w:after="200"/>
+      </w:pPr>
+    </w:p>
+    <w:p>
+      <w:pPr>
+        <w:spacing w:before="320" w:after="120"/>
+      </w:pPr>
+      <w:r>
+        <w:rPr>
+          <w:b/>
+          <w:color w:val="1F3864"/>
+          <w:sz w:val="29"/>
+        </w:rPr>
+        <w:t>НАЙДЕННЫЕ КОНТАКТЫ И ИХ НАДЁЖНОСТЬ</w:t>
+      </w:r>
+    </w:p>
+    <w:p>
+      <w:r>
+        <w:rPr>
+          <w:b/>
+        </w:rPr>
+        <w:t>Важная оговорка.</w:t>
+      </w:r>
+      <w:r>
+        <w:t xml:space="preserve"> Официальные сайты Mandarin Oriental, Oberoi, Abercrombie &amp; Kent и Marriott недоступны для прямой проверки из нашей среды. Поэтому адреса ниже взяты из поисковых результатов и B2B-справочников, а не со страниц Contact самих поставщиков. Перед отправкой важного письма </w:t>
+      </w:r>
+      <w:r>
+        <w:rPr>
+          <w:b/>
+        </w:rPr>
+        <w:t>подтвердите адрес звонком</w:t>
+      </w:r>
+      <w:r>
+        <w:t>. В Египте телефон для деловой переписки работает надёжнее почты: звоните на ресепшн и просите адрес нужного отдела.</w:t>
+      </w:r>
+    </w:p>
+    <w:tbl>
+      <w:tblPr>
+        <w:tblStyle w:val="TableGrid"/>
+        <w:tblW w:type="auto" w:w="0"/>
+        <w:jc w:val="center"/>
+        <w:tblLook w:firstColumn="1" w:firstRow="1" w:lastColumn="0" w:lastRow="0" w:noHBand="0" w:noVBand="1" w:val="04A0"/>
+      </w:tblPr>
+      <w:tblGrid>
+        <w:gridCol w:w="3286"/>
+        <w:gridCol w:w="3286"/>
+        <w:gridCol w:w="3286"/>
+      </w:tblGrid>
+      <w:tr>
+        <w:tc>
+          <w:tcPr>
+            <w:tcW w:type="dxa" w:w="3286"/>
+            <w:shd w:val="clear" w:fill="1F3864"/>
+          </w:tcPr>
+          <w:p>
+            <w:pPr>
+              <w:spacing w:after="40"/>
+            </w:pPr>
+            <w:r>
+              <w:rPr>
+                <w:b/>
+                <w:color w:val="FFFFFF"/>
+                <w:sz w:val="19"/>
+              </w:rPr>
+            </w:r>
+            <w:r>
+              <w:rPr>
+                <w:b/>
+                <w:color w:val="FFFFFF"/>
+                <w:sz w:val="19"/>
+              </w:rPr>
+              <w:t>Получатель</w:t>
+            </w:r>
+          </w:p>
+        </w:tc>
+        <w:tc>
+          <w:tcPr>
+            <w:tcW w:type="dxa" w:w="3286"/>
+            <w:shd w:val="clear" w:fill="1F3864"/>
+          </w:tcPr>
+          <w:p>
+            <w:pPr>
+              <w:spacing w:after="40"/>
+            </w:pPr>
+            <w:r>
+              <w:rPr>
+                <w:b/>
+                <w:color w:val="FFFFFF"/>
+                <w:sz w:val="19"/>
+              </w:rPr>
+            </w:r>
+            <w:r>
+              <w:rPr>
+                <w:b/>
+                <w:color w:val="FFFFFF"/>
+                <w:sz w:val="19"/>
+              </w:rPr>
+              <w:t>Контакт</w:t>
+            </w:r>
+          </w:p>
+        </w:tc>
+        <w:tc>
+          <w:tcPr>
+            <w:tcW w:type="dxa" w:w="3286"/>
+            <w:shd w:val="clear" w:fill="1F3864"/>
+          </w:tcPr>
+          <w:p>
+            <w:pPr>
+              <w:spacing w:after="40"/>
+            </w:pPr>
+            <w:r>
+              <w:rPr>
+                <w:b/>
+                <w:color w:val="FFFFFF"/>
+                <w:sz w:val="19"/>
+              </w:rPr>
+            </w:r>
+            <w:r>
+              <w:rPr>
+                <w:b/>
+                <w:color w:val="FFFFFF"/>
+                <w:sz w:val="19"/>
+              </w:rPr>
+              <w:t>Надёжность</w:t>
+            </w:r>
+          </w:p>
+        </w:tc>
+      </w:tr>
+      <w:tr>
+        <w:tc>
+          <w:tcPr>
+            <w:tcW w:type="dxa" w:w="3286"/>
+          </w:tcPr>
+          <w:p>
+            <w:pPr>
+              <w:spacing w:after="40"/>
+            </w:pPr>
+            <w:r>
+              <w:rPr>
+                <w:sz w:val="19"/>
+              </w:rPr>
+            </w:r>
+            <w:r>
+              <w:rPr>
+                <w:b/>
+                <w:sz w:val="19"/>
+              </w:rPr>
+              <w:t>Oberoi Philae / Oberoi Zahra</w:t>
+            </w:r>
+          </w:p>
+        </w:tc>
+        <w:tc>
+          <w:tcPr>
+            <w:tcW w:type="dxa" w:w="3286"/>
+          </w:tcPr>
+          <w:p>
+            <w:pPr>
+              <w:spacing w:after="40"/>
+            </w:pPr>
+            <w:r>
+              <w:rPr>
+                <w:sz w:val="19"/>
+              </w:rPr>
+            </w:r>
+            <w:r>
+              <w:rPr>
+                <w:rFonts w:ascii="Consolas" w:hAnsi="Consolas"/>
+                <w:sz w:val="19"/>
+              </w:rPr>
+              <w:t>reservations@oberoigroup.com</w:t>
+            </w:r>
+            <w:r>
+              <w:rPr>
+                <w:sz w:val="19"/>
+              </w:rPr>
+              <w:t xml:space="preserve"> — центральная служба бронирования группы Oberoi</w:t>
+            </w:r>
+          </w:p>
+        </w:tc>
+        <w:tc>
+          <w:tcPr>
+            <w:tcW w:type="dxa" w:w="3286"/>
+          </w:tcPr>
+          <w:p>
+            <w:pPr>
+              <w:spacing w:after="40"/>
+            </w:pPr>
+            <w:r>
+              <w:rPr>
+                <w:sz w:val="19"/>
+              </w:rPr>
+            </w:r>
+            <w:r>
+              <w:rPr>
+                <w:sz w:val="19"/>
+              </w:rPr>
+              <w:t>высокая, адрес широко публикуется</w:t>
+            </w:r>
+          </w:p>
+        </w:tc>
+      </w:tr>
+      <w:tr>
+        <w:tc>
+          <w:tcPr>
+            <w:tcW w:type="dxa" w:w="3286"/>
+            <w:shd w:val="clear" w:fill="F2F5FA"/>
+          </w:tcPr>
+          <w:p>
+            <w:pPr>
+              <w:spacing w:after="40"/>
+            </w:pPr>
+            <w:r>
+              <w:rPr>
+                <w:sz w:val="19"/>
+              </w:rPr>
+            </w:r>
+            <w:r>
+              <w:rPr>
+                <w:b/>
+                <w:sz w:val="19"/>
+              </w:rPr>
+              <w:t>Marriott Mena House, Cairo</w:t>
+            </w:r>
+          </w:p>
+        </w:tc>
+        <w:tc>
+          <w:tcPr>
+            <w:tcW w:type="dxa" w:w="3286"/>
+            <w:shd w:val="clear" w:fill="F2F5FA"/>
+          </w:tcPr>
+          <w:p>
+            <w:pPr>
+              <w:spacing w:after="40"/>
+            </w:pPr>
+            <w:r>
+              <w:rPr>
+                <w:sz w:val="19"/>
+              </w:rPr>
+            </w:r>
+            <w:r>
+              <w:rPr>
+                <w:rFonts w:ascii="Consolas" w:hAnsi="Consolas"/>
+                <w:sz w:val="19"/>
+              </w:rPr>
+              <w:t>mhrs.caimn.reservations@marriott.com</w:t>
+            </w:r>
+            <w:r>
+              <w:rPr>
+                <w:sz w:val="19"/>
+              </w:rPr>
+              <w:t xml:space="preserve">, </w:t>
+            </w:r>
+            <w:r>
+              <w:rPr>
+                <w:rFonts w:ascii="Consolas" w:hAnsi="Consolas"/>
+                <w:sz w:val="19"/>
+              </w:rPr>
+              <w:t>mhrs.caimn.guestrelations@marriott.com</w:t>
+            </w:r>
+            <w:r>
+              <w:rPr>
+                <w:sz w:val="19"/>
+              </w:rPr>
+              <w:t>. Телефон +20 2 3377 3222, факс +20 2 3377 5411. Код отеля CAIMN</w:t>
+            </w:r>
+          </w:p>
+        </w:tc>
+        <w:tc>
+          <w:tcPr>
+            <w:tcW w:type="dxa" w:w="3286"/>
+            <w:shd w:val="clear" w:fill="F2F5FA"/>
+          </w:tcPr>
+          <w:p>
+            <w:pPr>
+              <w:spacing w:after="40"/>
+            </w:pPr>
+            <w:r>
+              <w:rPr>
+                <w:sz w:val="19"/>
+              </w:rPr>
+            </w:r>
+            <w:r>
+              <w:rPr>
+                <w:sz w:val="19"/>
+              </w:rPr>
+              <w:t>высокая: формат соответствует стандарту Marriott, код отеля подтверждён по URL на marriott.com</w:t>
+            </w:r>
+          </w:p>
+        </w:tc>
+      </w:tr>
+      <w:tr>
+        <w:tc>
+          <w:tcPr>
+            <w:tcW w:type="dxa" w:w="3286"/>
+          </w:tcPr>
+          <w:p>
+            <w:pPr>
+              <w:spacing w:after="40"/>
+            </w:pPr>
+            <w:r>
+              <w:rPr>
+                <w:sz w:val="19"/>
+              </w:rPr>
+            </w:r>
+            <w:r>
+              <w:rPr>
+                <w:b/>
+                <w:sz w:val="19"/>
+              </w:rPr>
+              <w:t>Mövenpick Resort Aswan</w:t>
+            </w:r>
+          </w:p>
+        </w:tc>
+        <w:tc>
+          <w:tcPr>
+            <w:tcW w:type="dxa" w:w="3286"/>
+          </w:tcPr>
+          <w:p>
+            <w:pPr>
+              <w:spacing w:after="40"/>
+            </w:pPr>
+            <w:r>
+              <w:rPr>
+                <w:sz w:val="19"/>
+              </w:rPr>
+            </w:r>
+            <w:r>
+              <w:rPr>
+                <w:rFonts w:ascii="Consolas" w:hAnsi="Consolas"/>
+                <w:sz w:val="19"/>
+              </w:rPr>
+              <w:t>resort.aswan@movenpick.com</w:t>
+            </w:r>
+            <w:r>
+              <w:rPr>
+                <w:sz w:val="19"/>
+              </w:rPr>
+              <w:t>. Телефон +20 97 245 4455</w:t>
+            </w:r>
+          </w:p>
+        </w:tc>
+        <w:tc>
+          <w:tcPr>
+            <w:tcW w:type="dxa" w:w="3286"/>
+          </w:tcPr>
+          <w:p>
+            <w:pPr>
+              <w:spacing w:after="40"/>
+            </w:pPr>
+            <w:r>
+              <w:rPr>
+                <w:sz w:val="19"/>
+              </w:rPr>
+            </w:r>
+            <w:r>
+              <w:rPr>
+                <w:sz w:val="19"/>
+              </w:rPr>
+              <w:t>средняя, формат соответствует стандарту Mövenpick</w:t>
+            </w:r>
+          </w:p>
+        </w:tc>
+      </w:tr>
+      <w:tr>
+        <w:tc>
+          <w:tcPr>
+            <w:tcW w:type="dxa" w:w="3286"/>
+            <w:shd w:val="clear" w:fill="F2F5FA"/>
+          </w:tcPr>
+          <w:p>
+            <w:pPr>
+              <w:spacing w:after="40"/>
+            </w:pPr>
+            <w:r>
+              <w:rPr>
+                <w:sz w:val="19"/>
+              </w:rPr>
+            </w:r>
+            <w:r>
+              <w:rPr>
+                <w:b/>
+                <w:sz w:val="19"/>
+              </w:rPr>
+              <w:t>Hilton Luxor Resort &amp; Spa</w:t>
+            </w:r>
+          </w:p>
+        </w:tc>
+        <w:tc>
+          <w:tcPr>
+            <w:tcW w:type="dxa" w:w="3286"/>
+            <w:shd w:val="clear" w:fill="F2F5FA"/>
+          </w:tcPr>
+          <w:p>
+            <w:pPr>
+              <w:spacing w:after="40"/>
+            </w:pPr>
+            <w:r>
+              <w:rPr>
+                <w:sz w:val="19"/>
+              </w:rPr>
+            </w:r>
+            <w:r>
+              <w:rPr>
+                <w:sz w:val="19"/>
+              </w:rPr>
+              <w:t xml:space="preserve">Телефон +20 95 239 9999. Код отеля LUXHITW. Адрес отдела групп не подтверждён, </w:t>
+            </w:r>
+            <w:r>
+              <w:rPr>
+                <w:b/>
+                <w:sz w:val="19"/>
+              </w:rPr>
+              <w:t>не угадывать</w:t>
+            </w:r>
+          </w:p>
+        </w:tc>
+        <w:tc>
+          <w:tcPr>
+            <w:tcW w:type="dxa" w:w="3286"/>
+            <w:shd w:val="clear" w:fill="F2F5FA"/>
+          </w:tcPr>
+          <w:p>
+            <w:pPr>
+              <w:spacing w:after="40"/>
+            </w:pPr>
+            <w:r>
+              <w:rPr>
+                <w:sz w:val="19"/>
+              </w:rPr>
+            </w:r>
+            <w:r>
+              <w:rPr>
+                <w:sz w:val="19"/>
+              </w:rPr>
+              <w:t>телефон средняя, почта не найдена</w:t>
+            </w:r>
+          </w:p>
+        </w:tc>
+      </w:tr>
+      <w:tr>
+        <w:tc>
+          <w:tcPr>
+            <w:tcW w:type="dxa" w:w="3286"/>
+          </w:tcPr>
+          <w:p>
+            <w:pPr>
+              <w:spacing w:after="40"/>
+            </w:pPr>
+            <w:r>
+              <w:rPr>
+                <w:sz w:val="19"/>
+              </w:rPr>
+            </w:r>
+            <w:r>
+              <w:rPr>
+                <w:b/>
+                <w:sz w:val="19"/>
+              </w:rPr>
+              <w:t>Mandarin Oriental, Old Cataract, Aswan</w:t>
+            </w:r>
+          </w:p>
+        </w:tc>
+        <w:tc>
+          <w:tcPr>
+            <w:tcW w:type="dxa" w:w="3286"/>
+          </w:tcPr>
+          <w:p>
+            <w:pPr>
+              <w:spacing w:after="40"/>
+            </w:pPr>
+            <w:r>
+              <w:rPr>
+                <w:sz w:val="19"/>
+              </w:rPr>
+            </w:r>
+            <w:r>
+              <w:rPr>
+                <w:sz w:val="19"/>
+              </w:rPr>
+              <w:t>Адрес не найден. Действовать через форму на mandarinoriental.com/en/aswan/old-cataract/contact-us либо звонком на ресепшн с просьбой дать адрес Events &amp; Catering</w:t>
+            </w:r>
+          </w:p>
+        </w:tc>
+        <w:tc>
+          <w:tcPr>
+            <w:tcW w:type="dxa" w:w="3286"/>
+          </w:tcPr>
+          <w:p>
+            <w:pPr>
+              <w:spacing w:after="40"/>
+            </w:pPr>
+            <w:r>
+              <w:rPr>
+                <w:sz w:val="19"/>
+              </w:rPr>
+            </w:r>
+            <w:r>
+              <w:rPr>
+                <w:sz w:val="19"/>
+              </w:rPr>
+              <w:t>адрес не найден</w:t>
+            </w:r>
+          </w:p>
+        </w:tc>
+      </w:tr>
+      <w:tr>
+        <w:tc>
+          <w:tcPr>
+            <w:tcW w:type="dxa" w:w="3286"/>
+            <w:shd w:val="clear" w:fill="F2F5FA"/>
+          </w:tcPr>
+          <w:p>
+            <w:pPr>
+              <w:spacing w:after="40"/>
+            </w:pPr>
+            <w:r>
+              <w:rPr>
+                <w:sz w:val="19"/>
+              </w:rPr>
+            </w:r>
+            <w:r>
+              <w:rPr>
+                <w:b/>
+                <w:sz w:val="19"/>
+              </w:rPr>
+              <w:t>Abercrombie &amp; Kent Egypt / Sun Boat III</w:t>
+            </w:r>
+          </w:p>
+        </w:tc>
+        <w:tc>
+          <w:tcPr>
+            <w:tcW w:type="dxa" w:w="3286"/>
+            <w:shd w:val="clear" w:fill="F2F5FA"/>
+          </w:tcPr>
+          <w:p>
+            <w:pPr>
+              <w:spacing w:after="40"/>
+            </w:pPr>
+            <w:r>
+              <w:rPr>
+                <w:sz w:val="19"/>
+              </w:rPr>
+            </w:r>
+            <w:r>
+              <w:rPr>
+                <w:sz w:val="19"/>
+              </w:rPr>
+              <w:t>Офис: 2 Talaat Harb, 7-й этаж, Каир. Телефоны +20 2 2394 7701 и +20 2 2394 7777. Домен переписки abercrombiekent.com.eg. Также у A&amp;K есть подразделение AKDMC MICE</w:t>
+            </w:r>
+          </w:p>
+        </w:tc>
+        <w:tc>
+          <w:tcPr>
+            <w:tcW w:type="dxa" w:w="3286"/>
+            <w:shd w:val="clear" w:fill="F2F5FA"/>
+          </w:tcPr>
+          <w:p>
+            <w:pPr>
+              <w:spacing w:after="40"/>
+            </w:pPr>
+            <w:r>
+              <w:rPr>
+                <w:sz w:val="19"/>
+              </w:rPr>
+            </w:r>
+            <w:r>
+              <w:rPr>
+                <w:sz w:val="19"/>
+              </w:rPr>
+              <w:t>телефоны средняя. Персональный адрес из справочника не используем, звоним и просим отдел чартеров</w:t>
+            </w:r>
+          </w:p>
+        </w:tc>
+      </w:tr>
+      <w:tr>
+        <w:tc>
+          <w:tcPr>
+            <w:tcW w:type="dxa" w:w="3286"/>
+          </w:tcPr>
+          <w:p>
+            <w:pPr>
+              <w:spacing w:after="40"/>
+            </w:pPr>
+            <w:r>
+              <w:rPr>
+                <w:sz w:val="19"/>
+              </w:rPr>
+            </w:r>
+            <w:r>
+              <w:rPr>
+                <w:b/>
+                <w:sz w:val="19"/>
+              </w:rPr>
+              <w:t>EgyptAir, группы</w:t>
+            </w:r>
+          </w:p>
+        </w:tc>
+        <w:tc>
+          <w:tcPr>
+            <w:tcW w:type="dxa" w:w="3286"/>
+          </w:tcPr>
+          <w:p>
+            <w:pPr>
+              <w:spacing w:after="40"/>
+            </w:pPr>
+            <w:r>
+              <w:rPr>
+                <w:sz w:val="19"/>
+              </w:rPr>
+            </w:r>
+            <w:r>
+              <w:rPr>
+                <w:sz w:val="19"/>
+              </w:rPr>
+              <w:t>Официальная форма группового запроса: egyptair.com/en/Book/Pages/Group-Reservation.aspx. Минимум для группового тарифа 10 пассажиров</w:t>
+            </w:r>
+          </w:p>
+        </w:tc>
+        <w:tc>
+          <w:tcPr>
+            <w:tcW w:type="dxa" w:w="3286"/>
+          </w:tcPr>
+          <w:p>
+            <w:pPr>
+              <w:spacing w:after="40"/>
+            </w:pPr>
+            <w:r>
+              <w:rPr>
+                <w:sz w:val="19"/>
+              </w:rPr>
+            </w:r>
+            <w:r>
+              <w:rPr>
+                <w:sz w:val="19"/>
+              </w:rPr>
+              <w:t>высокая, форма на официальном сайте</w:t>
+            </w:r>
+          </w:p>
+        </w:tc>
+      </w:tr>
+      <w:tr>
+        <w:tc>
+          <w:tcPr>
+            <w:tcW w:type="dxa" w:w="3286"/>
+            <w:shd w:val="clear" w:fill="F2F5FA"/>
+          </w:tcPr>
+          <w:p>
+            <w:pPr>
+              <w:spacing w:after="40"/>
+            </w:pPr>
+            <w:r>
+              <w:rPr>
+                <w:sz w:val="19"/>
+              </w:rPr>
+            </w:r>
+            <w:r>
+              <w:rPr>
+                <w:b/>
+                <w:sz w:val="19"/>
+              </w:rPr>
+              <w:t>Билеты в Большой Египетский музей</w:t>
+            </w:r>
+          </w:p>
+        </w:tc>
+        <w:tc>
+          <w:tcPr>
+            <w:tcW w:type="dxa" w:w="3286"/>
+            <w:shd w:val="clear" w:fill="F2F5FA"/>
+          </w:tcPr>
+          <w:p>
+            <w:pPr>
+              <w:spacing w:after="40"/>
+            </w:pPr>
+            <w:r>
+              <w:rPr>
+                <w:sz w:val="19"/>
+              </w:rPr>
+            </w:r>
+            <w:r>
+              <w:rPr>
+                <w:sz w:val="19"/>
+              </w:rPr>
+              <w:t>visit-gem.com, единственный легальный продавец</w:t>
+            </w:r>
+          </w:p>
+        </w:tc>
+        <w:tc>
+          <w:tcPr>
+            <w:tcW w:type="dxa" w:w="3286"/>
+            <w:shd w:val="clear" w:fill="F2F5FA"/>
+          </w:tcPr>
+          <w:p>
+            <w:pPr>
+              <w:spacing w:after="40"/>
+            </w:pPr>
+            <w:r>
+              <w:rPr>
+                <w:sz w:val="19"/>
+              </w:rPr>
+            </w:r>
+            <w:r>
+              <w:rPr>
+                <w:sz w:val="19"/>
+              </w:rPr>
+              <w:t>высокая</w:t>
+            </w:r>
+          </w:p>
+        </w:tc>
+      </w:tr>
+      <w:tr>
+        <w:tc>
+          <w:tcPr>
+            <w:tcW w:type="dxa" w:w="3286"/>
+          </w:tcPr>
+          <w:p>
+            <w:pPr>
+              <w:spacing w:after="40"/>
+            </w:pPr>
+            <w:r>
+              <w:rPr>
+                <w:sz w:val="19"/>
+              </w:rPr>
+            </w:r>
+            <w:r>
+              <w:rPr>
+                <w:b/>
+                <w:sz w:val="19"/>
+              </w:rPr>
+              <w:t>Билеты на памятники</w:t>
+            </w:r>
+          </w:p>
+        </w:tc>
+        <w:tc>
+          <w:tcPr>
+            <w:tcW w:type="dxa" w:w="3286"/>
+          </w:tcPr>
+          <w:p>
+            <w:pPr>
+              <w:spacing w:after="40"/>
+            </w:pPr>
+            <w:r>
+              <w:rPr>
+                <w:sz w:val="19"/>
+              </w:rPr>
+            </w:r>
+            <w:r>
+              <w:rPr>
+                <w:sz w:val="19"/>
+              </w:rPr>
+              <w:t>egymonuments.gov.eg и egymonuments.com</w:t>
+            </w:r>
+          </w:p>
+        </w:tc>
+        <w:tc>
+          <w:tcPr>
+            <w:tcW w:type="dxa" w:w="3286"/>
+          </w:tcPr>
+          <w:p>
+            <w:pPr>
+              <w:spacing w:after="40"/>
+            </w:pPr>
+            <w:r>
+              <w:rPr>
+                <w:sz w:val="19"/>
+              </w:rPr>
+            </w:r>
+            <w:r>
+              <w:rPr>
+                <w:sz w:val="19"/>
+              </w:rPr>
+              <w:t>высокая</w:t>
+            </w:r>
+          </w:p>
+        </w:tc>
+      </w:tr>
+      <w:tr>
+        <w:tc>
+          <w:tcPr>
+            <w:tcW w:type="dxa" w:w="3286"/>
+            <w:shd w:val="clear" w:fill="F2F5FA"/>
+          </w:tcPr>
+          <w:p>
+            <w:pPr>
+              <w:spacing w:after="40"/>
+            </w:pPr>
+            <w:r>
+              <w:rPr>
+                <w:sz w:val="19"/>
+              </w:rPr>
+            </w:r>
+            <w:r>
+              <w:rPr>
+                <w:b/>
+                <w:sz w:val="19"/>
+              </w:rPr>
+              <w:t>Подрядчик спецдоступов: Гиза, Филе</w:t>
+            </w:r>
+          </w:p>
+        </w:tc>
+        <w:tc>
+          <w:tcPr>
+            <w:tcW w:type="dxa" w:w="3286"/>
+            <w:shd w:val="clear" w:fill="F2F5FA"/>
+          </w:tcPr>
+          <w:p>
+            <w:pPr>
+              <w:spacing w:after="40"/>
+            </w:pPr>
+            <w:r>
+              <w:rPr>
+                <w:sz w:val="19"/>
+              </w:rPr>
+            </w:r>
+            <w:r>
+              <w:rPr>
+                <w:sz w:val="19"/>
+              </w:rPr>
+              <w:t>Единого официального адреса не существует. Эти услуги оформляются только через лицензированные компании с доступом к разрешительным органам. Запросите контакт у 2–3 DMC и потребуйте примеры ранее оформленных ночных разрешений</w:t>
+            </w:r>
+          </w:p>
+        </w:tc>
+        <w:tc>
+          <w:tcPr>
+            <w:tcW w:type="dxa" w:w="3286"/>
+            <w:shd w:val="clear" w:fill="F2F5FA"/>
+          </w:tcPr>
+          <w:p>
+            <w:pPr>
+              <w:spacing w:after="40"/>
+            </w:pPr>
+            <w:r>
+              <w:rPr>
+                <w:sz w:val="19"/>
+              </w:rPr>
+            </w:r>
+            <w:r>
+              <w:rPr>
+                <w:sz w:val="19"/>
+              </w:rPr>
+              <w:t>получать через DMC</w:t>
+            </w:r>
+          </w:p>
+        </w:tc>
+      </w:tr>
+      <w:tr>
+        <w:tc>
+          <w:tcPr>
+            <w:tcW w:type="dxa" w:w="3286"/>
+          </w:tcPr>
+          <w:p>
+            <w:pPr>
+              <w:spacing w:after="40"/>
+            </w:pPr>
+            <w:r>
+              <w:rPr>
+                <w:sz w:val="19"/>
+              </w:rPr>
+            </w:r>
+            <w:r>
+              <w:rPr>
+                <w:b/>
+                <w:sz w:val="19"/>
+              </w:rPr>
+              <w:t>Оператор воздушных шаров, Луксор</w:t>
+            </w:r>
+          </w:p>
+        </w:tc>
+        <w:tc>
+          <w:tcPr>
+            <w:tcW w:type="dxa" w:w="3286"/>
+          </w:tcPr>
+          <w:p>
+            <w:pPr>
+              <w:spacing w:after="40"/>
+            </w:pPr>
+            <w:r>
+              <w:rPr>
+                <w:sz w:val="19"/>
+              </w:rPr>
+            </w:r>
+            <w:r>
+              <w:rPr>
+                <w:sz w:val="19"/>
+              </w:rPr>
+              <w:t>Единого официального реестра в открытом доступе нет. Получить список лицензированных операторов у DMC и проверить лицензию Управления гражданской авиации Египта</w:t>
+            </w:r>
+          </w:p>
+        </w:tc>
+        <w:tc>
+          <w:tcPr>
+            <w:tcW w:type="dxa" w:w="3286"/>
+          </w:tcPr>
+          <w:p>
+            <w:pPr>
+              <w:spacing w:after="40"/>
+            </w:pPr>
+            <w:r>
+              <w:rPr>
+                <w:sz w:val="19"/>
+              </w:rPr>
+            </w:r>
+            <w:r>
+              <w:rPr>
+                <w:sz w:val="19"/>
+              </w:rPr>
+              <w:t>получать через DMC</w:t>
+            </w:r>
+          </w:p>
+        </w:tc>
+      </w:tr>
+      <w:tr>
+        <w:tc>
+          <w:tcPr>
+            <w:tcW w:type="dxa" w:w="3286"/>
+            <w:shd w:val="clear" w:fill="F2F5FA"/>
+          </w:tcPr>
+          <w:p>
+            <w:pPr>
+              <w:spacing w:after="40"/>
+            </w:pPr>
+            <w:r>
+              <w:rPr>
+                <w:sz w:val="19"/>
+              </w:rPr>
+            </w:r>
+            <w:r>
+              <w:rPr>
+                <w:b/>
+                <w:sz w:val="19"/>
+              </w:rPr>
+              <w:t>Дахабии</w:t>
+            </w:r>
+          </w:p>
+        </w:tc>
+        <w:tc>
+          <w:tcPr>
+            <w:tcW w:type="dxa" w:w="3286"/>
+            <w:shd w:val="clear" w:fill="F2F5FA"/>
+          </w:tcPr>
+          <w:p>
+            <w:pPr>
+              <w:spacing w:after="40"/>
+            </w:pPr>
+            <w:r>
+              <w:rPr>
+                <w:sz w:val="19"/>
+              </w:rPr>
+            </w:r>
+            <w:r>
+              <w:rPr>
+                <w:sz w:val="19"/>
+              </w:rPr>
+              <w:t>Контакты брать на сайте каждого оператора. Учтите: A&amp;K владеет также Zein Nile Chateau, то есть часть дахабий запрашивается через A&amp;K</w:t>
+            </w:r>
+          </w:p>
+        </w:tc>
+        <w:tc>
+          <w:tcPr>
+            <w:tcW w:type="dxa" w:w="3286"/>
+            <w:shd w:val="clear" w:fill="F2F5FA"/>
+          </w:tcPr>
+          <w:p>
+            <w:pPr>
+              <w:spacing w:after="40"/>
+            </w:pPr>
+            <w:r>
+              <w:rPr>
+                <w:sz w:val="19"/>
+              </w:rPr>
+            </w:r>
+            <w:r>
+              <w:rPr>
+                <w:sz w:val="19"/>
+              </w:rPr>
+              <w:t>проверять по каждому борту</w:t>
+            </w:r>
+          </w:p>
+        </w:tc>
+      </w:tr>
+    </w:tbl>
+    <w:p>
+      <w:pPr>
+        <w:spacing w:after="80"/>
+      </w:pPr>
+    </w:p>
+    <w:p>
+      <w:r>
+        <w:rPr>
+          <w:b/>
+        </w:rPr>
+        <w:t>Вывод по контактам.</w:t>
+      </w:r>
+      <w:r>
+        <w:t xml:space="preserve"> Три адреса можно использовать сразу: Oberoi, Marriott и Mövenpick. По Old Cataract, Hilton и A&amp;K сначала звонок, потом письмо. По спецдоступам и шару адреса получаются только через принимающую компанию, поэтому письмо 02 по факту разблокирует письма 03, 04 и 09.</w:t>
       </w:r>
     </w:p>
     <w:p>
